--- a/5_项目交付/天遂税务师事务所AI数字化/生成产物/天遂税务师事务所AI数字化方案_v2.docx
+++ b/5_项目交付/天遂税务师事务所AI数字化/生成产物/天遂税务师事务所AI数字化方案_v2.docx
@@ -7,7 +7,7 @@
         <w:pStyle w:val="Heading1"/>
       </w:pPr>
       <w:r>
-        <w:t>天遂税务师事务所AI数字化建设方案</w:t>
+        <w:t>税务师事务所AI数字化系统建设方案</w:t>
       </w:r>
     </w:p>
     <w:p>
@@ -24,7 +24,7 @@
           <w:color w:val="666666"/>
           <w:sz w:val="20"/>
         </w:rPr>
-        <w:t>版本：v2（基于诊断结构化输出重构）</w:t>
+        <w:t>版本：V2（基于方案1完善）</w:t>
       </w:r>
     </w:p>
     <w:p>
@@ -41,7 +41,7 @@
           <w:color w:val="666666"/>
           <w:sz w:val="20"/>
         </w:rPr>
-        <w:t>日期：2026-07-13</w:t>
+        <w:t>日期：2026年7月</w:t>
       </w:r>
     </w:p>
     <w:p>
@@ -58,7 +58,7 @@
           <w:color w:val="666666"/>
           <w:sz w:val="20"/>
         </w:rPr>
-        <w:t>预算约束：10万以内（首期）+ 陪跑（持续）</w:t>
+        <w:t>标签：私有化部署 | 明道云底座 | 企微统一入口 | AI赋能合规执业</w:t>
       </w:r>
     </w:p>
     <w:p>
@@ -77,7 +77,15 @@
         <w:pStyle w:val="Heading2"/>
       </w:pPr>
       <w:r>
-        <w:t>一、诊断摘要</w:t>
+        <w:t>一、项目背景与建设目标</w:t>
+      </w:r>
+    </w:p>
+    <w:p>
+      <w:pPr>
+        <w:pStyle w:val="Heading3"/>
+      </w:pPr>
+      <w:r>
+        <w:t>（一）项目背景</w:t>
       </w:r>
     </w:p>
     <w:p>
@@ -88,198 +96,57 @@
         <w:rPr>
           <w:sz w:val="21"/>
         </w:rPr>
-        <w:t>基于线下沟通和结构化诊断，天遂税务师事务所的核心画像如下：</w:t>
+        <w:t>贵所作为服务大型稳定客户的税务师事务所，在数字化转型中面临以下核心挑战：</w:t>
       </w:r>
     </w:p>
-    <w:tbl>
-      <w:tblPr>
-        <w:tblStyle w:val="LightGrid-Accent1"/>
-        <w:tblW w:type="auto" w:w="0"/>
-        <w:jc w:val="center"/>
-        <w:tblLook w:firstColumn="1" w:firstRow="1" w:lastColumn="0" w:lastRow="0" w:noHBand="0" w:noVBand="1" w:val="04A0"/>
-      </w:tblPr>
-      <w:tblGrid>
-        <w:gridCol w:w="4703"/>
-        <w:gridCol w:w="4703"/>
-      </w:tblGrid>
-      <w:tr>
-        <w:tc>
-          <w:tcPr>
-            <w:tcW w:type="dxa" w:w="4703"/>
-            <w:shd w:fill="4472C4" w:val="clear"/>
-          </w:tcPr>
-          <w:p>
-            <w:pPr/>
-            <w:r>
-              <w:rPr>
-                <w:b/>
-                <w:color w:val="FFFFFF"/>
-                <w:sz w:val="18"/>
-              </w:rPr>
-              <w:t>维度</w:t>
-            </w:r>
-          </w:p>
-        </w:tc>
-        <w:tc>
-          <w:tcPr>
-            <w:tcW w:type="dxa" w:w="4703"/>
-            <w:shd w:fill="4472C4" w:val="clear"/>
-          </w:tcPr>
-          <w:p>
-            <w:pPr/>
-            <w:r>
-              <w:rPr>
-                <w:b/>
-                <w:color w:val="FFFFFF"/>
-                <w:sz w:val="18"/>
-              </w:rPr>
-              <w:t>现状</w:t>
-            </w:r>
-          </w:p>
-        </w:tc>
-      </w:tr>
-      <w:tr>
-        <w:tc>
-          <w:tcPr>
-            <w:tcW w:type="dxa" w:w="4703"/>
-          </w:tcPr>
-          <w:p>
-            <w:r>
-              <w:rPr>
-                <w:sz w:val="18"/>
-              </w:rPr>
-              <w:t>团队</w:t>
-            </w:r>
-          </w:p>
-        </w:tc>
-        <w:tc>
-          <w:tcPr>
-            <w:tcW w:type="dxa" w:w="4703"/>
-          </w:tcPr>
-          <w:p>
-            <w:r>
-              <w:rPr>
-                <w:sz w:val="18"/>
-              </w:rPr>
-              <w:t>20+人，95%为专业交付团队，管理极轻（老板+2副总+1市场+1行政）</w:t>
-            </w:r>
-          </w:p>
-        </w:tc>
-      </w:tr>
-      <w:tr>
-        <w:tc>
-          <w:tcPr>
-            <w:tcW w:type="dxa" w:w="4703"/>
-          </w:tcPr>
-          <w:p>
-            <w:r>
-              <w:rPr>
-                <w:sz w:val="18"/>
-              </w:rPr>
-              <w:t>业务</w:t>
-            </w:r>
-          </w:p>
-        </w:tc>
-        <w:tc>
-          <w:tcPr>
-            <w:tcW w:type="dxa" w:w="4703"/>
-          </w:tcPr>
-          <w:p>
-            <w:r>
-              <w:rPr>
-                <w:sz w:val="18"/>
-              </w:rPr>
-              <w:t>鉴证、税务报告、咨询、筹划，服务上市公司/国央企/军工企业</w:t>
-            </w:r>
-          </w:p>
-        </w:tc>
-      </w:tr>
-      <w:tr>
-        <w:tc>
-          <w:tcPr>
-            <w:tcW w:type="dxa" w:w="4703"/>
-          </w:tcPr>
-          <w:p>
-            <w:r>
-              <w:rPr>
-                <w:sz w:val="18"/>
-              </w:rPr>
-              <w:t>获客</w:t>
-            </w:r>
-          </w:p>
-        </w:tc>
-        <w:tc>
-          <w:tcPr>
-            <w:tcW w:type="dxa" w:w="4703"/>
-          </w:tcPr>
-          <w:p>
-            <w:r>
-              <w:rPr>
-                <w:sz w:val="18"/>
-              </w:rPr>
-              <w:t>口碑获客（政府朋友/老朋友介绍），客户数量不多但质量高</w:t>
-            </w:r>
-          </w:p>
-        </w:tc>
-      </w:tr>
-      <w:tr>
-        <w:tc>
-          <w:tcPr>
-            <w:tcW w:type="dxa" w:w="4703"/>
-          </w:tcPr>
-          <w:p>
-            <w:r>
-              <w:rPr>
-                <w:sz w:val="18"/>
-              </w:rPr>
-              <w:t>IT基础</w:t>
-            </w:r>
-          </w:p>
-        </w:tc>
-        <w:tc>
-          <w:tcPr>
-            <w:tcW w:type="dxa" w:w="4703"/>
-          </w:tcPr>
-          <w:p>
-            <w:r>
-              <w:rPr>
-                <w:sz w:val="18"/>
-              </w:rPr>
-              <w:t>几乎为零——无系统，数据在个人电脑，历史档案未数字化</w:t>
-            </w:r>
-          </w:p>
-        </w:tc>
-      </w:tr>
-      <w:tr>
-        <w:tc>
-          <w:tcPr>
-            <w:tcW w:type="dxa" w:w="4703"/>
-          </w:tcPr>
-          <w:p>
-            <w:r>
-              <w:rPr>
-                <w:sz w:val="18"/>
-              </w:rPr>
-              <w:t>AI使用</w:t>
-            </w:r>
-          </w:p>
-        </w:tc>
-        <w:tc>
-          <w:tcPr>
-            <w:tcW w:type="dxa" w:w="4703"/>
-          </w:tcPr>
-          <w:p>
-            <w:r>
-              <w:rPr>
-                <w:sz w:val="18"/>
-              </w:rPr>
-              <w:t>个人零星使用，老板本人用AI写PPT较多</w:t>
-            </w:r>
-          </w:p>
-        </w:tc>
-      </w:tr>
-    </w:tbl>
-    <w:p/>
+    <w:p>
+      <w:pPr>
+        <w:pStyle w:val="ListBullet"/>
+        <w:ind w:left="425"/>
+      </w:pPr>
+      <w:r>
+        <w:rPr>
+          <w:sz w:val="20"/>
+        </w:rPr>
+        <w:t>数据保密要求极高：大客户项目资料严禁外泄，现有分散存储模式存在安全隐患；</w:t>
+      </w:r>
+    </w:p>
+    <w:p>
+      <w:pPr>
+        <w:pStyle w:val="ListBullet"/>
+        <w:ind w:left="425"/>
+      </w:pPr>
+      <w:r>
+        <w:rPr>
+          <w:sz w:val="20"/>
+        </w:rPr>
+        <w:t>执业合规与留痕：行业监管对工作底稿、审批流程、项目档案留存有严格要求；</w:t>
+      </w:r>
+    </w:p>
+    <w:p>
+      <w:pPr>
+        <w:pStyle w:val="ListBullet"/>
+        <w:ind w:left="425"/>
+      </w:pPr>
+      <w:r>
+        <w:rPr>
+          <w:sz w:val="20"/>
+        </w:rPr>
+        <w:t>业务流程规范化不足：项目进度、报告审批、员工与行政管理仍依赖人工协调；</w:t>
+      </w:r>
+    </w:p>
+    <w:p>
+      <w:pPr>
+        <w:pStyle w:val="ListBullet"/>
+        <w:ind w:left="425"/>
+      </w:pPr>
+      <w:r>
+        <w:rPr>
+          <w:sz w:val="20"/>
+        </w:rPr>
+        <w:t>AI应用场景已明确：需在确保合规前提下，提升方案撰写、报告生成与客户服务能力。</w:t>
+      </w:r>
+    </w:p>
     <w:p>
       <w:pPr>
         <w:spacing w:after="120"/>
@@ -289,53 +156,119 @@
           <w:b/>
           <w:sz w:val="21"/>
         </w:rPr>
-        <w:t>核心出血点</w:t>
+        <w:t>补充背景</w:t>
       </w:r>
       <w:r>
         <w:rPr>
           <w:sz w:val="21"/>
         </w:rPr>
-        <w:t>（按老板关注度排序）：</w:t>
+        <w:t>（基于线下沟通）：</w:t>
       </w:r>
     </w:p>
     <w:p>
       <w:pPr>
-        <w:pStyle w:val="ListNumber"/>
+        <w:spacing w:after="120"/>
       </w:pPr>
       <w:r>
-        <w:t>市场化获客能力不足——专业能力强但无法被潜在客户感知</w:t>
+        <w:rPr>
+          <w:sz w:val="21"/>
+        </w:rPr>
+        <w:t>在与贵所深入沟通后，我们还发现了几个更深层的挑战：</w:t>
       </w:r>
     </w:p>
     <w:p>
       <w:pPr>
-        <w:pStyle w:val="ListNumber"/>
+        <w:pStyle w:val="ListBullet"/>
+        <w:ind w:left="425"/>
       </w:pPr>
       <w:r>
-        <w:t>项目经验无法复用——经验在个人脑中，做完即散</w:t>
+        <w:rPr>
+          <w:b/>
+          <w:sz w:val="20"/>
+        </w:rPr>
+        <w:t>专业经验没有沉淀下来</w:t>
+      </w:r>
+      <w:r>
+        <w:rPr>
+          <w:sz w:val="20"/>
+        </w:rPr>
+        <w:t>：每个项目做下来积累的经验、踩过的坑、找到的解决办法，都在做项目的人脑子里。下次遇到类似的项目，还是从头来。老员工走了，经验也带走了。</w:t>
       </w:r>
     </w:p>
     <w:p>
       <w:pPr>
-        <w:pStyle w:val="ListNumber"/>
+        <w:pStyle w:val="ListBullet"/>
+        <w:ind w:left="425"/>
       </w:pPr>
       <w:r>
-        <w:t>项目进度不透明——微信群沟通，老板看不到全局</w:t>
+        <w:rPr>
+          <w:b/>
+          <w:sz w:val="20"/>
+        </w:rPr>
+        <w:t>项目进度老板看不到全貌</w:t>
+      </w:r>
+      <w:r>
+        <w:rPr>
+          <w:sz w:val="20"/>
+        </w:rPr>
+        <w:t>：现在靠微信群沟通，哪个项目到哪一步了、卡在哪里了，老板得一个一个问。</w:t>
       </w:r>
     </w:p>
     <w:p>
       <w:pPr>
-        <w:pStyle w:val="ListNumber"/>
+        <w:pStyle w:val="ListBullet"/>
+        <w:ind w:left="425"/>
       </w:pPr>
       <w:r>
-        <w:t>重复性基础工作——专业人员时间消耗在低价值工作上</w:t>
+        <w:rPr>
+          <w:b/>
+          <w:sz w:val="20"/>
+        </w:rPr>
+        <w:t>新人来了没人系统带</w:t>
+      </w:r>
+      <w:r>
+        <w:rPr>
+          <w:sz w:val="20"/>
+        </w:rPr>
+        <w:t>：没有培养体系，新人靠师傅带，师傅忙起来就顾不上。</w:t>
       </w:r>
     </w:p>
     <w:p>
       <w:pPr>
-        <w:pStyle w:val="ListNumber"/>
+        <w:pStyle w:val="ListBullet"/>
+        <w:ind w:left="425"/>
       </w:pPr>
       <w:r>
-        <w:t>新人培养体系几乎没有——知识传承靠师傅带</w:t>
+        <w:rPr>
+          <w:b/>
+          <w:sz w:val="20"/>
+        </w:rPr>
+        <w:t>获客方式单一</w:t>
+      </w:r>
+      <w:r>
+        <w:rPr>
+          <w:sz w:val="20"/>
+        </w:rPr>
+        <w:t>：专业能力很强，但外面的人看不到。老板想推广，又觉得税务师事务所不适合做自媒体。</w:t>
+      </w:r>
+    </w:p>
+    <w:p>
+      <w:pPr>
+        <w:pStyle w:val="Heading3"/>
+      </w:pPr>
+      <w:r>
+        <w:t>（二）建设理念</w:t>
+      </w:r>
+    </w:p>
+    <w:p>
+      <w:pPr>
+        <w:spacing w:after="120"/>
+      </w:pPr>
+      <w:r>
+        <w:rPr>
+          <w:sz w:val="21"/>
+        </w:rPr>
+        <w:t>在与贵所沟通中，我们就AI的应用达成了以下共识，这也是本方案的核心理念：</w:t>
       </w:r>
     </w:p>
     <w:p>
@@ -347,64 +280,41 @@
           <w:b/>
           <w:sz w:val="21"/>
         </w:rPr>
-        <w:t>诊断结论</w:t>
+        <w:t>第一，AI确实能替代部分人工工作，但AI能力目前还有瑕疵，不能一下子跑太快。</w:t>
       </w:r>
+    </w:p>
+    <w:p>
+      <w:pPr>
+        <w:spacing w:after="120"/>
+      </w:pPr>
       <w:r>
         <w:rPr>
           <w:sz w:val="21"/>
         </w:rPr>
-        <w:t>：天遂的专业能力很强，但</w:t>
+        <w:t>现阶段AI在文字生成、知识检索、数据分析等方面已经可以帮上忙，但在专业判断、复杂推理、合规把关等方面还不能完全替代人。所以我们提的是"AI数字化"——用AI辅助人，不是用AI替代人。系统做初稿、做检查提示，最终判断和签字还是注册税务师负责。</w:t>
       </w:r>
+    </w:p>
+    <w:p>
+      <w:pPr>
+        <w:spacing w:after="120"/>
+      </w:pPr>
       <w:r>
         <w:rPr>
           <w:b/>
           <w:sz w:val="21"/>
         </w:rPr>
-        <w:t>能力没有被系统化沉淀和复用</w:t>
+        <w:t>第二，要实事求是地跟客户做项目。</w:t>
       </w:r>
+    </w:p>
+    <w:p>
+      <w:pPr>
+        <w:spacing w:after="120"/>
+      </w:pPr>
       <w:r>
         <w:rPr>
           <w:sz w:val="21"/>
         </w:rPr>
-        <w:t>。AI的价值不是替代专业判断，而是让专业经验从"个人脑中"变成"组织资产"，从"做完即散"变成"持续积累"。</w:t>
-      </w:r>
-    </w:p>
-    <w:p>
-      <w:pPr>
-        <w:jc w:val="center"/>
-      </w:pPr>
-      <w:r>
-        <w:rPr>
-          <w:color w:val="BFBFBF"/>
-        </w:rPr>
-        <w:t>────────────────────────────────────────</w:t>
-      </w:r>
-    </w:p>
-    <w:p>
-      <w:pPr>
-        <w:pStyle w:val="Heading2"/>
-      </w:pPr>
-      <w:r>
-        <w:t>二、行业特点与AI机会</w:t>
-      </w:r>
-    </w:p>
-    <w:p>
-      <w:pPr>
-        <w:pStyle w:val="Heading3"/>
-      </w:pPr>
-      <w:r>
-        <w:t>税务师事务所的行业特殊性</w:t>
-      </w:r>
-    </w:p>
-    <w:p>
-      <w:pPr>
-        <w:spacing w:after="120"/>
-      </w:pPr>
-      <w:r>
-        <w:rPr>
-          <w:sz w:val="21"/>
-        </w:rPr>
-        <w:t>税务师事务所不是普通的服务企业，有三个深层特点决定了AI落地的方向：</w:t>
+        <w:t>不画大饼、不堆概念。先从最痛的问题开始解决，让团队用起来、尝到甜头，再逐步扩展。一步一个脚印，不追求一步到位。</w:t>
       </w:r>
     </w:p>
     <w:p>
@@ -416,7 +326,7 @@
           <w:b/>
           <w:sz w:val="21"/>
         </w:rPr>
-        <w:t>特点一：专业判断是核心价值，不是流程</w:t>
+        <w:t>第三，现在做的事情，同时也是为未来的AI大爆发做准备。</w:t>
       </w:r>
     </w:p>
     <w:p>
@@ -427,1771 +337,7 @@
         <w:rPr>
           <w:sz w:val="21"/>
         </w:rPr>
-        <w:t>税务鉴证、税务筹划的核心不是格式化文本，是专业判断——同一个客户的税务数据，有经验的税务师能看到风险点和筹划空间，新人看到的是一堆数字。</w:t>
-      </w:r>
-    </w:p>
-    <w:p>
-      <w:pPr>
-        <w:spacing w:after="120"/>
-      </w:pPr>
-      <w:r>
-        <w:rPr>
-          <w:sz w:val="21"/>
-        </w:rPr>
-        <w:t xml:space="preserve">→ </w:t>
-      </w:r>
-      <w:r>
-        <w:rPr>
-          <w:b/>
-          <w:sz w:val="21"/>
-        </w:rPr>
-        <w:t>AI的价值不在"自动生成报告"，而在"辅助专业判断"</w:t>
-      </w:r>
-      <w:r>
-        <w:rPr>
-          <w:sz w:val="21"/>
-        </w:rPr>
-        <w:t>——帮专业人员更快地找到信息、识别风险、关联案例，让判断更高效、更全面。</w:t>
-      </w:r>
-    </w:p>
-    <w:p>
-      <w:pPr>
-        <w:spacing w:after="120"/>
-      </w:pPr>
-      <w:r>
-        <w:rPr>
-          <w:b/>
-          <w:sz w:val="21"/>
-        </w:rPr>
-        <w:t>特点二：知识管理是最大瓶颈</w:t>
-      </w:r>
-    </w:p>
-    <w:p>
-      <w:pPr>
-        <w:spacing w:after="120"/>
-      </w:pPr>
-      <w:r>
-        <w:rPr>
-          <w:sz w:val="21"/>
-        </w:rPr>
-        <w:t>税法几乎每月都在变，每个客户行业不同，每个项目都有独特的税务特点。但这些知识分散在每个人的脑中和个人电脑里，没有沉淀机制。新人来了要从头学，老员工走了经验带走。</w:t>
-      </w:r>
-    </w:p>
-    <w:p>
-      <w:pPr>
-        <w:spacing w:after="120"/>
-      </w:pPr>
-      <w:r>
-        <w:rPr>
-          <w:sz w:val="21"/>
-        </w:rPr>
-        <w:t xml:space="preserve">→ </w:t>
-      </w:r>
-      <w:r>
-        <w:rPr>
-          <w:b/>
-          <w:sz w:val="21"/>
-        </w:rPr>
-        <w:t>AI的价值在"让知识可沉淀、可检索、可传承"</w:t>
-      </w:r>
-      <w:r>
-        <w:rPr>
-          <w:sz w:val="21"/>
-        </w:rPr>
-        <w:t>——不是简单的文档管理，是构建专业知识引擎。</w:t>
-      </w:r>
-    </w:p>
-    <w:p>
-      <w:pPr>
-        <w:spacing w:after="120"/>
-      </w:pPr>
-      <w:r>
-        <w:rPr>
-          <w:b/>
-          <w:sz w:val="21"/>
-        </w:rPr>
-        <w:t>特点三：获客靠专业影响力，不是流量</w:t>
-      </w:r>
-    </w:p>
-    <w:p>
-      <w:pPr>
-        <w:spacing w:after="120"/>
-      </w:pPr>
-      <w:r>
-        <w:rPr>
-          <w:sz w:val="21"/>
-        </w:rPr>
-        <w:t>老板觉得"行业特点不能做自媒体推广"——这个认知需要修正。不是做搞笑短视频，是产出</w:t>
-      </w:r>
-      <w:r>
-        <w:rPr>
-          <w:b/>
-          <w:sz w:val="21"/>
-        </w:rPr>
-        <w:t>专业税务洞察内容</w:t>
-      </w:r>
-      <w:r>
-        <w:rPr>
-          <w:sz w:val="21"/>
-        </w:rPr>
-        <w:t>。客户选税务师事务所，看的是专业能力是否可信。专业内容产出=专业能力外化=口碑增强=获客能力提升。</w:t>
-      </w:r>
-    </w:p>
-    <w:p>
-      <w:pPr>
-        <w:spacing w:after="120"/>
-      </w:pPr>
-      <w:r>
-        <w:rPr>
-          <w:sz w:val="21"/>
-        </w:rPr>
-        <w:t xml:space="preserve">→ </w:t>
-      </w:r>
-      <w:r>
-        <w:rPr>
-          <w:b/>
-          <w:sz w:val="21"/>
-        </w:rPr>
-        <w:t>AI的价值在"辅助专业内容产出"</w:t>
-      </w:r>
-      <w:r>
-        <w:rPr>
-          <w:sz w:val="21"/>
-        </w:rPr>
-        <w:t>——基于团队经验，AI帮写初稿、整理案例、产出行业洞察，让老板和专业人员的能力被更多人看到。</w:t>
-      </w:r>
-    </w:p>
-    <w:p>
-      <w:pPr>
-        <w:pStyle w:val="Heading3"/>
-      </w:pPr>
-      <w:r>
-        <w:t>AI落地原则</w:t>
-      </w:r>
-    </w:p>
-    <w:p>
-      <w:pPr>
-        <w:spacing w:after="120"/>
-      </w:pPr>
-      <w:r>
-        <w:rPr>
-          <w:sz w:val="21"/>
-        </w:rPr>
-        <w:t>基于以上行业特点，本方案的AI落地遵循三条原则：</w:t>
-      </w:r>
-    </w:p>
-    <w:p>
-      <w:pPr>
-        <w:pStyle w:val="ListNumber"/>
-      </w:pPr>
-      <w:r>
-        <w:rPr>
-          <w:b/>
-        </w:rPr>
-        <w:t>辅助判断，不替代判断</w:t>
-      </w:r>
-      <w:r>
-        <w:t>——AI帮找信息、做初稿、提示风险，最终判断由注册税务师负责</w:t>
-      </w:r>
-    </w:p>
-    <w:p>
-      <w:pPr>
-        <w:pStyle w:val="ListNumber"/>
-      </w:pPr>
-      <w:r>
-        <w:rPr>
-          <w:b/>
-        </w:rPr>
-        <w:t>先沉淀后外化</w:t>
-      </w:r>
-      <w:r>
-        <w:t>——先让内部经验沉淀成组织资产，再逐步外化为获客能力</w:t>
-      </w:r>
-    </w:p>
-    <w:p>
-      <w:pPr>
-        <w:pStyle w:val="ListNumber"/>
-      </w:pPr>
-      <w:r>
-        <w:rPr>
-          <w:b/>
-        </w:rPr>
-        <w:t>私有化保障合规</w:t>
-      </w:r>
-      <w:r>
-        <w:t>——客户税务数据高度敏感，私有化部署是底线</w:t>
-      </w:r>
-    </w:p>
-    <w:p>
-      <w:pPr>
-        <w:jc w:val="center"/>
-      </w:pPr>
-      <w:r>
-        <w:rPr>
-          <w:color w:val="BFBFBF"/>
-        </w:rPr>
-        <w:t>────────────────────────────────────────</w:t>
-      </w:r>
-    </w:p>
-    <w:p>
-      <w:pPr>
-        <w:pStyle w:val="Heading2"/>
-      </w:pPr>
-      <w:r>
-        <w:t>三、AI落地方向</w:t>
-      </w:r>
-    </w:p>
-    <w:p>
-      <w:pPr>
-        <w:spacing w:after="120"/>
-      </w:pPr>
-      <w:r>
-        <w:rPr>
-          <w:sz w:val="21"/>
-        </w:rPr>
-        <w:t>基于诊断结果和行业特点，AI落地方向从原方案的"6个自动生成场景"深化为以下6个方向：</w:t>
-      </w:r>
-    </w:p>
-    <w:p>
-      <w:pPr>
-        <w:pStyle w:val="Heading3"/>
-      </w:pPr>
-      <w:r>
-        <w:t>方向一：专业知识引擎</w:t>
-      </w:r>
-    </w:p>
-    <w:p>
-      <w:pPr>
-        <w:spacing w:before="80" w:after="80"/>
-        <w:ind w:left="425"/>
-        <w:pBdr>
-          <w:left w:val="single" w:sz="12" w:space="4" w:color="4472C4"/>
-        </w:pBdr>
-      </w:pPr>
-      <w:r>
-        <w:rPr>
-          <w:i/>
-          <w:color w:val="666666"/>
-          <w:sz w:val="20"/>
-        </w:rPr>
-        <w:t>让税法知识、行业经验从"个人脑中"变成"组织资产"</w:t>
-      </w:r>
-    </w:p>
-    <w:p>
-      <w:pPr>
-        <w:spacing w:after="120"/>
-      </w:pPr>
-      <w:r>
-        <w:rPr>
-          <w:b/>
-          <w:sz w:val="21"/>
-        </w:rPr>
-        <w:t>解决什么问题</w:t>
-      </w:r>
-      <w:r>
-        <w:rPr>
-          <w:sz w:val="21"/>
-        </w:rPr>
-        <w:t>：税法频繁变动靠自我学习、知识分散在个人脑中、新人上手慢</w:t>
-      </w:r>
-    </w:p>
-    <w:p>
-      <w:pPr>
-        <w:spacing w:after="120"/>
-      </w:pPr>
-      <w:r>
-        <w:rPr>
-          <w:b/>
-          <w:sz w:val="21"/>
-        </w:rPr>
-        <w:t>做什么</w:t>
-      </w:r>
-      <w:r>
-        <w:rPr>
-          <w:sz w:val="21"/>
-        </w:rPr>
-        <w:t>：</w:t>
-      </w:r>
-    </w:p>
-    <w:tbl>
-      <w:tblPr>
-        <w:tblStyle w:val="LightGrid-Accent1"/>
-        <w:tblW w:type="auto" w:w="0"/>
-        <w:jc w:val="center"/>
-        <w:tblLook w:firstColumn="1" w:firstRow="1" w:lastColumn="0" w:lastRow="0" w:noHBand="0" w:noVBand="1" w:val="04A0"/>
-      </w:tblPr>
-      <w:tblGrid>
-        <w:gridCol w:w="4703"/>
-        <w:gridCol w:w="4703"/>
-      </w:tblGrid>
-      <w:tr>
-        <w:tc>
-          <w:tcPr>
-            <w:tcW w:type="dxa" w:w="4703"/>
-            <w:shd w:fill="4472C4" w:val="clear"/>
-          </w:tcPr>
-          <w:p>
-            <w:pPr/>
-            <w:r>
-              <w:rPr>
-                <w:b/>
-                <w:color w:val="FFFFFF"/>
-                <w:sz w:val="18"/>
-              </w:rPr>
-              <w:t>功能</w:t>
-            </w:r>
-          </w:p>
-        </w:tc>
-        <w:tc>
-          <w:tcPr>
-            <w:tcW w:type="dxa" w:w="4703"/>
-            <w:shd w:fill="4472C4" w:val="clear"/>
-          </w:tcPr>
-          <w:p>
-            <w:pPr/>
-            <w:r>
-              <w:rPr>
-                <w:b/>
-                <w:color w:val="FFFFFF"/>
-                <w:sz w:val="18"/>
-              </w:rPr>
-              <w:t>说明</w:t>
-            </w:r>
-          </w:p>
-        </w:tc>
-      </w:tr>
-      <w:tr>
-        <w:tc>
-          <w:tcPr>
-            <w:tcW w:type="dxa" w:w="4703"/>
-          </w:tcPr>
-          <w:p>
-            <w:r>
-              <w:rPr>
-                <w:sz w:val="18"/>
-              </w:rPr>
-              <w:t>税法更新追踪</w:t>
-            </w:r>
-          </w:p>
-        </w:tc>
-        <w:tc>
-          <w:tcPr>
-            <w:tcW w:type="dxa" w:w="4703"/>
-          </w:tcPr>
-          <w:p>
-            <w:r>
-              <w:rPr>
-                <w:sz w:val="18"/>
-              </w:rPr>
-              <w:t>新政策自动抓取+AI解读要点+标注对现有客户的影响</w:t>
-            </w:r>
-          </w:p>
-        </w:tc>
-      </w:tr>
-      <w:tr>
-        <w:tc>
-          <w:tcPr>
-            <w:tcW w:type="dxa" w:w="4703"/>
-          </w:tcPr>
-          <w:p>
-            <w:r>
-              <w:rPr>
-                <w:sz w:val="18"/>
-              </w:rPr>
-              <w:t>行业税务知识库</w:t>
-            </w:r>
-          </w:p>
-        </w:tc>
-        <w:tc>
-          <w:tcPr>
-            <w:tcW w:type="dxa" w:w="4703"/>
-          </w:tcPr>
-          <w:p>
-            <w:r>
-              <w:rPr>
-                <w:sz w:val="18"/>
-              </w:rPr>
-              <w:t>按行业分类整理税务特点、常见风险点、筹划空间（如制造业研发费用加计扣除、军工企业保密要求下的税务处理）</w:t>
-            </w:r>
-          </w:p>
-        </w:tc>
-      </w:tr>
-      <w:tr>
-        <w:tc>
-          <w:tcPr>
-            <w:tcW w:type="dxa" w:w="4703"/>
-          </w:tcPr>
-          <w:p>
-            <w:r>
-              <w:rPr>
-                <w:sz w:val="18"/>
-              </w:rPr>
-              <w:t>智能问答</w:t>
-            </w:r>
-          </w:p>
-        </w:tc>
-        <w:tc>
-          <w:tcPr>
-            <w:tcW w:type="dxa" w:w="4703"/>
-          </w:tcPr>
-          <w:p>
-            <w:r>
-              <w:rPr>
-                <w:sz w:val="18"/>
-              </w:rPr>
-              <w:t>专业人员随时提问："A行业企业研发费用加计扣除有哪些注意事项？"AI基于知识库回答+关联历史案例</w:t>
-            </w:r>
-          </w:p>
-        </w:tc>
-      </w:tr>
-      <w:tr>
-        <w:tc>
-          <w:tcPr>
-            <w:tcW w:type="dxa" w:w="4703"/>
-          </w:tcPr>
-          <w:p>
-            <w:r>
-              <w:rPr>
-                <w:sz w:val="18"/>
-              </w:rPr>
-              <w:t>相似案例推荐</w:t>
-            </w:r>
-          </w:p>
-        </w:tc>
-        <w:tc>
-          <w:tcPr>
-            <w:tcW w:type="dxa" w:w="4703"/>
-          </w:tcPr>
-          <w:p>
-            <w:r>
-              <w:rPr>
-                <w:sz w:val="18"/>
-              </w:rPr>
-              <w:t>新项目启动时，自动匹配历史相似项目，推荐可参考的经验和底稿</w:t>
-            </w:r>
-          </w:p>
-        </w:tc>
-      </w:tr>
-    </w:tbl>
-    <w:p/>
-    <w:p>
-      <w:pPr>
-        <w:spacing w:after="120"/>
-      </w:pPr>
-      <w:r>
-        <w:rPr>
-          <w:b/>
-          <w:sz w:val="21"/>
-        </w:rPr>
-        <w:t>价值</w:t>
-      </w:r>
-      <w:r>
-        <w:rPr>
-          <w:sz w:val="21"/>
-        </w:rPr>
-        <w:t>：新人不用等师傅有空才能问；专业人员不用每次翻遍法规；老板的经验变成团队可用的资产。</w:t>
-      </w:r>
-    </w:p>
-    <w:p>
-      <w:pPr>
-        <w:pStyle w:val="Heading3"/>
-      </w:pPr>
-      <w:r>
-        <w:t>方向二：报告智能辅助</w:t>
-      </w:r>
-    </w:p>
-    <w:p>
-      <w:pPr>
-        <w:spacing w:before="80" w:after="80"/>
-        <w:ind w:left="425"/>
-        <w:pBdr>
-          <w:left w:val="single" w:sz="12" w:space="4" w:color="4472C4"/>
-        </w:pBdr>
-      </w:pPr>
-      <w:r>
-        <w:rPr>
-          <w:i/>
-          <w:color w:val="666666"/>
-          <w:sz w:val="20"/>
-        </w:rPr>
-        <w:t>让专业人员聚焦判断，不聚焦排版</w:t>
-      </w:r>
-    </w:p>
-    <w:p>
-      <w:pPr>
-        <w:spacing w:after="120"/>
-      </w:pPr>
-      <w:r>
-        <w:rPr>
-          <w:b/>
-          <w:sz w:val="21"/>
-        </w:rPr>
-        <w:t>解决什么问题</w:t>
-      </w:r>
-      <w:r>
-        <w:rPr>
-          <w:sz w:val="21"/>
-        </w:rPr>
-        <w:t>：重复性基础工作消耗专业人力、报告质量依赖个人状态</w:t>
-      </w:r>
-    </w:p>
-    <w:p>
-      <w:pPr>
-        <w:spacing w:after="120"/>
-      </w:pPr>
-      <w:r>
-        <w:rPr>
-          <w:b/>
-          <w:sz w:val="21"/>
-        </w:rPr>
-        <w:t>做什么</w:t>
-      </w:r>
-      <w:r>
-        <w:rPr>
-          <w:sz w:val="21"/>
-        </w:rPr>
-        <w:t>：</w:t>
-      </w:r>
-    </w:p>
-    <w:tbl>
-      <w:tblPr>
-        <w:tblStyle w:val="LightGrid-Accent1"/>
-        <w:tblW w:type="auto" w:w="0"/>
-        <w:jc w:val="center"/>
-        <w:tblLook w:firstColumn="1" w:firstRow="1" w:lastColumn="0" w:lastRow="0" w:noHBand="0" w:noVBand="1" w:val="04A0"/>
-      </w:tblPr>
-      <w:tblGrid>
-        <w:gridCol w:w="4703"/>
-        <w:gridCol w:w="4703"/>
-      </w:tblGrid>
-      <w:tr>
-        <w:tc>
-          <w:tcPr>
-            <w:tcW w:type="dxa" w:w="4703"/>
-            <w:shd w:fill="4472C4" w:val="clear"/>
-          </w:tcPr>
-          <w:p>
-            <w:pPr/>
-            <w:r>
-              <w:rPr>
-                <w:b/>
-                <w:color w:val="FFFFFF"/>
-                <w:sz w:val="18"/>
-              </w:rPr>
-              <w:t>功能</w:t>
-            </w:r>
-          </w:p>
-        </w:tc>
-        <w:tc>
-          <w:tcPr>
-            <w:tcW w:type="dxa" w:w="4703"/>
-            <w:shd w:fill="4472C4" w:val="clear"/>
-          </w:tcPr>
-          <w:p>
-            <w:pPr/>
-            <w:r>
-              <w:rPr>
-                <w:b/>
-                <w:color w:val="FFFFFF"/>
-                <w:sz w:val="18"/>
-              </w:rPr>
-              <w:t>说明</w:t>
-            </w:r>
-          </w:p>
-        </w:tc>
-      </w:tr>
-      <w:tr>
-        <w:tc>
-          <w:tcPr>
-            <w:tcW w:type="dxa" w:w="4703"/>
-          </w:tcPr>
-          <w:p>
-            <w:r>
-              <w:rPr>
-                <w:sz w:val="18"/>
-              </w:rPr>
-              <w:t>工作底稿导入</w:t>
-            </w:r>
-          </w:p>
-        </w:tc>
-        <w:tc>
-          <w:tcPr>
-            <w:tcW w:type="dxa" w:w="4703"/>
-          </w:tcPr>
-          <w:p>
-            <w:r>
-              <w:rPr>
-                <w:sz w:val="18"/>
-              </w:rPr>
-              <w:t>客户提供的财务数据/税务资料导入系统，AI自动识别结构</w:t>
-            </w:r>
-          </w:p>
-        </w:tc>
-      </w:tr>
-      <w:tr>
-        <w:tc>
-          <w:tcPr>
-            <w:tcW w:type="dxa" w:w="4703"/>
-          </w:tcPr>
-          <w:p>
-            <w:r>
-              <w:rPr>
-                <w:sz w:val="18"/>
-              </w:rPr>
-              <w:t>报告初稿生成</w:t>
-            </w:r>
-          </w:p>
-        </w:tc>
-        <w:tc>
-          <w:tcPr>
-            <w:tcW w:type="dxa" w:w="4703"/>
-          </w:tcPr>
-          <w:p>
-            <w:r>
-              <w:rPr>
-                <w:sz w:val="18"/>
-              </w:rPr>
-              <w:t>基于工作底稿，AI生成鉴证报告/咨询报告初稿，专业人员在此基础上修改</w:t>
-            </w:r>
-          </w:p>
-        </w:tc>
-      </w:tr>
-      <w:tr>
-        <w:tc>
-          <w:tcPr>
-            <w:tcW w:type="dxa" w:w="4703"/>
-          </w:tcPr>
-          <w:p>
-            <w:r>
-              <w:rPr>
-                <w:sz w:val="18"/>
-              </w:rPr>
-              <w:t>数据校验</w:t>
-            </w:r>
-          </w:p>
-        </w:tc>
-        <w:tc>
-          <w:tcPr>
-            <w:tcW w:type="dxa" w:w="4703"/>
-          </w:tcPr>
-          <w:p>
-            <w:r>
-              <w:rPr>
-                <w:sz w:val="18"/>
-              </w:rPr>
-              <w:t>AI自动检查数据逻辑（如勾稽关系、异常波动），标注需要关注的点</w:t>
-            </w:r>
-          </w:p>
-        </w:tc>
-      </w:tr>
-      <w:tr>
-        <w:tc>
-          <w:tcPr>
-            <w:tcW w:type="dxa" w:w="4703"/>
-          </w:tcPr>
-          <w:p>
-            <w:r>
-              <w:rPr>
-                <w:sz w:val="18"/>
-              </w:rPr>
-              <w:t>审核辅助</w:t>
-            </w:r>
-          </w:p>
-        </w:tc>
-        <w:tc>
-          <w:tcPr>
-            <w:tcW w:type="dxa" w:w="4703"/>
-          </w:tcPr>
-          <w:p>
-            <w:r>
-              <w:rPr>
-                <w:sz w:val="18"/>
-              </w:rPr>
-              <w:t>副总审核时，AI预审标注风险点，缩短审核时间</w:t>
-            </w:r>
-          </w:p>
-        </w:tc>
-      </w:tr>
-    </w:tbl>
-    <w:p/>
-    <w:p>
-      <w:pPr>
-        <w:spacing w:after="120"/>
-      </w:pPr>
-      <w:r>
-        <w:rPr>
-          <w:b/>
-          <w:sz w:val="21"/>
-        </w:rPr>
-        <w:t>重要边界</w:t>
-      </w:r>
-      <w:r>
-        <w:rPr>
-          <w:sz w:val="21"/>
-        </w:rPr>
-        <w:t>：AI生成的初稿必须经专业人员审核确认。AI辅助的是效率和全面性，不替代注册税务师的签字判断。</w:t>
-      </w:r>
-    </w:p>
-    <w:p>
-      <w:pPr>
-        <w:spacing w:after="120"/>
-      </w:pPr>
-      <w:r>
-        <w:rPr>
-          <w:b/>
-          <w:sz w:val="21"/>
-        </w:rPr>
-        <w:t>价值</w:t>
-      </w:r>
-      <w:r>
-        <w:rPr>
-          <w:sz w:val="21"/>
-        </w:rPr>
-        <w:t>：报告从"2天手写"缩短到"半天修改"；数据校验自动完成，减少人为遗漏；副总审核效率提升。</w:t>
-      </w:r>
-    </w:p>
-    <w:p>
-      <w:pPr>
-        <w:pStyle w:val="Heading3"/>
-      </w:pPr>
-      <w:r>
-        <w:t>方向三：项目协作与经验沉淀</w:t>
-      </w:r>
-    </w:p>
-    <w:p>
-      <w:pPr>
-        <w:spacing w:before="80" w:after="80"/>
-        <w:ind w:left="425"/>
-        <w:pBdr>
-          <w:left w:val="single" w:sz="12" w:space="4" w:color="4472C4"/>
-        </w:pBdr>
-      </w:pPr>
-      <w:r>
-        <w:rPr>
-          <w:i/>
-          <w:color w:val="666666"/>
-          <w:sz w:val="20"/>
-        </w:rPr>
-        <w:t>老板看到进度，做完即沉淀</w:t>
-      </w:r>
-    </w:p>
-    <w:p>
-      <w:pPr>
-        <w:spacing w:after="120"/>
-      </w:pPr>
-      <w:r>
-        <w:rPr>
-          <w:b/>
-          <w:sz w:val="21"/>
-        </w:rPr>
-        <w:t>解决什么问题</w:t>
-      </w:r>
-      <w:r>
-        <w:rPr>
-          <w:sz w:val="21"/>
-        </w:rPr>
-        <w:t>：项目进度不透明（微信群沟通）、项目经验无法复用</w:t>
-      </w:r>
-    </w:p>
-    <w:p>
-      <w:pPr>
-        <w:spacing w:after="120"/>
-      </w:pPr>
-      <w:r>
-        <w:rPr>
-          <w:b/>
-          <w:sz w:val="21"/>
-        </w:rPr>
-        <w:t>做什么</w:t>
-      </w:r>
-      <w:r>
-        <w:rPr>
-          <w:sz w:val="21"/>
-        </w:rPr>
-        <w:t>：</w:t>
-      </w:r>
-    </w:p>
-    <w:tbl>
-      <w:tblPr>
-        <w:tblStyle w:val="LightGrid-Accent1"/>
-        <w:tblW w:type="auto" w:w="0"/>
-        <w:jc w:val="center"/>
-        <w:tblLook w:firstColumn="1" w:firstRow="1" w:lastColumn="0" w:lastRow="0" w:noHBand="0" w:noVBand="1" w:val="04A0"/>
-      </w:tblPr>
-      <w:tblGrid>
-        <w:gridCol w:w="4703"/>
-        <w:gridCol w:w="4703"/>
-      </w:tblGrid>
-      <w:tr>
-        <w:tc>
-          <w:tcPr>
-            <w:tcW w:type="dxa" w:w="4703"/>
-            <w:shd w:fill="4472C4" w:val="clear"/>
-          </w:tcPr>
-          <w:p>
-            <w:pPr/>
-            <w:r>
-              <w:rPr>
-                <w:b/>
-                <w:color w:val="FFFFFF"/>
-                <w:sz w:val="18"/>
-              </w:rPr>
-              <w:t>功能</w:t>
-            </w:r>
-          </w:p>
-        </w:tc>
-        <w:tc>
-          <w:tcPr>
-            <w:tcW w:type="dxa" w:w="4703"/>
-            <w:shd w:fill="4472C4" w:val="clear"/>
-          </w:tcPr>
-          <w:p>
-            <w:pPr/>
-            <w:r>
-              <w:rPr>
-                <w:b/>
-                <w:color w:val="FFFFFF"/>
-                <w:sz w:val="18"/>
-              </w:rPr>
-              <w:t>说明</w:t>
-            </w:r>
-          </w:p>
-        </w:tc>
-      </w:tr>
-      <w:tr>
-        <w:tc>
-          <w:tcPr>
-            <w:tcW w:type="dxa" w:w="4703"/>
-          </w:tcPr>
-          <w:p>
-            <w:r>
-              <w:rPr>
-                <w:sz w:val="18"/>
-              </w:rPr>
-              <w:t>项目进度看板</w:t>
-            </w:r>
-          </w:p>
-        </w:tc>
-        <w:tc>
-          <w:tcPr>
-            <w:tcW w:type="dxa" w:w="4703"/>
-          </w:tcPr>
-          <w:p>
-            <w:r>
-              <w:rPr>
-                <w:sz w:val="18"/>
-              </w:rPr>
-              <w:t>每个项目状态、负责人、关键节点、风险预警一目了然</w:t>
-            </w:r>
-          </w:p>
-        </w:tc>
-      </w:tr>
-      <w:tr>
-        <w:tc>
-          <w:tcPr>
-            <w:tcW w:type="dxa" w:w="4703"/>
-          </w:tcPr>
-          <w:p>
-            <w:r>
-              <w:rPr>
-                <w:sz w:val="18"/>
-              </w:rPr>
-              <w:t>工作底稿管理</w:t>
-            </w:r>
-          </w:p>
-        </w:tc>
-        <w:tc>
-          <w:tcPr>
-            <w:tcW w:type="dxa" w:w="4703"/>
-          </w:tcPr>
-          <w:p>
-            <w:r>
-              <w:rPr>
-                <w:sz w:val="18"/>
-              </w:rPr>
-              <w:t>电子底稿在线管理，按项目归档，支持检索和复用</w:t>
-            </w:r>
-          </w:p>
-        </w:tc>
-      </w:tr>
-      <w:tr>
-        <w:tc>
-          <w:tcPr>
-            <w:tcW w:type="dxa" w:w="4703"/>
-          </w:tcPr>
-          <w:p>
-            <w:r>
-              <w:rPr>
-                <w:sz w:val="18"/>
-              </w:rPr>
-              <w:t>经验自动归档</w:t>
-            </w:r>
-          </w:p>
-        </w:tc>
-        <w:tc>
-          <w:tcPr>
-            <w:tcW w:type="dxa" w:w="4703"/>
-          </w:tcPr>
-          <w:p>
-            <w:r>
-              <w:rPr>
-                <w:sz w:val="18"/>
-              </w:rPr>
-              <w:t>项目完成后，AI辅助提取关键经验、注意事项，归入知识库</w:t>
-            </w:r>
-          </w:p>
-        </w:tc>
-      </w:tr>
-      <w:tr>
-        <w:tc>
-          <w:tcPr>
-            <w:tcW w:type="dxa" w:w="4703"/>
-          </w:tcPr>
-          <w:p>
-            <w:r>
-              <w:rPr>
-                <w:sz w:val="18"/>
-              </w:rPr>
-              <w:t>任务协同</w:t>
-            </w:r>
-          </w:p>
-        </w:tc>
-        <w:tc>
-          <w:tcPr>
-            <w:tcW w:type="dxa" w:w="4703"/>
-          </w:tcPr>
-          <w:p>
-            <w:r>
-              <w:rPr>
-                <w:sz w:val="18"/>
-              </w:rPr>
-              <w:t>替代微信群沟通，任务指派、进度更新、文件交接有迹可循</w:t>
-            </w:r>
-          </w:p>
-        </w:tc>
-      </w:tr>
-    </w:tbl>
-    <w:p/>
-    <w:p>
-      <w:pPr>
-        <w:spacing w:after="120"/>
-      </w:pPr>
-      <w:r>
-        <w:rPr>
-          <w:b/>
-          <w:sz w:val="21"/>
-        </w:rPr>
-        <w:t>价值</w:t>
-      </w:r>
-      <w:r>
-        <w:rPr>
-          <w:sz w:val="21"/>
-        </w:rPr>
-        <w:t>：老板打开手机看到所有项目进度；做完的项目自动变成知识资产；不再靠微信群追进度。</w:t>
-      </w:r>
-    </w:p>
-    <w:p>
-      <w:pPr>
-        <w:pStyle w:val="Heading3"/>
-      </w:pPr>
-      <w:r>
-        <w:t>方向四：工作底稿数字化</w:t>
-      </w:r>
-    </w:p>
-    <w:p>
-      <w:pPr>
-        <w:spacing w:before="80" w:after="80"/>
-        <w:ind w:left="425"/>
-        <w:pBdr>
-          <w:left w:val="single" w:sz="12" w:space="4" w:color="4472C4"/>
-        </w:pBdr>
-      </w:pPr>
-      <w:r>
-        <w:rPr>
-          <w:i/>
-          <w:color w:val="666666"/>
-          <w:sz w:val="20"/>
-        </w:rPr>
-        <w:t>数据资产化，为AI提供基础</w:t>
-      </w:r>
-    </w:p>
-    <w:p>
-      <w:pPr>
-        <w:spacing w:after="120"/>
-      </w:pPr>
-      <w:r>
-        <w:rPr>
-          <w:b/>
-          <w:sz w:val="21"/>
-        </w:rPr>
-        <w:t>解决什么问题</w:t>
-      </w:r>
-      <w:r>
-        <w:rPr>
-          <w:sz w:val="21"/>
-        </w:rPr>
-        <w:t>：纸质+电子混合管理、历史档案未数字化、数据基础几乎为零</w:t>
-      </w:r>
-    </w:p>
-    <w:p>
-      <w:pPr>
-        <w:spacing w:after="120"/>
-      </w:pPr>
-      <w:r>
-        <w:rPr>
-          <w:b/>
-          <w:sz w:val="21"/>
-        </w:rPr>
-        <w:t>做什么</w:t>
-      </w:r>
-      <w:r>
-        <w:rPr>
-          <w:sz w:val="21"/>
-        </w:rPr>
-        <w:t>：</w:t>
-      </w:r>
-    </w:p>
-    <w:tbl>
-      <w:tblPr>
-        <w:tblStyle w:val="LightGrid-Accent1"/>
-        <w:tblW w:type="auto" w:w="0"/>
-        <w:jc w:val="center"/>
-        <w:tblLook w:firstColumn="1" w:firstRow="1" w:lastColumn="0" w:lastRow="0" w:noHBand="0" w:noVBand="1" w:val="04A0"/>
-      </w:tblPr>
-      <w:tblGrid>
-        <w:gridCol w:w="4703"/>
-        <w:gridCol w:w="4703"/>
-      </w:tblGrid>
-      <w:tr>
-        <w:tc>
-          <w:tcPr>
-            <w:tcW w:type="dxa" w:w="4703"/>
-            <w:shd w:fill="4472C4" w:val="clear"/>
-          </w:tcPr>
-          <w:p>
-            <w:pPr/>
-            <w:r>
-              <w:rPr>
-                <w:b/>
-                <w:color w:val="FFFFFF"/>
-                <w:sz w:val="18"/>
-              </w:rPr>
-              <w:t>功能</w:t>
-            </w:r>
-          </w:p>
-        </w:tc>
-        <w:tc>
-          <w:tcPr>
-            <w:tcW w:type="dxa" w:w="4703"/>
-            <w:shd w:fill="4472C4" w:val="clear"/>
-          </w:tcPr>
-          <w:p>
-            <w:pPr/>
-            <w:r>
-              <w:rPr>
-                <w:b/>
-                <w:color w:val="FFFFFF"/>
-                <w:sz w:val="18"/>
-              </w:rPr>
-              <w:t>说明</w:t>
-            </w:r>
-          </w:p>
-        </w:tc>
-      </w:tr>
-      <w:tr>
-        <w:tc>
-          <w:tcPr>
-            <w:tcW w:type="dxa" w:w="4703"/>
-          </w:tcPr>
-          <w:p>
-            <w:r>
-              <w:rPr>
-                <w:sz w:val="18"/>
-              </w:rPr>
-              <w:t>纸质底稿OCR</w:t>
-            </w:r>
-          </w:p>
-        </w:tc>
-        <w:tc>
-          <w:tcPr>
-            <w:tcW w:type="dxa" w:w="4703"/>
-          </w:tcPr>
-          <w:p>
-            <w:r>
-              <w:rPr>
-                <w:sz w:val="18"/>
-              </w:rPr>
-              <w:t>历史纸质档案扫描+AI识别，转成可检索的电子文档</w:t>
-            </w:r>
-          </w:p>
-        </w:tc>
-      </w:tr>
-      <w:tr>
-        <w:tc>
-          <w:tcPr>
-            <w:tcW w:type="dxa" w:w="4703"/>
-          </w:tcPr>
-          <w:p>
-            <w:r>
-              <w:rPr>
-                <w:sz w:val="18"/>
-              </w:rPr>
-              <w:t>底稿结构化</w:t>
-            </w:r>
-          </w:p>
-        </w:tc>
-        <w:tc>
-          <w:tcPr>
-            <w:tcW w:type="dxa" w:w="4703"/>
-          </w:tcPr>
-          <w:p>
-            <w:r>
-              <w:rPr>
-                <w:sz w:val="18"/>
-              </w:rPr>
-              <w:t>按标准格式存储，关联项目、客户、年度、报告类型</w:t>
-            </w:r>
-          </w:p>
-        </w:tc>
-      </w:tr>
-      <w:tr>
-        <w:tc>
-          <w:tcPr>
-            <w:tcW w:type="dxa" w:w="4703"/>
-          </w:tcPr>
-          <w:p>
-            <w:r>
-              <w:rPr>
-                <w:sz w:val="18"/>
-              </w:rPr>
-              <w:t>权限管理</w:t>
-            </w:r>
-          </w:p>
-        </w:tc>
-        <w:tc>
-          <w:tcPr>
-            <w:tcW w:type="dxa" w:w="4703"/>
-          </w:tcPr>
-          <w:p>
-            <w:r>
-              <w:rPr>
-                <w:sz w:val="18"/>
-              </w:rPr>
-              <w:t>按角色控制访问权限，保障客户数据安全</w:t>
-            </w:r>
-          </w:p>
-        </w:tc>
-      </w:tr>
-    </w:tbl>
-    <w:p/>
-    <w:p>
-      <w:pPr>
-        <w:spacing w:after="120"/>
-      </w:pPr>
-      <w:r>
-        <w:rPr>
-          <w:b/>
-          <w:sz w:val="21"/>
-        </w:rPr>
-        <w:t>价值</w:t>
-      </w:r>
-      <w:r>
-        <w:rPr>
-          <w:sz w:val="21"/>
-        </w:rPr>
-        <w:t>：历史档案可检索可复用；合规可追溯；为专业知识引擎和报告辅助提供数据基础。</w:t>
-      </w:r>
-    </w:p>
-    <w:p>
-      <w:pPr>
-        <w:spacing w:after="120"/>
-      </w:pPr>
-      <w:r>
-        <w:rPr>
-          <w:b/>
-          <w:sz w:val="21"/>
-        </w:rPr>
-        <w:t>说明</w:t>
-      </w:r>
-      <w:r>
-        <w:rPr>
-          <w:sz w:val="21"/>
-        </w:rPr>
-        <w:t>：此方向为渐进式推进，首期先搭建框架和规范，历史档案数字化在陪跑阶段逐步完成。</w:t>
-      </w:r>
-    </w:p>
-    <w:p>
-      <w:pPr>
-        <w:pStyle w:val="Heading3"/>
-      </w:pPr>
-      <w:r>
-        <w:t>方向五：专业内容获客</w:t>
-      </w:r>
-    </w:p>
-    <w:p>
-      <w:pPr>
-        <w:spacing w:before="80" w:after="80"/>
-        <w:ind w:left="425"/>
-        <w:pBdr>
-          <w:left w:val="single" w:sz="12" w:space="4" w:color="4472C4"/>
-        </w:pBdr>
-      </w:pPr>
-      <w:r>
-        <w:rPr>
-          <w:i/>
-          <w:color w:val="666666"/>
-          <w:sz w:val="20"/>
-        </w:rPr>
-        <w:t>不是做自媒体，是让专业能力被看见</w:t>
-      </w:r>
-    </w:p>
-    <w:p>
-      <w:pPr>
-        <w:spacing w:after="120"/>
-      </w:pPr>
-      <w:r>
-        <w:rPr>
-          <w:b/>
-          <w:sz w:val="21"/>
-        </w:rPr>
-        <w:t>解决什么问题</w:t>
-      </w:r>
-      <w:r>
-        <w:rPr>
-          <w:sz w:val="21"/>
-        </w:rPr>
-        <w:t>：市场化获客能力不足、老板觉得行业特点不能做推广</w:t>
-      </w:r>
-    </w:p>
-    <w:p>
-      <w:pPr>
-        <w:spacing w:after="120"/>
-      </w:pPr>
-      <w:r>
-        <w:rPr>
-          <w:b/>
-          <w:sz w:val="21"/>
-        </w:rPr>
-        <w:t>做什么</w:t>
-      </w:r>
-      <w:r>
-        <w:rPr>
-          <w:sz w:val="21"/>
-        </w:rPr>
-        <w:t>：</w:t>
-      </w:r>
-    </w:p>
-    <w:tbl>
-      <w:tblPr>
-        <w:tblStyle w:val="LightGrid-Accent1"/>
-        <w:tblW w:type="auto" w:w="0"/>
-        <w:jc w:val="center"/>
-        <w:tblLook w:firstColumn="1" w:firstRow="1" w:lastColumn="0" w:lastRow="0" w:noHBand="0" w:noVBand="1" w:val="04A0"/>
-      </w:tblPr>
-      <w:tblGrid>
-        <w:gridCol w:w="4703"/>
-        <w:gridCol w:w="4703"/>
-      </w:tblGrid>
-      <w:tr>
-        <w:tc>
-          <w:tcPr>
-            <w:tcW w:type="dxa" w:w="4703"/>
-            <w:shd w:fill="4472C4" w:val="clear"/>
-          </w:tcPr>
-          <w:p>
-            <w:pPr/>
-            <w:r>
-              <w:rPr>
-                <w:b/>
-                <w:color w:val="FFFFFF"/>
-                <w:sz w:val="18"/>
-              </w:rPr>
-              <w:t>功能</w:t>
-            </w:r>
-          </w:p>
-        </w:tc>
-        <w:tc>
-          <w:tcPr>
-            <w:tcW w:type="dxa" w:w="4703"/>
-            <w:shd w:fill="4472C4" w:val="clear"/>
-          </w:tcPr>
-          <w:p>
-            <w:pPr/>
-            <w:r>
-              <w:rPr>
-                <w:b/>
-                <w:color w:val="FFFFFF"/>
-                <w:sz w:val="18"/>
-              </w:rPr>
-              <w:t>说明</w:t>
-            </w:r>
-          </w:p>
-        </w:tc>
-      </w:tr>
-      <w:tr>
-        <w:tc>
-          <w:tcPr>
-            <w:tcW w:type="dxa" w:w="4703"/>
-          </w:tcPr>
-          <w:p>
-            <w:r>
-              <w:rPr>
-                <w:sz w:val="18"/>
-              </w:rPr>
-              <w:t>行业税务洞察</w:t>
-            </w:r>
-          </w:p>
-        </w:tc>
-        <w:tc>
-          <w:tcPr>
-            <w:tcW w:type="dxa" w:w="4703"/>
-          </w:tcPr>
-          <w:p>
-            <w:r>
-              <w:rPr>
-                <w:sz w:val="18"/>
-              </w:rPr>
-              <w:t>基于团队经验+AI辅助，产出行业税务分析、政策解读、实务指南</w:t>
-            </w:r>
-          </w:p>
-        </w:tc>
-      </w:tr>
-      <w:tr>
-        <w:tc>
-          <w:tcPr>
-            <w:tcW w:type="dxa" w:w="4703"/>
-          </w:tcPr>
-          <w:p>
-            <w:r>
-              <w:rPr>
-                <w:sz w:val="18"/>
-              </w:rPr>
-              <w:t>客户动态追踪</w:t>
-            </w:r>
-          </w:p>
-        </w:tc>
-        <w:tc>
-          <w:tcPr>
-            <w:tcW w:type="dxa" w:w="4703"/>
-          </w:tcPr>
-          <w:p>
-            <w:r>
-              <w:rPr>
-                <w:sz w:val="18"/>
-              </w:rPr>
-              <w:t>AI追踪客户所在行业的税务动态，主动发现服务机会</w:t>
-            </w:r>
-          </w:p>
-        </w:tc>
-      </w:tr>
-      <w:tr>
-        <w:tc>
-          <w:tcPr>
-            <w:tcW w:type="dxa" w:w="4703"/>
-          </w:tcPr>
-          <w:p>
-            <w:r>
-              <w:rPr>
-                <w:sz w:val="18"/>
-              </w:rPr>
-              <w:t>专业内容管理</w:t>
-            </w:r>
-          </w:p>
-        </w:tc>
-        <w:tc>
-          <w:tcPr>
-            <w:tcW w:type="dxa" w:w="4703"/>
-          </w:tcPr>
-          <w:p>
-            <w:r>
-              <w:rPr>
-                <w:sz w:val="18"/>
-              </w:rPr>
-              <w:t>内容库管理，可按场合提取使用（客户拜访、行业活动、朋友圈分享）</w:t>
-            </w:r>
-          </w:p>
-        </w:tc>
-      </w:tr>
-    </w:tbl>
-    <w:p/>
-    <w:p>
-      <w:pPr>
-        <w:spacing w:after="120"/>
-      </w:pPr>
-      <w:r>
-        <w:rPr>
-          <w:b/>
-          <w:sz w:val="21"/>
-        </w:rPr>
-        <w:t>认知修正</w:t>
-      </w:r>
-      <w:r>
-        <w:rPr>
-          <w:sz w:val="21"/>
-        </w:rPr>
-        <w:t>：这不是"做自媒体"，是</w:t>
-      </w:r>
-      <w:r>
-        <w:rPr>
-          <w:b/>
-          <w:sz w:val="21"/>
-        </w:rPr>
-        <w:t>把团队的专业能力外化成可被感知的内容</w:t>
-      </w:r>
-      <w:r>
-        <w:rPr>
-          <w:sz w:val="21"/>
-        </w:rPr>
-        <w:t>。客户介绍客户时，有专业内容做背书，信任传递更高效。老板参加行业活动时，有专业内容做支撑，不是空手去。</w:t>
-      </w:r>
-    </w:p>
-    <w:p>
-      <w:pPr>
-        <w:spacing w:after="120"/>
-      </w:pPr>
-      <w:r>
-        <w:rPr>
-          <w:b/>
-          <w:sz w:val="21"/>
-        </w:rPr>
-        <w:t>价值</w:t>
-      </w:r>
-      <w:r>
-        <w:rPr>
-          <w:sz w:val="21"/>
-        </w:rPr>
-        <w:t>：专业影响力提升→口碑增强→获客能力提升。</w:t>
-      </w:r>
-    </w:p>
-    <w:p>
-      <w:pPr>
-        <w:pStyle w:val="Heading3"/>
-      </w:pPr>
-      <w:r>
-        <w:t>方向六：新人AI陪练</w:t>
-      </w:r>
-    </w:p>
-    <w:p>
-      <w:pPr>
-        <w:spacing w:before="80" w:after="80"/>
-        <w:ind w:left="425"/>
-        <w:pBdr>
-          <w:left w:val="single" w:sz="12" w:space="4" w:color="4472C4"/>
-        </w:pBdr>
-      </w:pPr>
-      <w:r>
-        <w:rPr>
-          <w:i/>
-          <w:color w:val="666666"/>
-          <w:sz w:val="20"/>
-        </w:rPr>
-        <w:t>新人不靠等师傅，AI随时可问</w:t>
-      </w:r>
-    </w:p>
-    <w:p>
-      <w:pPr>
-        <w:spacing w:after="120"/>
-      </w:pPr>
-      <w:r>
-        <w:rPr>
-          <w:b/>
-          <w:sz w:val="21"/>
-        </w:rPr>
-        <w:t>解决什么问题</w:t>
-      </w:r>
-      <w:r>
-        <w:rPr>
-          <w:sz w:val="21"/>
-        </w:rPr>
-        <w:t>：培养体系几乎没有、知识传承靠师傅带</w:t>
-      </w:r>
-    </w:p>
-    <w:p>
-      <w:pPr>
-        <w:spacing w:after="120"/>
-      </w:pPr>
-      <w:r>
-        <w:rPr>
-          <w:b/>
-          <w:sz w:val="21"/>
-        </w:rPr>
-        <w:t>做什么</w:t>
-      </w:r>
-      <w:r>
-        <w:rPr>
-          <w:sz w:val="21"/>
-        </w:rPr>
-        <w:t>：</w:t>
-      </w:r>
-    </w:p>
-    <w:tbl>
-      <w:tblPr>
-        <w:tblStyle w:val="LightGrid-Accent1"/>
-        <w:tblW w:type="auto" w:w="0"/>
-        <w:jc w:val="center"/>
-        <w:tblLook w:firstColumn="1" w:firstRow="1" w:lastColumn="0" w:lastRow="0" w:noHBand="0" w:noVBand="1" w:val="04A0"/>
-      </w:tblPr>
-      <w:tblGrid>
-        <w:gridCol w:w="4703"/>
-        <w:gridCol w:w="4703"/>
-      </w:tblGrid>
-      <w:tr>
-        <w:tc>
-          <w:tcPr>
-            <w:tcW w:type="dxa" w:w="4703"/>
-            <w:shd w:fill="4472C4" w:val="clear"/>
-          </w:tcPr>
-          <w:p>
-            <w:pPr/>
-            <w:r>
-              <w:rPr>
-                <w:b/>
-                <w:color w:val="FFFFFF"/>
-                <w:sz w:val="18"/>
-              </w:rPr>
-              <w:t>功能</w:t>
-            </w:r>
-          </w:p>
-        </w:tc>
-        <w:tc>
-          <w:tcPr>
-            <w:tcW w:type="dxa" w:w="4703"/>
-            <w:shd w:fill="4472C4" w:val="clear"/>
-          </w:tcPr>
-          <w:p>
-            <w:pPr/>
-            <w:r>
-              <w:rPr>
-                <w:b/>
-                <w:color w:val="FFFFFF"/>
-                <w:sz w:val="18"/>
-              </w:rPr>
-              <w:t>说明</w:t>
-            </w:r>
-          </w:p>
-        </w:tc>
-      </w:tr>
-      <w:tr>
-        <w:tc>
-          <w:tcPr>
-            <w:tcW w:type="dxa" w:w="4703"/>
-          </w:tcPr>
-          <w:p>
-            <w:r>
-              <w:rPr>
-                <w:sz w:val="18"/>
-              </w:rPr>
-              <w:t>案例问答</w:t>
-            </w:r>
-          </w:p>
-        </w:tc>
-        <w:tc>
-          <w:tcPr>
-            <w:tcW w:type="dxa" w:w="4703"/>
-          </w:tcPr>
-          <w:p>
-            <w:r>
-              <w:rPr>
-                <w:sz w:val="18"/>
-              </w:rPr>
-              <w:t>基于历史真实项目，新人可以问"这种情况下该怎么处理"</w:t>
-            </w:r>
-          </w:p>
-        </w:tc>
-      </w:tr>
-      <w:tr>
-        <w:tc>
-          <w:tcPr>
-            <w:tcW w:type="dxa" w:w="4703"/>
-          </w:tcPr>
-          <w:p>
-            <w:r>
-              <w:rPr>
-                <w:sz w:val="18"/>
-              </w:rPr>
-              <w:t>模拟场景</w:t>
-            </w:r>
-          </w:p>
-        </w:tc>
-        <w:tc>
-          <w:tcPr>
-            <w:tcW w:type="dxa" w:w="4703"/>
-          </w:tcPr>
-          <w:p>
-            <w:r>
-              <w:rPr>
-                <w:sz w:val="18"/>
-              </w:rPr>
-              <w:t>AI出题模拟鉴证场景，新人练习判断</w:t>
-            </w:r>
-          </w:p>
-        </w:tc>
-      </w:tr>
-      <w:tr>
-        <w:tc>
-          <w:tcPr>
-            <w:tcW w:type="dxa" w:w="4703"/>
-          </w:tcPr>
-          <w:p>
-            <w:r>
-              <w:rPr>
-                <w:sz w:val="18"/>
-              </w:rPr>
-              <w:t>学习路径</w:t>
-            </w:r>
-          </w:p>
-        </w:tc>
-        <w:tc>
-          <w:tcPr>
-            <w:tcW w:type="dxa" w:w="4703"/>
-          </w:tcPr>
-          <w:p>
-            <w:r>
-              <w:rPr>
-                <w:sz w:val="18"/>
-              </w:rPr>
-              <w:t>根据新人岗位和进度，推荐学习内容</w:t>
-            </w:r>
-          </w:p>
-        </w:tc>
-      </w:tr>
-    </w:tbl>
-    <w:p/>
-    <w:p>
-      <w:pPr>
-        <w:spacing w:after="120"/>
-      </w:pPr>
-      <w:r>
-        <w:rPr>
-          <w:b/>
-          <w:sz w:val="21"/>
-        </w:rPr>
-        <w:t>价值</w:t>
-      </w:r>
-      <w:r>
-        <w:rPr>
-          <w:sz w:val="21"/>
-        </w:rPr>
-        <w:t>：新人成长周期缩短；老师傅的精力不被"教新人"消耗；知识传承不再依赖个人。</w:t>
-      </w:r>
-    </w:p>
-    <w:p>
-      <w:pPr>
-        <w:pStyle w:val="Heading3"/>
-      </w:pPr>
-      <w:r>
-        <w:t>六个方向的关系</w:t>
-      </w:r>
-    </w:p>
-    <w:p>
-      <w:pPr>
-        <w:ind w:left="567"/>
-        <w:shd w:fill="F5F5F5" w:val="clear"/>
-      </w:pPr>
-      <w:r>
-        <w:rPr>
-          <w:rFonts w:ascii="Consolas" w:hAnsi="Consolas"/>
-          <w:sz w:val="18"/>
-        </w:rPr>
-        <w:t>工作底稿数字化（数据基础）</w:t>
-        <w:br/>
-        <w:t xml:space="preserve">        ↓ 支撑</w:t>
-        <w:br/>
-        <w:t>专业知识引擎（知识沉淀）←→ 报告智能辅助（效率提升）</w:t>
-        <w:br/>
-        <w:t xml:space="preserve">        ↓                    ↓</w:t>
-        <w:br/>
-        <w:t>项目协作与经验沉淀（管理透明）</w:t>
-        <w:br/>
-        <w:t xml:space="preserve">        ↓</w:t>
-        <w:br/>
-        <w:t>专业内容获客（能力外化）  ←→  新人AI陪练（人才传承）</w:t>
-      </w:r>
-    </w:p>
-    <w:p>
-      <w:pPr>
-        <w:spacing w:after="120"/>
-      </w:pPr>
-      <w:r>
-        <w:rPr>
-          <w:b/>
-          <w:sz w:val="21"/>
-        </w:rPr>
-        <w:t>先做底层（数据+知识+效率+管理），再做上层（获客+人才培养）</w:t>
-      </w:r>
-      <w:r>
-        <w:rPr>
-          <w:sz w:val="21"/>
-        </w:rPr>
-        <w:t>——这跟陪跑模式天然契合。</w:t>
-      </w:r>
-    </w:p>
-    <w:p>
-      <w:pPr>
-        <w:jc w:val="center"/>
-      </w:pPr>
-      <w:r>
-        <w:rPr>
-          <w:color w:val="BFBFBF"/>
-        </w:rPr>
-        <w:t>────────────────────────────────────────</w:t>
-      </w:r>
-    </w:p>
-    <w:p>
-      <w:pPr>
-        <w:pStyle w:val="Heading2"/>
-      </w:pPr>
-      <w:r>
-        <w:t>四、技术方案</w:t>
-      </w:r>
-    </w:p>
-    <w:p>
-      <w:pPr>
-        <w:pStyle w:val="Heading3"/>
-      </w:pPr>
-      <w:r>
-        <w:t>架构概述</w:t>
-      </w:r>
-    </w:p>
-    <w:p>
-      <w:pPr>
-        <w:ind w:left="567"/>
-        <w:shd w:fill="F5F5F5" w:val="clear"/>
-      </w:pPr>
-      <w:r>
-        <w:rPr>
-          <w:rFonts w:ascii="Consolas" w:hAnsi="Consolas"/>
-          <w:sz w:val="18"/>
-        </w:rPr>
-        <w:t>┌─────────────────────────────────────────────┐</w:t>
-        <w:br/>
-        <w:t>│              统一门户（企微/钉钉集成）           │</w:t>
-        <w:br/>
-        <w:t>├─────────────────────────────────────────────┤</w:t>
-        <w:br/>
-        <w:t>│  知识引擎  │  报告辅助  │  项目协作  │  内容管理  │</w:t>
-        <w:br/>
-        <w:t>├─────────────────────────────────────────────┤</w:t>
-        <w:br/>
-        <w:t>│              AI能力层（大模型+私有化）           │</w:t>
-        <w:br/>
-        <w:t>├─────────────────────────────────────────────┤</w:t>
-        <w:br/>
-        <w:t>│          明道云（低代码平台+私有化部署）          │</w:t>
-        <w:br/>
-        <w:t>├─────────────────────────────────────────────┤</w:t>
-        <w:br/>
-        <w:t>│              数据层（工作底稿+知识库）           │</w:t>
-        <w:br/>
-        <w:t>└─────────────────────────────────────────────┘</w:t>
-      </w:r>
-    </w:p>
-    <w:p>
-      <w:pPr>
-        <w:pStyle w:val="Heading3"/>
-      </w:pPr>
-      <w:r>
-        <w:t>技术选型</w:t>
+        <w:t>AI能力会越来越强，这是确定的方向。现在虽然不能所有事都交给AI，但有两件事必须现在就开始做：</w:t>
       </w:r>
     </w:p>
     <w:tbl>
@@ -2220,7 +366,7 @@
                 <w:color w:val="FFFFFF"/>
                 <w:sz w:val="18"/>
               </w:rPr>
-              <w:t>层</w:t>
+              <w:t>准备方向</w:t>
             </w:r>
           </w:p>
         </w:tc>
@@ -2237,7 +383,7 @@
                 <w:color w:val="FFFFFF"/>
                 <w:sz w:val="18"/>
               </w:rPr>
-              <w:t>选择</w:t>
+              <w:t>现在做什么</w:t>
             </w:r>
           </w:p>
         </w:tc>
@@ -2254,7 +400,7 @@
                 <w:color w:val="FFFFFF"/>
                 <w:sz w:val="18"/>
               </w:rPr>
-              <w:t>理由</w:t>
+              <w:t>未来AI能力上来后</w:t>
             </w:r>
           </w:p>
         </w:tc>
@@ -2269,7 +415,7 @@
               <w:rPr>
                 <w:sz w:val="18"/>
               </w:rPr>
-              <w:t>应用层</w:t>
+              <w:t>数据准备</w:t>
             </w:r>
           </w:p>
         </w:tc>
@@ -2282,7 +428,7 @@
               <w:rPr>
                 <w:sz w:val="18"/>
               </w:rPr>
-              <w:t>明道云</w:t>
+              <w:t>把散落在个人电脑、纸质档案里的底稿、案例、经验整理成结构化的知识库和数据库</w:t>
             </w:r>
           </w:p>
         </w:tc>
@@ -2295,7 +441,7 @@
               <w:rPr>
                 <w:sz w:val="18"/>
               </w:rPr>
-              <w:t>低代码快速搭建+支持私有化+客户已心动</w:t>
+              <w:t>AI可以直接用这些数据做更深层的事情——自动风险扫描、智能筹划建议、行业趋势分析</w:t>
             </w:r>
           </w:p>
         </w:tc>
@@ -2310,7 +456,7 @@
               <w:rPr>
                 <w:sz w:val="18"/>
               </w:rPr>
-              <w:t>AI能力</w:t>
+              <w:t>AI习惯准备</w:t>
             </w:r>
           </w:p>
         </w:tc>
@@ -2323,7 +469,7 @@
               <w:rPr>
                 <w:sz w:val="18"/>
               </w:rPr>
-              <w:t>大模型API（私有化/本地部署）</w:t>
+              <w:t>让团队从简单场景开始用AI（政策问答、周报生成），逐步习惯人机协作的工作方式</w:t>
             </w:r>
           </w:p>
         </w:tc>
@@ -2336,7 +482,296 @@
               <w:rPr>
                 <w:sz w:val="18"/>
               </w:rPr>
-              <w:t>满足客户数据保密要求</w:t>
+              <w:t>等AI能力真的爆发了，团队已经会用、习惯用，能快速跟上，不会被动</w:t>
+            </w:r>
+          </w:p>
+        </w:tc>
+      </w:tr>
+    </w:tbl>
+    <w:p/>
+    <w:p>
+      <w:pPr>
+        <w:spacing w:after="120"/>
+      </w:pPr>
+      <w:r>
+        <w:rPr>
+          <w:b/>
+          <w:sz w:val="21"/>
+        </w:rPr>
+        <w:t>这就是本方案的核心逻辑：用有限的预算解决当下最痛的问题，同时为未来打好数据和习惯的基础。</w:t>
+      </w:r>
+    </w:p>
+    <w:p>
+      <w:pPr>
+        <w:pStyle w:val="Heading3"/>
+      </w:pPr>
+      <w:r>
+        <w:t>（三）建设目标</w:t>
+      </w:r>
+    </w:p>
+    <w:p>
+      <w:pPr>
+        <w:spacing w:after="120"/>
+      </w:pPr>
+      <w:r>
+        <w:rPr>
+          <w:sz w:val="21"/>
+        </w:rPr>
+        <w:t>采用"明道云全覆盖 + AI精准赋能 + 私有化部署"的策略，分步推进：</w:t>
+      </w:r>
+    </w:p>
+    <w:p>
+      <w:pPr>
+        <w:pStyle w:val="ListBullet"/>
+        <w:ind w:left="425"/>
+      </w:pPr>
+      <w:r>
+        <w:rPr>
+          <w:b/>
+          <w:sz w:val="20"/>
+        </w:rPr>
+        <w:t>项目建设（2-3个月）</w:t>
+      </w:r>
+      <w:r>
+        <w:rPr>
+          <w:sz w:val="20"/>
+        </w:rPr>
+        <w:t>：完成全部功能模块——基础管理（人事/行政/财务/客户）+ 项目管理 + 报告生成与审批（含AI审核岗）+ 知识库与AI客服（含Agent数字员工）+ 新员工培训 + 基础设施部署。六大AI场景全部落地，团队上手使用。</w:t>
+      </w:r>
+    </w:p>
+    <w:p>
+      <w:pPr>
+        <w:pStyle w:val="ListBullet"/>
+        <w:ind w:left="425"/>
+      </w:pPr>
+      <w:r>
+        <w:rPr>
+          <w:b/>
+          <w:sz w:val="20"/>
+        </w:rPr>
+        <w:t>持续服务（项目完成后）</w:t>
+      </w:r>
+      <w:r>
+        <w:rPr>
+          <w:sz w:val="20"/>
+        </w:rPr>
+        <w:t>：系统上线只是开始。在使用过程中，团队会发现新的需求——有些可以AI解决，有些可以流程优化解决；历史底稿需要逐步数字化，知识库需要持续充实；AI能力也会随技术发展持续深化。这些不是一锤子买卖，是持续进化的过程。</w:t>
+      </w:r>
+    </w:p>
+    <w:p>
+      <w:pPr>
+        <w:pStyle w:val="ListBullet"/>
+        <w:ind w:left="425"/>
+      </w:pPr>
+      <w:r>
+        <w:rPr>
+          <w:b/>
+          <w:sz w:val="20"/>
+        </w:rPr>
+        <w:t>后续（按需）</w:t>
+      </w:r>
+      <w:r>
+        <w:rPr>
+          <w:sz w:val="20"/>
+        </w:rPr>
+        <w:t>：在稳定运行基础上，根据实际需要扩展可选模块（入离调转、外出出差、项目档案管理等），届时视需求另行商议。</w:t>
+      </w:r>
+    </w:p>
+    <w:p>
+      <w:pPr>
+        <w:jc w:val="center"/>
+      </w:pPr>
+      <w:r>
+        <w:rPr>
+          <w:color w:val="BFBFBF"/>
+        </w:rPr>
+        <w:t>────────────────────────────────────────</w:t>
+      </w:r>
+    </w:p>
+    <w:p>
+      <w:pPr>
+        <w:pStyle w:val="Heading2"/>
+      </w:pPr>
+      <w:r>
+        <w:t>二、系统总体架构与部署方案</w:t>
+      </w:r>
+    </w:p>
+    <w:p>
+      <w:pPr>
+        <w:pStyle w:val="Heading3"/>
+      </w:pPr>
+      <w:r>
+        <w:t>（一）技术架构</w:t>
+      </w:r>
+    </w:p>
+    <w:p>
+      <w:pPr>
+        <w:spacing w:after="120"/>
+      </w:pPr>
+      <w:r>
+        <w:rPr>
+          <w:sz w:val="21"/>
+        </w:rPr>
+        <w:t>系统采用分层架构，从访问层到数据层各归其位，逻辑闭环：</w:t>
+      </w:r>
+    </w:p>
+    <w:p>
+      <w:pPr>
+        <w:jc w:val="center"/>
+      </w:pPr>
+      <w:r>
+        <w:drawing>
+          <wp:inline xmlns:a="http://schemas.openxmlformats.org/drawingml/2006/main" xmlns:pic="http://schemas.openxmlformats.org/drawingml/2006/picture">
+            <wp:extent cx="5486400" cy="4206240"/>
+            <wp:docPr id="1" name="Picture 1"/>
+            <wp:cNvGraphicFramePr>
+              <a:graphicFrameLocks noChangeAspect="1"/>
+            </wp:cNvGraphicFramePr>
+            <a:graphic>
+              <a:graphicData uri="http://schemas.openxmlformats.org/drawingml/2006/picture">
+                <pic:pic>
+                  <pic:nvPicPr>
+                    <pic:cNvPr id="0" name="技术架构图.png"/>
+                    <pic:cNvPicPr/>
+                  </pic:nvPicPr>
+                  <pic:blipFill>
+                    <a:blip r:embed="rId9"/>
+                    <a:stretch>
+                      <a:fillRect/>
+                    </a:stretch>
+                  </pic:blipFill>
+                  <pic:spPr>
+                    <a:xfrm>
+                      <a:off x="0" y="0"/>
+                      <a:ext cx="5486400" cy="4206240"/>
+                    </a:xfrm>
+                    <a:prstGeom prst="rect"/>
+                  </pic:spPr>
+                </pic:pic>
+              </a:graphicData>
+            </a:graphic>
+          </wp:inline>
+        </w:drawing>
+      </w:r>
+    </w:p>
+    <w:p>
+      <w:pPr>
+        <w:spacing w:after="120"/>
+      </w:pPr>
+      <w:r>
+        <w:rPr>
+          <w:b/>
+          <w:sz w:val="21"/>
+        </w:rPr>
+        <w:t>数据逻辑闭环</w:t>
+      </w:r>
+      <w:r>
+        <w:rPr>
+          <w:sz w:val="21"/>
+        </w:rPr>
+        <w:t>——从数据流入到沉淀回流，形成持续积累的闭环：</w:t>
+      </w:r>
+    </w:p>
+    <w:p>
+      <w:pPr>
+        <w:ind w:left="567"/>
+        <w:shd w:fill="F5F5F5" w:val="clear"/>
+      </w:pPr>
+      <w:r>
+        <w:rPr>
+          <w:rFonts w:ascii="Consolas" w:hAnsi="Consolas"/>
+          <w:sz w:val="18"/>
+        </w:rPr>
+        <w:t>客户提交文件 → AI提取关键数据 → 人工核准 → 结构化入库</w:t>
+        <w:br/>
+        <w:t xml:space="preserve">                                                    ↓</w:t>
+        <w:br/>
+        <w:t xml:space="preserve">              经验复用 ← 项目档案归档 ← 报告生成 → AI审核岗 → 审批流</w:t>
+        <w:br/>
+        <w:t xml:space="preserve">                ↓                                        ↓</w:t>
+        <w:br/>
+        <w:t xml:space="preserve">         下次同类项目推荐                           知识库积累</w:t>
+      </w:r>
+    </w:p>
+    <w:p>
+      <w:pPr>
+        <w:spacing w:after="120"/>
+      </w:pPr>
+      <w:r>
+        <w:rPr>
+          <w:b/>
+          <w:sz w:val="21"/>
+        </w:rPr>
+        <w:t>数据分级管理</w:t>
+      </w:r>
+      <w:r>
+        <w:rPr>
+          <w:sz w:val="21"/>
+        </w:rPr>
+        <w:t>：</w:t>
+      </w:r>
+    </w:p>
+    <w:tbl>
+      <w:tblPr>
+        <w:tblStyle w:val="LightGrid-Accent1"/>
+        <w:tblW w:type="auto" w:w="0"/>
+        <w:jc w:val="center"/>
+        <w:tblLook w:firstColumn="1" w:firstRow="1" w:lastColumn="0" w:lastRow="0" w:noHBand="0" w:noVBand="1" w:val="04A0"/>
+      </w:tblPr>
+      <w:tblGrid>
+        <w:gridCol w:w="3135"/>
+        <w:gridCol w:w="3135"/>
+        <w:gridCol w:w="3135"/>
+      </w:tblGrid>
+      <w:tr>
+        <w:tc>
+          <w:tcPr>
+            <w:tcW w:type="dxa" w:w="3135"/>
+            <w:shd w:fill="4472C4" w:val="clear"/>
+          </w:tcPr>
+          <w:p>
+            <w:pPr/>
+            <w:r>
+              <w:rPr>
+                <w:b/>
+                <w:color w:val="FFFFFF"/>
+                <w:sz w:val="18"/>
+              </w:rPr>
+              <w:t>级别</w:t>
+            </w:r>
+          </w:p>
+        </w:tc>
+        <w:tc>
+          <w:tcPr>
+            <w:tcW w:type="dxa" w:w="3135"/>
+            <w:shd w:fill="4472C4" w:val="clear"/>
+          </w:tcPr>
+          <w:p>
+            <w:pPr/>
+            <w:r>
+              <w:rPr>
+                <w:b/>
+                <w:color w:val="FFFFFF"/>
+                <w:sz w:val="18"/>
+              </w:rPr>
+              <w:t>数据类型</w:t>
+            </w:r>
+          </w:p>
+        </w:tc>
+        <w:tc>
+          <w:tcPr>
+            <w:tcW w:type="dxa" w:w="3135"/>
+            <w:shd w:fill="4472C4" w:val="clear"/>
+          </w:tcPr>
+          <w:p>
+            <w:pPr/>
+            <w:r>
+              <w:rPr>
+                <w:b/>
+                <w:color w:val="FFFFFF"/>
+                <w:sz w:val="18"/>
+              </w:rPr>
+              <w:t>访问控制</w:t>
             </w:r>
           </w:p>
         </w:tc>
@@ -2351,7 +786,7 @@
               <w:rPr>
                 <w:sz w:val="18"/>
               </w:rPr>
-              <w:t>数据层</w:t>
+              <w:t>L1 公开</w:t>
             </w:r>
           </w:p>
         </w:tc>
@@ -2364,7 +799,7 @@
               <w:rPr>
                 <w:sz w:val="18"/>
               </w:rPr>
-              <w:t>明道云内置+文件存储</w:t>
+              <w:t>公司公告、培训资料</w:t>
             </w:r>
           </w:p>
         </w:tc>
@@ -2377,7 +812,7 @@
               <w:rPr>
                 <w:sz w:val="18"/>
               </w:rPr>
-              <w:t>底稿、知识库、项目数据统一管理</w:t>
+              <w:t>全员可见</w:t>
             </w:r>
           </w:p>
         </w:tc>
@@ -2392,7 +827,7 @@
               <w:rPr>
                 <w:sz w:val="18"/>
               </w:rPr>
-              <w:t>集成层</w:t>
+              <w:t>L2 内部</w:t>
             </w:r>
           </w:p>
         </w:tc>
@@ -2405,7 +840,7 @@
               <w:rPr>
                 <w:sz w:val="18"/>
               </w:rPr>
-              <w:t>企微/钉钉</w:t>
+              <w:t>项目进度、任务分配</w:t>
             </w:r>
           </w:p>
         </w:tc>
@@ -2418,7 +853,89 @@
               <w:rPr>
                 <w:sz w:val="18"/>
               </w:rPr>
-              <w:t>团队日常沟通工具，零学习成本</w:t>
+              <w:t>项目成员可见</w:t>
+            </w:r>
+          </w:p>
+        </w:tc>
+      </w:tr>
+      <w:tr>
+        <w:tc>
+          <w:tcPr>
+            <w:tcW w:type="dxa" w:w="3135"/>
+          </w:tcPr>
+          <w:p>
+            <w:r>
+              <w:rPr>
+                <w:sz w:val="18"/>
+              </w:rPr>
+              <w:t>L3 敏感</w:t>
+            </w:r>
+          </w:p>
+        </w:tc>
+        <w:tc>
+          <w:tcPr>
+            <w:tcW w:type="dxa" w:w="3135"/>
+          </w:tcPr>
+          <w:p>
+            <w:r>
+              <w:rPr>
+                <w:sz w:val="18"/>
+              </w:rPr>
+              <w:t>客户档案、工作底稿</w:t>
+            </w:r>
+          </w:p>
+        </w:tc>
+        <w:tc>
+          <w:tcPr>
+            <w:tcW w:type="dxa" w:w="3135"/>
+          </w:tcPr>
+          <w:p>
+            <w:r>
+              <w:rPr>
+                <w:sz w:val="18"/>
+              </w:rPr>
+              <w:t>按项目授权</w:t>
+            </w:r>
+          </w:p>
+        </w:tc>
+      </w:tr>
+      <w:tr>
+        <w:tc>
+          <w:tcPr>
+            <w:tcW w:type="dxa" w:w="3135"/>
+          </w:tcPr>
+          <w:p>
+            <w:r>
+              <w:rPr>
+                <w:sz w:val="18"/>
+              </w:rPr>
+              <w:t>L4 核心</w:t>
+            </w:r>
+          </w:p>
+        </w:tc>
+        <w:tc>
+          <w:tcPr>
+            <w:tcW w:type="dxa" w:w="3135"/>
+          </w:tcPr>
+          <w:p>
+            <w:r>
+              <w:rPr>
+                <w:sz w:val="18"/>
+              </w:rPr>
+              <w:t>客户财务数据、鉴证底稿</w:t>
+            </w:r>
+          </w:p>
+        </w:tc>
+        <w:tc>
+          <w:tcPr>
+            <w:tcW w:type="dxa" w:w="3135"/>
+          </w:tcPr>
+          <w:p>
+            <w:r>
+              <w:rPr>
+                <w:sz w:val="18"/>
+              </w:rPr>
+              <w:t>严格授权+操作留痕</w:t>
             </w:r>
           </w:p>
         </w:tc>
@@ -2430,7 +947,208 @@
         <w:pStyle w:val="Heading3"/>
       </w:pPr>
       <w:r>
-        <w:t>数据安全方案</w:t>
+        <w:t>（二）部署架构</w:t>
+      </w:r>
+    </w:p>
+    <w:p>
+      <w:pPr>
+        <w:spacing w:after="120"/>
+      </w:pPr>
+      <w:r>
+        <w:rPr>
+          <w:sz w:val="21"/>
+        </w:rPr>
+        <w:t>采用私有化部署模式，部署在贵所指定的云服务器上，确保数据主权完全归属贵所：</w:t>
+      </w:r>
+    </w:p>
+    <w:p>
+      <w:pPr>
+        <w:pStyle w:val="ListBullet"/>
+        <w:ind w:left="425"/>
+      </w:pPr>
+      <w:r>
+        <w:rPr>
+          <w:b/>
+          <w:sz w:val="20"/>
+        </w:rPr>
+        <w:t>访问层</w:t>
+      </w:r>
+      <w:r>
+        <w:rPr>
+          <w:sz w:val="20"/>
+        </w:rPr>
+        <w:t>：企业微信PC/移动端统一入口，免注册单点登录；</w:t>
+      </w:r>
+    </w:p>
+    <w:p>
+      <w:pPr>
+        <w:pStyle w:val="ListBullet"/>
+        <w:ind w:left="425"/>
+      </w:pPr>
+      <w:r>
+        <w:rPr>
+          <w:b/>
+          <w:sz w:val="20"/>
+        </w:rPr>
+        <w:t>应用层</w:t>
+      </w:r>
+      <w:r>
+        <w:rPr>
+          <w:sz w:val="20"/>
+        </w:rPr>
+        <w:t>：明道云搭建人事、行政、客户、项目、知识库、审批流等核心模块；</w:t>
+      </w:r>
+    </w:p>
+    <w:p>
+      <w:pPr>
+        <w:pStyle w:val="ListBullet"/>
+        <w:ind w:left="425"/>
+      </w:pPr>
+      <w:r>
+        <w:rPr>
+          <w:b/>
+          <w:sz w:val="20"/>
+        </w:rPr>
+        <w:t>数据层</w:t>
+      </w:r>
+      <w:r>
+        <w:rPr>
+          <w:sz w:val="20"/>
+        </w:rPr>
+        <w:t>：业务数据存明道云；文件附件根据规模选择——数据量小用明道云附件，数据量大挂载NAS；</w:t>
+      </w:r>
+    </w:p>
+    <w:p>
+      <w:pPr>
+        <w:pStyle w:val="ListBullet"/>
+        <w:ind w:left="425"/>
+      </w:pPr>
+      <w:r>
+        <w:rPr>
+          <w:b/>
+          <w:sz w:val="20"/>
+        </w:rPr>
+        <w:t>安全层</w:t>
+      </w:r>
+      <w:r>
+        <w:rPr>
+          <w:sz w:val="20"/>
+        </w:rPr>
+        <w:t>：私有化部署，权限分级，操作全留痕，AI调用做数据脱敏。</w:t>
+      </w:r>
+    </w:p>
+    <w:p>
+      <w:pPr>
+        <w:pStyle w:val="Heading3"/>
+      </w:pPr>
+      <w:r>
+        <w:t>（三）NAS知识库方案（可选）</w:t>
+      </w:r>
+    </w:p>
+    <w:p>
+      <w:pPr>
+        <w:spacing w:after="120"/>
+      </w:pPr>
+      <w:r>
+        <w:rPr>
+          <w:sz w:val="21"/>
+        </w:rPr>
+        <w:t>为保障大客户项目文件、历史底稿、政策文档的长期安全存储与高速访问：</w:t>
+      </w:r>
+    </w:p>
+    <w:p>
+      <w:pPr>
+        <w:pStyle w:val="ListBullet"/>
+        <w:ind w:left="425"/>
+      </w:pPr>
+      <w:r>
+        <w:rPr>
+          <w:b/>
+          <w:sz w:val="20"/>
+        </w:rPr>
+        <w:t>NAS端配置</w:t>
+      </w:r>
+      <w:r>
+        <w:rPr>
+          <w:sz w:val="20"/>
+        </w:rPr>
+        <w:t>：在群晖NAS创建共享文件夹，开启NFS服务，设置云服务器IP读写权限；</w:t>
+      </w:r>
+    </w:p>
+    <w:p>
+      <w:pPr>
+        <w:pStyle w:val="ListBullet"/>
+        <w:ind w:left="425"/>
+      </w:pPr>
+      <w:r>
+        <w:rPr>
+          <w:b/>
+          <w:sz w:val="20"/>
+        </w:rPr>
+        <w:t>服务器端挂载</w:t>
+      </w:r>
+      <w:r>
+        <w:rPr>
+          <w:sz w:val="20"/>
+        </w:rPr>
+        <w:t>：在云服务器创建挂载目录，通过NFS协议将NAS共享目录挂载至本地；</w:t>
+      </w:r>
+    </w:p>
+    <w:p>
+      <w:pPr>
+        <w:pStyle w:val="ListBullet"/>
+        <w:ind w:left="425"/>
+      </w:pPr>
+      <w:r>
+        <w:rPr>
+          <w:b/>
+          <w:sz w:val="20"/>
+        </w:rPr>
+        <w:t>方案优势</w:t>
+      </w:r>
+      <w:r>
+        <w:rPr>
+          <w:sz w:val="20"/>
+        </w:rPr>
+        <w:t>：附件不占明道云空间、RAID冗余防丢失、支持异地访问、后期可迁移至MinIO对象存储。</w:t>
+      </w:r>
+    </w:p>
+    <w:p>
+      <w:pPr>
+        <w:pStyle w:val="Heading3"/>
+      </w:pPr>
+      <w:r>
+        <w:t>（四）AI能力路线</w:t>
+      </w:r>
+    </w:p>
+    <w:p>
+      <w:pPr>
+        <w:spacing w:after="120"/>
+      </w:pPr>
+      <w:r>
+        <w:rPr>
+          <w:sz w:val="21"/>
+        </w:rPr>
+        <w:t>方案中的AI场景全部用明道云自带能力（工作流、模板填充、AI助手、知识库检索等）实现，快速见效。所有数据完全在贵所自己的服务器上，不经过任何外部网络。</w:t>
+      </w:r>
+    </w:p>
+    <w:p>
+      <w:pPr>
+        <w:spacing w:after="120"/>
+      </w:pPr>
+      <w:r>
+        <w:rPr>
+          <w:sz w:val="21"/>
+        </w:rPr>
+        <w:t>后续如有需要，可按需接入外部大模型做能力升级——等数据基础和团队习惯都准备好了再考虑，不急着上。</w:t>
+      </w:r>
+    </w:p>
+    <w:p>
+      <w:pPr>
+        <w:pStyle w:val="Heading3"/>
+      </w:pPr>
+      <w:r>
+        <w:t>（五）数据安全保障</w:t>
       </w:r>
     </w:p>
     <w:tbl>
@@ -2503,7 +1221,7 @@
               <w:rPr>
                 <w:sz w:val="18"/>
               </w:rPr>
-              <w:t>所有数据存储在客户自有服务器，不经公网传输</w:t>
+              <w:t>所有数据存储在贵所自有服务器，不经公网传输</w:t>
             </w:r>
           </w:p>
         </w:tc>
@@ -2518,7 +1236,7 @@
               <w:rPr>
                 <w:sz w:val="18"/>
               </w:rPr>
-              <w:t>权限分级</w:t>
+              <w:t>数据分级</w:t>
             </w:r>
           </w:p>
         </w:tc>
@@ -2531,7 +1249,7 @@
               <w:rPr>
                 <w:sz w:val="18"/>
               </w:rPr>
-              <w:t>按角色控制访问（老板/副总/项目经理/专业人员）</w:t>
+              <w:t>L1-L4四级数据分级，按级别控制访问</w:t>
             </w:r>
           </w:p>
         </w:tc>
@@ -2546,7 +1264,7 @@
               <w:rPr>
                 <w:sz w:val="18"/>
               </w:rPr>
-              <w:t>操作审计</w:t>
+              <w:t>权限管理</w:t>
             </w:r>
           </w:p>
         </w:tc>
@@ -2559,7 +1277,35 @@
               <w:rPr>
                 <w:sz w:val="18"/>
               </w:rPr>
-              <w:t>关键操作留痕，可追溯</w:t>
+              <w:t>按角色/部门/项目控制数据访问范围</w:t>
+            </w:r>
+          </w:p>
+        </w:tc>
+      </w:tr>
+      <w:tr>
+        <w:tc>
+          <w:tcPr>
+            <w:tcW w:type="dxa" w:w="4703"/>
+          </w:tcPr>
+          <w:p>
+            <w:r>
+              <w:rPr>
+                <w:sz w:val="18"/>
+              </w:rPr>
+              <w:t>操作留痕</w:t>
+            </w:r>
+          </w:p>
+        </w:tc>
+        <w:tc>
+          <w:tcPr>
+            <w:tcW w:type="dxa" w:w="4703"/>
+          </w:tcPr>
+          <w:p>
+            <w:r>
+              <w:rPr>
+                <w:sz w:val="18"/>
+              </w:rPr>
+              <w:t>关键操作可追溯，满足执业监管要求</w:t>
             </w:r>
           </w:p>
         </w:tc>
@@ -2587,7 +1333,7 @@
               <w:rPr>
                 <w:sz w:val="18"/>
               </w:rPr>
-              <w:t>AI调用时不传输客户敏感数据，只传必要的问题和上下文</w:t>
+              <w:t>AI调用时只传问题和必要上下文，客户敏感数据脱敏处理</w:t>
             </w:r>
           </w:p>
         </w:tc>
@@ -2610,15 +1356,2588 @@
         <w:pStyle w:val="Heading2"/>
       </w:pPr>
       <w:r>
-        <w:t>五、分期实施计划</w:t>
+        <w:t>三、AI场景落地全景图</w:t>
       </w:r>
     </w:p>
     <w:p>
       <w:pPr>
+        <w:spacing w:after="120"/>
+      </w:pPr>
+      <w:r>
+        <w:rPr>
+          <w:sz w:val="21"/>
+        </w:rPr>
+        <w:t>根据业务需求紧迫性，选择六大核心场景进行落地。以下在原沟通基础上，结合行业特点做了深化：</w:t>
+      </w:r>
+    </w:p>
+    <w:p>
+      <w:pPr>
         <w:pStyle w:val="Heading3"/>
       </w:pPr>
       <w:r>
-        <w:t>首期落地（10万以内，2-3个月）</w:t>
+        <w:t>场景一：自动方案初稿生成（售前）</w:t>
+      </w:r>
+    </w:p>
+    <w:p>
+      <w:pPr>
+        <w:spacing w:after="120"/>
+      </w:pPr>
+      <w:r>
+        <w:rPr>
+          <w:b/>
+          <w:sz w:val="21"/>
+        </w:rPr>
+        <w:t>原沟通内容</w:t>
+      </w:r>
+      <w:r>
+        <w:rPr>
+          <w:sz w:val="21"/>
+        </w:rPr>
+        <w:t>：读取客户画像+历史案例，AI自动生成方案框架与核心内容。</w:t>
+      </w:r>
+    </w:p>
+    <w:p>
+      <w:pPr>
+        <w:spacing w:after="120"/>
+      </w:pPr>
+      <w:r>
+        <w:rPr>
+          <w:b/>
+          <w:sz w:val="21"/>
+        </w:rPr>
+        <w:t>深化</w:t>
+      </w:r>
+      <w:r>
+        <w:rPr>
+          <w:sz w:val="21"/>
+        </w:rPr>
+        <w:t>：这个能力不仅用于售前方案，还能帮你们产出"可转发的专业内容"——行业税务分析、政策解读、实务指南。现有客户收到觉得有用，转给同行朋友，就是帮你们获客。老板参加行业活动时，有专业内容做支撑，不是空手去。</w:t>
+      </w:r>
+    </w:p>
+    <w:p>
+      <w:pPr>
+        <w:pStyle w:val="Heading3"/>
+      </w:pPr>
+      <w:r>
+        <w:t>场景二：自动生成报告（售中）</w:t>
+      </w:r>
+    </w:p>
+    <w:p>
+      <w:pPr>
+        <w:spacing w:after="120"/>
+      </w:pPr>
+      <w:r>
+        <w:rPr>
+          <w:b/>
+          <w:sz w:val="21"/>
+        </w:rPr>
+        <w:t>原沟通内容</w:t>
+      </w:r>
+      <w:r>
+        <w:rPr>
+          <w:sz w:val="21"/>
+        </w:rPr>
+        <w:t>：基于明道云工作流+模板填充，自动生成标准报告。</w:t>
+      </w:r>
+    </w:p>
+    <w:p>
+      <w:pPr>
+        <w:spacing w:after="120"/>
+      </w:pPr>
+      <w:r>
+        <w:rPr>
+          <w:b/>
+          <w:sz w:val="21"/>
+        </w:rPr>
+        <w:t>深化</w:t>
+      </w:r>
+      <w:r>
+        <w:rPr>
+          <w:sz w:val="21"/>
+        </w:rPr>
+        <w:t>：</w:t>
+      </w:r>
+    </w:p>
+    <w:p>
+      <w:pPr>
+        <w:pStyle w:val="ListBullet"/>
+        <w:ind w:left="425"/>
+      </w:pPr>
+      <w:r>
+        <w:rPr>
+          <w:b/>
+          <w:sz w:val="20"/>
+        </w:rPr>
+        <w:t>客户文件AI数据提取</w:t>
+      </w:r>
+      <w:r>
+        <w:rPr>
+          <w:sz w:val="20"/>
+        </w:rPr>
+        <w:t>：客户提交大量文件（财务报表/凭证/合同/发票等），AI识别文件类型+提取关键数据（收入/成本/费用/资产等），结构化入库</w:t>
+      </w:r>
+    </w:p>
+    <w:p>
+      <w:pPr>
+        <w:pStyle w:val="ListBullet"/>
+        <w:ind w:left="425"/>
+      </w:pPr>
+      <w:r>
+        <w:rPr>
+          <w:b/>
+          <w:sz w:val="20"/>
+        </w:rPr>
+        <w:t>人工核准</w:t>
+      </w:r>
+      <w:r>
+        <w:rPr>
+          <w:sz w:val="20"/>
+        </w:rPr>
+        <w:t>：AI提取的数据必须经专业人员核对确认，确认无误后才入库。AI辅助提取，人工把关质量</w:t>
+      </w:r>
+    </w:p>
+    <w:p>
+      <w:pPr>
+        <w:pStyle w:val="ListBullet"/>
+        <w:ind w:left="425"/>
+      </w:pPr>
+      <w:r>
+        <w:rPr>
+          <w:b/>
+          <w:sz w:val="20"/>
+        </w:rPr>
+        <w:t>报告初稿生成</w:t>
+      </w:r>
+      <w:r>
+        <w:rPr>
+          <w:sz w:val="20"/>
+        </w:rPr>
+        <w:t>：核准后的数据+模板→自动生成报告初稿，专业人员在此基础上修改</w:t>
+      </w:r>
+    </w:p>
+    <w:p>
+      <w:pPr>
+        <w:pStyle w:val="ListBullet"/>
+        <w:ind w:left="425"/>
+      </w:pPr>
+      <w:r>
+        <w:rPr>
+          <w:b/>
+          <w:sz w:val="20"/>
+        </w:rPr>
+        <w:t>数据校验</w:t>
+      </w:r>
+      <w:r>
+        <w:rPr>
+          <w:sz w:val="20"/>
+        </w:rPr>
+        <w:t>：AI自动检查数据逻辑（勾稽关系、异常波动），标注需要关注的点，减少人为遗漏</w:t>
+      </w:r>
+    </w:p>
+    <w:p>
+      <w:pPr>
+        <w:pStyle w:val="ListBullet"/>
+        <w:ind w:left="425"/>
+      </w:pPr>
+      <w:r>
+        <w:rPr>
+          <w:b/>
+          <w:sz w:val="20"/>
+        </w:rPr>
+        <w:t>AI审核岗</w:t>
+      </w:r>
+      <w:r>
+        <w:rPr>
+          <w:sz w:val="20"/>
+        </w:rPr>
+        <w:t>：副总审核时，AI预审标注风险点，缩短审核时间</w:t>
+      </w:r>
+    </w:p>
+    <w:p>
+      <w:pPr>
+        <w:spacing w:after="120"/>
+      </w:pPr>
+      <w:r>
+        <w:rPr>
+          <w:b/>
+          <w:sz w:val="21"/>
+        </w:rPr>
+        <w:t>完整流程</w:t>
+      </w:r>
+      <w:r>
+        <w:rPr>
+          <w:sz w:val="21"/>
+        </w:rPr>
+        <w:t>：</w:t>
+      </w:r>
+    </w:p>
+    <w:p>
+      <w:pPr>
+        <w:ind w:left="567"/>
+        <w:shd w:fill="F5F5F5" w:val="clear"/>
+      </w:pPr>
+      <w:r>
+        <w:rPr>
+          <w:rFonts w:ascii="Consolas" w:hAnsi="Consolas"/>
+          <w:sz w:val="18"/>
+        </w:rPr>
+        <w:t>客户提交文件 → AI提取数据 → 人工核准 → 入库 → 模板生成初稿 → AI审核岗 → 人工三级审批</w:t>
+      </w:r>
+    </w:p>
+    <w:p>
+      <w:pPr>
+        <w:spacing w:after="120"/>
+      </w:pPr>
+      <w:r>
+        <w:rPr>
+          <w:b/>
+          <w:sz w:val="21"/>
+        </w:rPr>
+        <w:t>重要边界</w:t>
+      </w:r>
+      <w:r>
+        <w:rPr>
+          <w:sz w:val="21"/>
+        </w:rPr>
+        <w:t>：AI只做数据提取、初稿生成和检查提示，最终判断和签字由注册税务师负责。</w:t>
+      </w:r>
+    </w:p>
+    <w:p>
+      <w:pPr>
+        <w:pStyle w:val="Heading3"/>
+      </w:pPr>
+      <w:r>
+        <w:t>场景三：企微AI客服/政策问答（全周期）</w:t>
+      </w:r>
+    </w:p>
+    <w:p>
+      <w:pPr>
+        <w:spacing w:after="120"/>
+      </w:pPr>
+      <w:r>
+        <w:rPr>
+          <w:b/>
+          <w:sz w:val="21"/>
+        </w:rPr>
+        <w:t>原沟通内容</w:t>
+      </w:r>
+      <w:r>
+        <w:rPr>
+          <w:sz w:val="21"/>
+        </w:rPr>
+        <w:t>：客户通过企微自然语言提问，AI检索知识库返回相关政策。</w:t>
+      </w:r>
+    </w:p>
+    <w:p>
+      <w:pPr>
+        <w:spacing w:after="120"/>
+      </w:pPr>
+      <w:r>
+        <w:rPr>
+          <w:b/>
+          <w:sz w:val="21"/>
+        </w:rPr>
+        <w:t>深化</w:t>
+      </w:r>
+      <w:r>
+        <w:rPr>
+          <w:sz w:val="21"/>
+        </w:rPr>
+        <w:t>：</w:t>
+      </w:r>
+    </w:p>
+    <w:p>
+      <w:pPr>
+        <w:pStyle w:val="ListBullet"/>
+        <w:ind w:left="425"/>
+      </w:pPr>
+      <w:r>
+        <w:rPr>
+          <w:b/>
+          <w:sz w:val="20"/>
+        </w:rPr>
+        <w:t>内部人员也能问</w:t>
+      </w:r>
+      <w:r>
+        <w:rPr>
+          <w:sz w:val="20"/>
+        </w:rPr>
+        <w:t>：不仅客户问，你们自己的专业人员随时可以问"这个行业的研发费用加计扣除有哪些注意事项"，系统从知识库找答案+关联历史案例</w:t>
+      </w:r>
+    </w:p>
+    <w:p>
+      <w:pPr>
+        <w:pStyle w:val="ListBullet"/>
+        <w:ind w:left="425"/>
+      </w:pPr>
+      <w:r>
+        <w:rPr>
+          <w:b/>
+          <w:sz w:val="20"/>
+        </w:rPr>
+        <w:t>税法更新追踪</w:t>
+      </w:r>
+      <w:r>
+        <w:rPr>
+          <w:sz w:val="20"/>
+        </w:rPr>
+        <w:t>：新政策出来，系统自动抓取+AI解读要点+标注对现有客户的影响</w:t>
+      </w:r>
+    </w:p>
+    <w:p>
+      <w:pPr>
+        <w:pStyle w:val="ListBullet"/>
+        <w:ind w:left="425"/>
+      </w:pPr>
+      <w:r>
+        <w:rPr>
+          <w:b/>
+          <w:sz w:val="20"/>
+        </w:rPr>
+        <w:t>相似案例推荐</w:t>
+      </w:r>
+      <w:r>
+        <w:rPr>
+          <w:sz w:val="20"/>
+        </w:rPr>
+        <w:t>：新项目启动时，自动匹配历史相似项目，推荐可参考的经验和底稿</w:t>
+      </w:r>
+    </w:p>
+    <w:p>
+      <w:pPr>
+        <w:pStyle w:val="Heading3"/>
+      </w:pPr>
+      <w:r>
+        <w:t>场景四：新员工培训含AI陪练（全周期）</w:t>
+      </w:r>
+    </w:p>
+    <w:p>
+      <w:pPr>
+        <w:spacing w:after="120"/>
+      </w:pPr>
+      <w:r>
+        <w:rPr>
+          <w:b/>
+          <w:sz w:val="21"/>
+        </w:rPr>
+        <w:t>原沟通内容</w:t>
+      </w:r>
+      <w:r>
+        <w:rPr>
+          <w:sz w:val="21"/>
+        </w:rPr>
+        <w:t>：培训课程+考试+AI随时解答流程与表单问题。</w:t>
+      </w:r>
+    </w:p>
+    <w:p>
+      <w:pPr>
+        <w:spacing w:after="120"/>
+      </w:pPr>
+      <w:r>
+        <w:rPr>
+          <w:b/>
+          <w:sz w:val="21"/>
+        </w:rPr>
+        <w:t>深化</w:t>
+      </w:r>
+      <w:r>
+        <w:rPr>
+          <w:sz w:val="21"/>
+        </w:rPr>
+        <w:t>：</w:t>
+      </w:r>
+    </w:p>
+    <w:p>
+      <w:pPr>
+        <w:pStyle w:val="ListBullet"/>
+        <w:ind w:left="425"/>
+      </w:pPr>
+      <w:r>
+        <w:rPr>
+          <w:b/>
+          <w:sz w:val="20"/>
+        </w:rPr>
+        <w:t>基于真实案例</w:t>
+      </w:r>
+      <w:r>
+        <w:rPr>
+          <w:sz w:val="20"/>
+        </w:rPr>
+        <w:t>：用你们做过的真实项目（脱敏后）作为案例库，新人可以问"这种情况下该怎么处理"</w:t>
+      </w:r>
+    </w:p>
+    <w:p>
+      <w:pPr>
+        <w:pStyle w:val="ListBullet"/>
+        <w:ind w:left="425"/>
+      </w:pPr>
+      <w:r>
+        <w:rPr>
+          <w:b/>
+          <w:sz w:val="20"/>
+        </w:rPr>
+        <w:t>模拟场景练习</w:t>
+      </w:r>
+      <w:r>
+        <w:rPr>
+          <w:sz w:val="20"/>
+        </w:rPr>
+        <w:t>：AI出题模拟鉴证场景，新人自己做判断，做完看标准答案和注意事项</w:t>
+      </w:r>
+    </w:p>
+    <w:p>
+      <w:pPr>
+        <w:pStyle w:val="ListBullet"/>
+        <w:ind w:left="425"/>
+      </w:pPr>
+      <w:r>
+        <w:rPr>
+          <w:sz w:val="20"/>
+        </w:rPr>
+        <w:t>这解决的不只是培训问题，是知识传承问题——老师傅的经验不用等有空才能教</w:t>
+      </w:r>
+    </w:p>
+    <w:p>
+      <w:pPr>
+        <w:pStyle w:val="Heading3"/>
+      </w:pPr>
+      <w:r>
+        <w:t>场景五：项目进度管理（售中）</w:t>
+      </w:r>
+    </w:p>
+    <w:p>
+      <w:pPr>
+        <w:spacing w:after="120"/>
+      </w:pPr>
+      <w:r>
+        <w:rPr>
+          <w:b/>
+          <w:sz w:val="21"/>
+        </w:rPr>
+        <w:t>原沟通内容</w:t>
+      </w:r>
+      <w:r>
+        <w:rPr>
+          <w:sz w:val="21"/>
+        </w:rPr>
+        <w:t>：任务分解+甘特图+风险标签，实时掌控项目状态。</w:t>
+      </w:r>
+    </w:p>
+    <w:p>
+      <w:pPr>
+        <w:spacing w:after="120"/>
+      </w:pPr>
+      <w:r>
+        <w:rPr>
+          <w:b/>
+          <w:sz w:val="21"/>
+        </w:rPr>
+        <w:t>深化</w:t>
+      </w:r>
+      <w:r>
+        <w:rPr>
+          <w:sz w:val="21"/>
+        </w:rPr>
+        <w:t>：</w:t>
+      </w:r>
+    </w:p>
+    <w:p>
+      <w:pPr>
+        <w:pStyle w:val="ListBullet"/>
+        <w:ind w:left="425"/>
+      </w:pPr>
+      <w:r>
+        <w:rPr>
+          <w:b/>
+          <w:sz w:val="20"/>
+        </w:rPr>
+        <w:t>替代微信群沟通</w:t>
+      </w:r>
+      <w:r>
+        <w:rPr>
+          <w:sz w:val="20"/>
+        </w:rPr>
+        <w:t>：任务指派、进度更新、文件交接有迹可循，老板打开手机看到所有项目进展</w:t>
+      </w:r>
+    </w:p>
+    <w:p>
+      <w:pPr>
+        <w:pStyle w:val="ListBullet"/>
+        <w:ind w:left="425"/>
+      </w:pPr>
+      <w:r>
+        <w:rPr>
+          <w:b/>
+          <w:sz w:val="20"/>
+        </w:rPr>
+        <w:t>经验自动归档</w:t>
+      </w:r>
+      <w:r>
+        <w:rPr>
+          <w:sz w:val="20"/>
+        </w:rPr>
+        <w:t>：项目完成后，AI辅助提取关键经验、注意事项，归入知识库。下次做类似的项目，系统直接推荐"上次做这个行业的客户，你们遇到过这些问题"</w:t>
+      </w:r>
+    </w:p>
+    <w:p>
+      <w:pPr>
+        <w:pStyle w:val="Heading3"/>
+      </w:pPr>
+      <w:r>
+        <w:t>场景六：项目周报自动生成（售中）</w:t>
+      </w:r>
+    </w:p>
+    <w:p>
+      <w:pPr>
+        <w:spacing w:after="120"/>
+      </w:pPr>
+      <w:r>
+        <w:rPr>
+          <w:b/>
+          <w:sz w:val="21"/>
+        </w:rPr>
+        <w:t>原沟通内容</w:t>
+      </w:r>
+      <w:r>
+        <w:rPr>
+          <w:sz w:val="21"/>
+        </w:rPr>
+        <w:t>：自动抓取任务进展+AI文本生成，减少80%撰写时间。</w:t>
+      </w:r>
+    </w:p>
+    <w:p>
+      <w:pPr>
+        <w:spacing w:after="120"/>
+      </w:pPr>
+      <w:r>
+        <w:rPr>
+          <w:sz w:val="21"/>
+        </w:rPr>
+        <w:t>（保持不变，这个场景已经足够具体）</w:t>
+      </w:r>
+    </w:p>
+    <w:p>
+      <w:pPr>
+        <w:jc w:val="center"/>
+      </w:pPr>
+      <w:r>
+        <w:rPr>
+          <w:color w:val="BFBFBF"/>
+        </w:rPr>
+        <w:t>────────────────────────────────────────</w:t>
+      </w:r>
+    </w:p>
+    <w:p>
+      <w:pPr>
+        <w:pStyle w:val="Heading2"/>
+      </w:pPr>
+      <w:r>
+        <w:t>四、功能模块与工时预算</w:t>
+      </w:r>
+    </w:p>
+    <w:p>
+      <w:pPr>
+        <w:spacing w:before="80" w:after="80"/>
+        <w:ind w:left="425"/>
+        <w:pBdr>
+          <w:left w:val="single" w:sz="12" w:space="4" w:color="4472C4"/>
+        </w:pBdr>
+      </w:pPr>
+      <w:r>
+        <w:rPr>
+          <w:i/>
+          <w:color w:val="666666"/>
+          <w:sz w:val="20"/>
+        </w:rPr>
+        <w:t>计价说明：常规配置2,000元/人天，AI能力集成3,000元/人天。按功能模块报价，优惠价8折。</w:t>
+      </w:r>
+    </w:p>
+    <w:p>
+      <w:pPr>
+        <w:pStyle w:val="Heading3"/>
+      </w:pPr>
+      <w:r>
+        <w:t>（一）功能模块与报价</w:t>
+      </w:r>
+    </w:p>
+    <w:p>
+      <w:pPr>
+        <w:spacing w:after="120"/>
+      </w:pPr>
+      <w:r>
+        <w:rPr>
+          <w:sz w:val="21"/>
+        </w:rPr>
+        <w:t>所有功能在项目周期内（2-3个月）完成：</w:t>
+      </w:r>
+    </w:p>
+    <w:tbl>
+      <w:tblPr>
+        <w:tblStyle w:val="LightGrid-Accent1"/>
+        <w:tblW w:type="auto" w:w="0"/>
+        <w:jc w:val="center"/>
+        <w:tblLook w:firstColumn="1" w:firstRow="1" w:lastColumn="0" w:lastRow="0" w:noHBand="0" w:noVBand="1" w:val="04A0"/>
+      </w:tblPr>
+      <w:tblGrid>
+        <w:gridCol w:w="1344"/>
+        <w:gridCol w:w="1344"/>
+        <w:gridCol w:w="1344"/>
+        <w:gridCol w:w="1344"/>
+        <w:gridCol w:w="1344"/>
+        <w:gridCol w:w="1344"/>
+        <w:gridCol w:w="1344"/>
+      </w:tblGrid>
+      <w:tr>
+        <w:tc>
+          <w:tcPr>
+            <w:tcW w:type="dxa" w:w="1344"/>
+            <w:shd w:fill="4472C4" w:val="clear"/>
+          </w:tcPr>
+          <w:p>
+            <w:pPr/>
+            <w:r>
+              <w:rPr>
+                <w:b/>
+                <w:color w:val="FFFFFF"/>
+                <w:sz w:val="18"/>
+              </w:rPr>
+              <w:t>模块</w:t>
+            </w:r>
+          </w:p>
+        </w:tc>
+        <w:tc>
+          <w:tcPr>
+            <w:tcW w:type="dxa" w:w="1344"/>
+            <w:shd w:fill="4472C4" w:val="clear"/>
+          </w:tcPr>
+          <w:p>
+            <w:pPr/>
+            <w:r>
+              <w:rPr>
+                <w:b/>
+                <w:color w:val="FFFFFF"/>
+                <w:sz w:val="18"/>
+              </w:rPr>
+              <w:t>功能说明</w:t>
+            </w:r>
+          </w:p>
+        </w:tc>
+        <w:tc>
+          <w:tcPr>
+            <w:tcW w:type="dxa" w:w="1344"/>
+            <w:shd w:fill="4472C4" w:val="clear"/>
+          </w:tcPr>
+          <w:p>
+            <w:pPr/>
+            <w:r>
+              <w:rPr>
+                <w:b/>
+                <w:color w:val="FFFFFF"/>
+                <w:sz w:val="18"/>
+              </w:rPr>
+              <w:t>AI特色</w:t>
+            </w:r>
+          </w:p>
+        </w:tc>
+        <w:tc>
+          <w:tcPr>
+            <w:tcW w:type="dxa" w:w="1344"/>
+            <w:shd w:fill="4472C4" w:val="clear"/>
+          </w:tcPr>
+          <w:p>
+            <w:pPr/>
+            <w:r>
+              <w:rPr>
+                <w:b/>
+                <w:color w:val="FFFFFF"/>
+                <w:sz w:val="18"/>
+              </w:rPr>
+              <w:t>常规人天</w:t>
+            </w:r>
+          </w:p>
+        </w:tc>
+        <w:tc>
+          <w:tcPr>
+            <w:tcW w:type="dxa" w:w="1344"/>
+            <w:shd w:fill="4472C4" w:val="clear"/>
+          </w:tcPr>
+          <w:p>
+            <w:pPr/>
+            <w:r>
+              <w:rPr>
+                <w:b/>
+                <w:color w:val="FFFFFF"/>
+                <w:sz w:val="18"/>
+              </w:rPr>
+              <w:t>AI人天</w:t>
+            </w:r>
+          </w:p>
+        </w:tc>
+        <w:tc>
+          <w:tcPr>
+            <w:tcW w:type="dxa" w:w="1344"/>
+            <w:shd w:fill="4472C4" w:val="clear"/>
+          </w:tcPr>
+          <w:p>
+            <w:pPr/>
+            <w:r>
+              <w:rPr>
+                <w:b/>
+                <w:color w:val="FFFFFF"/>
+                <w:sz w:val="18"/>
+              </w:rPr>
+              <w:t>原价(元)</w:t>
+            </w:r>
+          </w:p>
+        </w:tc>
+        <w:tc>
+          <w:tcPr>
+            <w:tcW w:type="dxa" w:w="1344"/>
+            <w:shd w:fill="4472C4" w:val="clear"/>
+          </w:tcPr>
+          <w:p>
+            <w:pPr/>
+            <w:r>
+              <w:rPr>
+                <w:b/>
+                <w:color w:val="FFFFFF"/>
+                <w:sz w:val="18"/>
+              </w:rPr>
+              <w:t>优惠价(元)</w:t>
+            </w:r>
+          </w:p>
+        </w:tc>
+      </w:tr>
+      <w:tr>
+        <w:tc>
+          <w:tcPr>
+            <w:tcW w:type="dxa" w:w="1344"/>
+          </w:tcPr>
+          <w:p>
+            <w:r>
+              <w:rPr>
+                <w:sz w:val="18"/>
+              </w:rPr>
+              <w:t>基础模块</w:t>
+            </w:r>
+          </w:p>
+        </w:tc>
+        <w:tc>
+          <w:tcPr>
+            <w:tcW w:type="dxa" w:w="1344"/>
+          </w:tcPr>
+          <w:p>
+            <w:r>
+              <w:rPr>
+                <w:sz w:val="18"/>
+              </w:rPr>
+              <w:t>组织架构/花名册/权限管理</w:t>
+            </w:r>
+          </w:p>
+        </w:tc>
+        <w:tc>
+          <w:tcPr>
+            <w:tcW w:type="dxa" w:w="1344"/>
+          </w:tcPr>
+          <w:p>
+            <w:r>
+              <w:rPr>
+                <w:sz w:val="18"/>
+              </w:rPr>
+              <w:t>平台基础</w:t>
+            </w:r>
+          </w:p>
+        </w:tc>
+        <w:tc>
+          <w:tcPr>
+            <w:tcW w:type="dxa" w:w="1344"/>
+          </w:tcPr>
+          <w:p>
+            <w:r>
+              <w:rPr>
+                <w:sz w:val="18"/>
+              </w:rPr>
+              <w:t>8</w:t>
+            </w:r>
+          </w:p>
+        </w:tc>
+        <w:tc>
+          <w:tcPr>
+            <w:tcW w:type="dxa" w:w="1344"/>
+          </w:tcPr>
+          <w:p>
+            <w:r>
+              <w:rPr>
+                <w:sz w:val="18"/>
+              </w:rPr>
+              <w:t>—</w:t>
+            </w:r>
+          </w:p>
+        </w:tc>
+        <w:tc>
+          <w:tcPr>
+            <w:tcW w:type="dxa" w:w="1344"/>
+          </w:tcPr>
+          <w:p>
+            <w:r>
+              <w:rPr>
+                <w:sz w:val="18"/>
+              </w:rPr>
+              <w:t>16,000</w:t>
+            </w:r>
+          </w:p>
+        </w:tc>
+        <w:tc>
+          <w:tcPr>
+            <w:tcW w:type="dxa" w:w="1344"/>
+          </w:tcPr>
+          <w:p>
+            <w:r>
+              <w:rPr>
+                <w:sz w:val="18"/>
+              </w:rPr>
+              <w:t>12,800</w:t>
+            </w:r>
+          </w:p>
+        </w:tc>
+      </w:tr>
+      <w:tr>
+        <w:tc>
+          <w:tcPr>
+            <w:tcW w:type="dxa" w:w="1344"/>
+          </w:tcPr>
+          <w:p>
+            <w:r>
+              <w:rPr>
+                <w:sz w:val="18"/>
+              </w:rPr>
+              <w:t>人事管理</w:t>
+            </w:r>
+          </w:p>
+        </w:tc>
+        <w:tc>
+          <w:tcPr>
+            <w:tcW w:type="dxa" w:w="1344"/>
+          </w:tcPr>
+          <w:p>
+            <w:r>
+              <w:rPr>
+                <w:sz w:val="18"/>
+              </w:rPr>
+              <w:t>证照/合同/考勤/请假/工资核算</w:t>
+            </w:r>
+          </w:p>
+        </w:tc>
+        <w:tc>
+          <w:tcPr>
+            <w:tcW w:type="dxa" w:w="1344"/>
+          </w:tcPr>
+          <w:p>
+            <w:r>
+              <w:rPr>
+                <w:sz w:val="18"/>
+              </w:rPr>
+              <w:t>工作流</w:t>
+            </w:r>
+          </w:p>
+        </w:tc>
+        <w:tc>
+          <w:tcPr>
+            <w:tcW w:type="dxa" w:w="1344"/>
+          </w:tcPr>
+          <w:p>
+            <w:r>
+              <w:rPr>
+                <w:sz w:val="18"/>
+              </w:rPr>
+              <w:t>8</w:t>
+            </w:r>
+          </w:p>
+        </w:tc>
+        <w:tc>
+          <w:tcPr>
+            <w:tcW w:type="dxa" w:w="1344"/>
+          </w:tcPr>
+          <w:p>
+            <w:r>
+              <w:rPr>
+                <w:sz w:val="18"/>
+              </w:rPr>
+              <w:t>—</w:t>
+            </w:r>
+          </w:p>
+        </w:tc>
+        <w:tc>
+          <w:tcPr>
+            <w:tcW w:type="dxa" w:w="1344"/>
+          </w:tcPr>
+          <w:p>
+            <w:r>
+              <w:rPr>
+                <w:sz w:val="18"/>
+              </w:rPr>
+              <w:t>16,000</w:t>
+            </w:r>
+          </w:p>
+        </w:tc>
+        <w:tc>
+          <w:tcPr>
+            <w:tcW w:type="dxa" w:w="1344"/>
+          </w:tcPr>
+          <w:p>
+            <w:r>
+              <w:rPr>
+                <w:sz w:val="18"/>
+              </w:rPr>
+              <w:t>12,800</w:t>
+            </w:r>
+          </w:p>
+        </w:tc>
+      </w:tr>
+      <w:tr>
+        <w:tc>
+          <w:tcPr>
+            <w:tcW w:type="dxa" w:w="1344"/>
+          </w:tcPr>
+          <w:p>
+            <w:r>
+              <w:rPr>
+                <w:sz w:val="18"/>
+              </w:rPr>
+              <w:t>行政管理</w:t>
+            </w:r>
+          </w:p>
+        </w:tc>
+        <w:tc>
+          <w:tcPr>
+            <w:tcW w:type="dxa" w:w="1344"/>
+          </w:tcPr>
+          <w:p>
+            <w:r>
+              <w:rPr>
+                <w:sz w:val="18"/>
+              </w:rPr>
+              <w:t>行政审批流（采购/用章/费用）</w:t>
+            </w:r>
+          </w:p>
+        </w:tc>
+        <w:tc>
+          <w:tcPr>
+            <w:tcW w:type="dxa" w:w="1344"/>
+          </w:tcPr>
+          <w:p>
+            <w:r>
+              <w:rPr>
+                <w:sz w:val="18"/>
+              </w:rPr>
+              <w:t>审批流程</w:t>
+            </w:r>
+          </w:p>
+        </w:tc>
+        <w:tc>
+          <w:tcPr>
+            <w:tcW w:type="dxa" w:w="1344"/>
+          </w:tcPr>
+          <w:p>
+            <w:r>
+              <w:rPr>
+                <w:sz w:val="18"/>
+              </w:rPr>
+              <w:t>3</w:t>
+            </w:r>
+          </w:p>
+        </w:tc>
+        <w:tc>
+          <w:tcPr>
+            <w:tcW w:type="dxa" w:w="1344"/>
+          </w:tcPr>
+          <w:p>
+            <w:r>
+              <w:rPr>
+                <w:sz w:val="18"/>
+              </w:rPr>
+              <w:t>—</w:t>
+            </w:r>
+          </w:p>
+        </w:tc>
+        <w:tc>
+          <w:tcPr>
+            <w:tcW w:type="dxa" w:w="1344"/>
+          </w:tcPr>
+          <w:p>
+            <w:r>
+              <w:rPr>
+                <w:sz w:val="18"/>
+              </w:rPr>
+              <w:t>6,000</w:t>
+            </w:r>
+          </w:p>
+        </w:tc>
+        <w:tc>
+          <w:tcPr>
+            <w:tcW w:type="dxa" w:w="1344"/>
+          </w:tcPr>
+          <w:p>
+            <w:r>
+              <w:rPr>
+                <w:sz w:val="18"/>
+              </w:rPr>
+              <w:t>4,800</w:t>
+            </w:r>
+          </w:p>
+        </w:tc>
+      </w:tr>
+      <w:tr>
+        <w:tc>
+          <w:tcPr>
+            <w:tcW w:type="dxa" w:w="1344"/>
+          </w:tcPr>
+          <w:p>
+            <w:r>
+              <w:rPr>
+                <w:sz w:val="18"/>
+              </w:rPr>
+              <w:t>财务管理</w:t>
+            </w:r>
+          </w:p>
+        </w:tc>
+        <w:tc>
+          <w:tcPr>
+            <w:tcW w:type="dxa" w:w="1344"/>
+          </w:tcPr>
+          <w:p>
+            <w:r>
+              <w:rPr>
+                <w:sz w:val="18"/>
+              </w:rPr>
+              <w:t>报销管理</w:t>
+            </w:r>
+          </w:p>
+        </w:tc>
+        <w:tc>
+          <w:tcPr>
+            <w:tcW w:type="dxa" w:w="1344"/>
+          </w:tcPr>
+          <w:p>
+            <w:r>
+              <w:rPr>
+                <w:sz w:val="18"/>
+              </w:rPr>
+              <w:t>基础表单</w:t>
+            </w:r>
+          </w:p>
+        </w:tc>
+        <w:tc>
+          <w:tcPr>
+            <w:tcW w:type="dxa" w:w="1344"/>
+          </w:tcPr>
+          <w:p>
+            <w:r>
+              <w:rPr>
+                <w:sz w:val="18"/>
+              </w:rPr>
+              <w:t>2</w:t>
+            </w:r>
+          </w:p>
+        </w:tc>
+        <w:tc>
+          <w:tcPr>
+            <w:tcW w:type="dxa" w:w="1344"/>
+          </w:tcPr>
+          <w:p>
+            <w:r>
+              <w:rPr>
+                <w:sz w:val="18"/>
+              </w:rPr>
+              <w:t>—</w:t>
+            </w:r>
+          </w:p>
+        </w:tc>
+        <w:tc>
+          <w:tcPr>
+            <w:tcW w:type="dxa" w:w="1344"/>
+          </w:tcPr>
+          <w:p>
+            <w:r>
+              <w:rPr>
+                <w:sz w:val="18"/>
+              </w:rPr>
+              <w:t>4,000</w:t>
+            </w:r>
+          </w:p>
+        </w:tc>
+        <w:tc>
+          <w:tcPr>
+            <w:tcW w:type="dxa" w:w="1344"/>
+          </w:tcPr>
+          <w:p>
+            <w:r>
+              <w:rPr>
+                <w:sz w:val="18"/>
+              </w:rPr>
+              <w:t>3,200</w:t>
+            </w:r>
+          </w:p>
+        </w:tc>
+      </w:tr>
+      <w:tr>
+        <w:tc>
+          <w:tcPr>
+            <w:tcW w:type="dxa" w:w="1344"/>
+          </w:tcPr>
+          <w:p>
+            <w:r>
+              <w:rPr>
+                <w:sz w:val="18"/>
+              </w:rPr>
+              <w:t>客户管理</w:t>
+            </w:r>
+          </w:p>
+        </w:tc>
+        <w:tc>
+          <w:tcPr>
+            <w:tcW w:type="dxa" w:w="1344"/>
+          </w:tcPr>
+          <w:p>
+            <w:r>
+              <w:rPr>
+                <w:sz w:val="18"/>
+              </w:rPr>
+              <w:t>客户档案/关联项目管理</w:t>
+            </w:r>
+          </w:p>
+        </w:tc>
+        <w:tc>
+          <w:tcPr>
+            <w:tcW w:type="dxa" w:w="1344"/>
+          </w:tcPr>
+          <w:p>
+            <w:r>
+              <w:rPr>
+                <w:sz w:val="18"/>
+              </w:rPr>
+              <w:t>基础表单</w:t>
+            </w:r>
+          </w:p>
+        </w:tc>
+        <w:tc>
+          <w:tcPr>
+            <w:tcW w:type="dxa" w:w="1344"/>
+          </w:tcPr>
+          <w:p>
+            <w:r>
+              <w:rPr>
+                <w:sz w:val="18"/>
+              </w:rPr>
+              <w:t>2</w:t>
+            </w:r>
+          </w:p>
+        </w:tc>
+        <w:tc>
+          <w:tcPr>
+            <w:tcW w:type="dxa" w:w="1344"/>
+          </w:tcPr>
+          <w:p>
+            <w:r>
+              <w:rPr>
+                <w:sz w:val="18"/>
+              </w:rPr>
+              <w:t>—</w:t>
+            </w:r>
+          </w:p>
+        </w:tc>
+        <w:tc>
+          <w:tcPr>
+            <w:tcW w:type="dxa" w:w="1344"/>
+          </w:tcPr>
+          <w:p>
+            <w:r>
+              <w:rPr>
+                <w:sz w:val="18"/>
+              </w:rPr>
+              <w:t>4,000</w:t>
+            </w:r>
+          </w:p>
+        </w:tc>
+        <w:tc>
+          <w:tcPr>
+            <w:tcW w:type="dxa" w:w="1344"/>
+          </w:tcPr>
+          <w:p>
+            <w:r>
+              <w:rPr>
+                <w:sz w:val="18"/>
+              </w:rPr>
+              <w:t>3,200</w:t>
+            </w:r>
+          </w:p>
+        </w:tc>
+      </w:tr>
+      <w:tr>
+        <w:tc>
+          <w:tcPr>
+            <w:tcW w:type="dxa" w:w="1344"/>
+          </w:tcPr>
+          <w:p>
+            <w:r>
+              <w:rPr>
+                <w:sz w:val="18"/>
+              </w:rPr>
+              <w:t>项目管理</w:t>
+            </w:r>
+          </w:p>
+        </w:tc>
+        <w:tc>
+          <w:tcPr>
+            <w:tcW w:type="dxa" w:w="1344"/>
+          </w:tcPr>
+          <w:p>
+            <w:r>
+              <w:rPr>
+                <w:sz w:val="18"/>
+              </w:rPr>
+              <w:t>立项/团队/任务分解/进度/资料管理</w:t>
+            </w:r>
+          </w:p>
+        </w:tc>
+        <w:tc>
+          <w:tcPr>
+            <w:tcW w:type="dxa" w:w="1344"/>
+          </w:tcPr>
+          <w:p>
+            <w:r>
+              <w:rPr>
+                <w:sz w:val="18"/>
+              </w:rPr>
+              <w:t>AI周报自动生成</w:t>
+            </w:r>
+          </w:p>
+        </w:tc>
+        <w:tc>
+          <w:tcPr>
+            <w:tcW w:type="dxa" w:w="1344"/>
+          </w:tcPr>
+          <w:p>
+            <w:r>
+              <w:rPr>
+                <w:sz w:val="18"/>
+              </w:rPr>
+              <w:t>8</w:t>
+            </w:r>
+          </w:p>
+        </w:tc>
+        <w:tc>
+          <w:tcPr>
+            <w:tcW w:type="dxa" w:w="1344"/>
+          </w:tcPr>
+          <w:p>
+            <w:r>
+              <w:rPr>
+                <w:sz w:val="18"/>
+              </w:rPr>
+              <w:t>4</w:t>
+            </w:r>
+          </w:p>
+        </w:tc>
+        <w:tc>
+          <w:tcPr>
+            <w:tcW w:type="dxa" w:w="1344"/>
+          </w:tcPr>
+          <w:p>
+            <w:r>
+              <w:rPr>
+                <w:sz w:val="18"/>
+              </w:rPr>
+              <w:t>28,000</w:t>
+            </w:r>
+          </w:p>
+        </w:tc>
+        <w:tc>
+          <w:tcPr>
+            <w:tcW w:type="dxa" w:w="1344"/>
+          </w:tcPr>
+          <w:p>
+            <w:r>
+              <w:rPr>
+                <w:sz w:val="18"/>
+              </w:rPr>
+              <w:t>22,400</w:t>
+            </w:r>
+          </w:p>
+        </w:tc>
+      </w:tr>
+      <w:tr>
+        <w:tc>
+          <w:tcPr>
+            <w:tcW w:type="dxa" w:w="1344"/>
+          </w:tcPr>
+          <w:p>
+            <w:r>
+              <w:rPr>
+                <w:sz w:val="18"/>
+              </w:rPr>
+              <w:t>报告生成与审批</w:t>
+            </w:r>
+          </w:p>
+        </w:tc>
+        <w:tc>
+          <w:tcPr>
+            <w:tcW w:type="dxa" w:w="1344"/>
+          </w:tcPr>
+          <w:p>
+            <w:r>
+              <w:rPr>
+                <w:sz w:val="18"/>
+              </w:rPr>
+              <w:t>客户文件AI数据提取/人工核准/报告生成/三级审批流</w:t>
+            </w:r>
+          </w:p>
+        </w:tc>
+        <w:tc>
+          <w:tcPr>
+            <w:tcW w:type="dxa" w:w="1344"/>
+          </w:tcPr>
+          <w:p>
+            <w:r>
+              <w:rPr>
+                <w:sz w:val="18"/>
+              </w:rPr>
+              <w:t>AI审核岗</w:t>
+            </w:r>
+          </w:p>
+        </w:tc>
+        <w:tc>
+          <w:tcPr>
+            <w:tcW w:type="dxa" w:w="1344"/>
+          </w:tcPr>
+          <w:p>
+            <w:r>
+              <w:rPr>
+                <w:sz w:val="18"/>
+              </w:rPr>
+              <w:t>4</w:t>
+            </w:r>
+          </w:p>
+        </w:tc>
+        <w:tc>
+          <w:tcPr>
+            <w:tcW w:type="dxa" w:w="1344"/>
+          </w:tcPr>
+          <w:p>
+            <w:r>
+              <w:rPr>
+                <w:sz w:val="18"/>
+              </w:rPr>
+              <w:t>4</w:t>
+            </w:r>
+          </w:p>
+        </w:tc>
+        <w:tc>
+          <w:tcPr>
+            <w:tcW w:type="dxa" w:w="1344"/>
+          </w:tcPr>
+          <w:p>
+            <w:r>
+              <w:rPr>
+                <w:sz w:val="18"/>
+              </w:rPr>
+              <w:t>20,000</w:t>
+            </w:r>
+          </w:p>
+        </w:tc>
+        <w:tc>
+          <w:tcPr>
+            <w:tcW w:type="dxa" w:w="1344"/>
+          </w:tcPr>
+          <w:p>
+            <w:r>
+              <w:rPr>
+                <w:sz w:val="18"/>
+              </w:rPr>
+              <w:t>16,000</w:t>
+            </w:r>
+          </w:p>
+        </w:tc>
+      </w:tr>
+      <w:tr>
+        <w:tc>
+          <w:tcPr>
+            <w:tcW w:type="dxa" w:w="1344"/>
+          </w:tcPr>
+          <w:p>
+            <w:r>
+              <w:rPr>
+                <w:sz w:val="18"/>
+              </w:rPr>
+              <w:t>知识库与AI客服</w:t>
+            </w:r>
+          </w:p>
+        </w:tc>
+        <w:tc>
+          <w:tcPr>
+            <w:tcW w:type="dxa" w:w="1344"/>
+          </w:tcPr>
+          <w:p>
+            <w:r>
+              <w:rPr>
+                <w:sz w:val="18"/>
+              </w:rPr>
+              <w:t>内部知识库/政策问答/外部政策抓取</w:t>
+            </w:r>
+          </w:p>
+        </w:tc>
+        <w:tc>
+          <w:tcPr>
+            <w:tcW w:type="dxa" w:w="1344"/>
+          </w:tcPr>
+          <w:p>
+            <w:r>
+              <w:rPr>
+                <w:sz w:val="18"/>
+              </w:rPr>
+              <w:t>Agent数字员工</w:t>
+            </w:r>
+          </w:p>
+        </w:tc>
+        <w:tc>
+          <w:tcPr>
+            <w:tcW w:type="dxa" w:w="1344"/>
+          </w:tcPr>
+          <w:p>
+            <w:r>
+              <w:rPr>
+                <w:sz w:val="18"/>
+              </w:rPr>
+              <w:t>3</w:t>
+            </w:r>
+          </w:p>
+        </w:tc>
+        <w:tc>
+          <w:tcPr>
+            <w:tcW w:type="dxa" w:w="1344"/>
+          </w:tcPr>
+          <w:p>
+            <w:r>
+              <w:rPr>
+                <w:sz w:val="18"/>
+              </w:rPr>
+              <w:t>4</w:t>
+            </w:r>
+          </w:p>
+        </w:tc>
+        <w:tc>
+          <w:tcPr>
+            <w:tcW w:type="dxa" w:w="1344"/>
+          </w:tcPr>
+          <w:p>
+            <w:r>
+              <w:rPr>
+                <w:sz w:val="18"/>
+              </w:rPr>
+              <w:t>18,000</w:t>
+            </w:r>
+          </w:p>
+        </w:tc>
+        <w:tc>
+          <w:tcPr>
+            <w:tcW w:type="dxa" w:w="1344"/>
+          </w:tcPr>
+          <w:p>
+            <w:r>
+              <w:rPr>
+                <w:sz w:val="18"/>
+              </w:rPr>
+              <w:t>14,400</w:t>
+            </w:r>
+          </w:p>
+        </w:tc>
+      </w:tr>
+      <w:tr>
+        <w:tc>
+          <w:tcPr>
+            <w:tcW w:type="dxa" w:w="1344"/>
+          </w:tcPr>
+          <w:p>
+            <w:r>
+              <w:rPr>
+                <w:sz w:val="18"/>
+              </w:rPr>
+              <w:t>新员工培训</w:t>
+            </w:r>
+          </w:p>
+        </w:tc>
+        <w:tc>
+          <w:tcPr>
+            <w:tcW w:type="dxa" w:w="1344"/>
+          </w:tcPr>
+          <w:p>
+            <w:r>
+              <w:rPr>
+                <w:sz w:val="18"/>
+              </w:rPr>
+              <w:t>培训课程/题库/AI陪练</w:t>
+            </w:r>
+          </w:p>
+        </w:tc>
+        <w:tc>
+          <w:tcPr>
+            <w:tcW w:type="dxa" w:w="1344"/>
+          </w:tcPr>
+          <w:p>
+            <w:r>
+              <w:rPr>
+                <w:sz w:val="18"/>
+              </w:rPr>
+              <w:t>AI问答</w:t>
+            </w:r>
+          </w:p>
+        </w:tc>
+        <w:tc>
+          <w:tcPr>
+            <w:tcW w:type="dxa" w:w="1344"/>
+          </w:tcPr>
+          <w:p>
+            <w:r>
+              <w:rPr>
+                <w:sz w:val="18"/>
+              </w:rPr>
+              <w:t>1</w:t>
+            </w:r>
+          </w:p>
+        </w:tc>
+        <w:tc>
+          <w:tcPr>
+            <w:tcW w:type="dxa" w:w="1344"/>
+          </w:tcPr>
+          <w:p>
+            <w:r>
+              <w:rPr>
+                <w:sz w:val="18"/>
+              </w:rPr>
+              <w:t>1</w:t>
+            </w:r>
+          </w:p>
+        </w:tc>
+        <w:tc>
+          <w:tcPr>
+            <w:tcW w:type="dxa" w:w="1344"/>
+          </w:tcPr>
+          <w:p>
+            <w:r>
+              <w:rPr>
+                <w:sz w:val="18"/>
+              </w:rPr>
+              <w:t>5,000</w:t>
+            </w:r>
+          </w:p>
+        </w:tc>
+        <w:tc>
+          <w:tcPr>
+            <w:tcW w:type="dxa" w:w="1344"/>
+          </w:tcPr>
+          <w:p>
+            <w:r>
+              <w:rPr>
+                <w:sz w:val="18"/>
+              </w:rPr>
+              <w:t>4,000</w:t>
+            </w:r>
+          </w:p>
+        </w:tc>
+      </w:tr>
+      <w:tr>
+        <w:tc>
+          <w:tcPr>
+            <w:tcW w:type="dxa" w:w="1344"/>
+          </w:tcPr>
+          <w:p>
+            <w:r>
+              <w:rPr>
+                <w:sz w:val="18"/>
+              </w:rPr>
+              <w:t>基础设施</w:t>
+            </w:r>
+          </w:p>
+        </w:tc>
+        <w:tc>
+          <w:tcPr>
+            <w:tcW w:type="dxa" w:w="1344"/>
+          </w:tcPr>
+          <w:p>
+            <w:r>
+              <w:rPr>
+                <w:sz w:val="18"/>
+              </w:rPr>
+              <w:t>部署+NAS/企微SSO/全员培训</w:t>
+            </w:r>
+          </w:p>
+        </w:tc>
+        <w:tc>
+          <w:tcPr>
+            <w:tcW w:type="dxa" w:w="1344"/>
+          </w:tcPr>
+          <w:p>
+            <w:r>
+              <w:rPr>
+                <w:sz w:val="18"/>
+              </w:rPr>
+              <w:t>—</w:t>
+            </w:r>
+          </w:p>
+        </w:tc>
+        <w:tc>
+          <w:tcPr>
+            <w:tcW w:type="dxa" w:w="1344"/>
+          </w:tcPr>
+          <w:p>
+            <w:r>
+              <w:rPr>
+                <w:sz w:val="18"/>
+              </w:rPr>
+              <w:t>3</w:t>
+            </w:r>
+          </w:p>
+        </w:tc>
+        <w:tc>
+          <w:tcPr>
+            <w:tcW w:type="dxa" w:w="1344"/>
+          </w:tcPr>
+          <w:p>
+            <w:r>
+              <w:rPr>
+                <w:sz w:val="18"/>
+              </w:rPr>
+              <w:t>—</w:t>
+            </w:r>
+          </w:p>
+        </w:tc>
+        <w:tc>
+          <w:tcPr>
+            <w:tcW w:type="dxa" w:w="1344"/>
+          </w:tcPr>
+          <w:p>
+            <w:r>
+              <w:rPr>
+                <w:sz w:val="18"/>
+              </w:rPr>
+              <w:t>6,000</w:t>
+            </w:r>
+          </w:p>
+        </w:tc>
+        <w:tc>
+          <w:tcPr>
+            <w:tcW w:type="dxa" w:w="1344"/>
+          </w:tcPr>
+          <w:p>
+            <w:r>
+              <w:rPr>
+                <w:sz w:val="18"/>
+              </w:rPr>
+              <w:t>4,800</w:t>
+            </w:r>
+          </w:p>
+        </w:tc>
+      </w:tr>
+      <w:tr>
+        <w:tc>
+          <w:tcPr>
+            <w:tcW w:type="dxa" w:w="1344"/>
+          </w:tcPr>
+          <w:p>
+            <w:r>
+              <w:rPr>
+                <w:sz w:val="18"/>
+              </w:rPr>
+              <w:t>合计</w:t>
+            </w:r>
+          </w:p>
+        </w:tc>
+        <w:tc>
+          <w:tcPr>
+            <w:tcW w:type="dxa" w:w="1344"/>
+          </w:tcPr>
+          <w:p>
+            <w:r>
+              <w:rPr>
+                <w:sz w:val="18"/>
+              </w:rPr>
+            </w:r>
+          </w:p>
+        </w:tc>
+        <w:tc>
+          <w:tcPr>
+            <w:tcW w:type="dxa" w:w="1344"/>
+          </w:tcPr>
+          <w:p>
+            <w:r>
+              <w:rPr>
+                <w:sz w:val="18"/>
+              </w:rPr>
+            </w:r>
+          </w:p>
+        </w:tc>
+        <w:tc>
+          <w:tcPr>
+            <w:tcW w:type="dxa" w:w="1344"/>
+          </w:tcPr>
+          <w:p>
+            <w:r>
+              <w:rPr>
+                <w:sz w:val="18"/>
+              </w:rPr>
+              <w:t>42</w:t>
+            </w:r>
+          </w:p>
+        </w:tc>
+        <w:tc>
+          <w:tcPr>
+            <w:tcW w:type="dxa" w:w="1344"/>
+          </w:tcPr>
+          <w:p>
+            <w:r>
+              <w:rPr>
+                <w:sz w:val="18"/>
+              </w:rPr>
+              <w:t>13</w:t>
+            </w:r>
+          </w:p>
+        </w:tc>
+        <w:tc>
+          <w:tcPr>
+            <w:tcW w:type="dxa" w:w="1344"/>
+          </w:tcPr>
+          <w:p>
+            <w:r>
+              <w:rPr>
+                <w:sz w:val="18"/>
+              </w:rPr>
+              <w:t>123,000</w:t>
+            </w:r>
+          </w:p>
+        </w:tc>
+        <w:tc>
+          <w:tcPr>
+            <w:tcW w:type="dxa" w:w="1344"/>
+          </w:tcPr>
+          <w:p>
+            <w:r>
+              <w:rPr>
+                <w:sz w:val="18"/>
+              </w:rPr>
+              <w:t>98,400</w:t>
+            </w:r>
+          </w:p>
+        </w:tc>
+      </w:tr>
+    </w:tbl>
+    <w:p/>
+    <w:p>
+      <w:pPr>
+        <w:spacing w:before="80" w:after="80"/>
+        <w:ind w:left="425"/>
+        <w:pBdr>
+          <w:left w:val="single" w:sz="12" w:space="4" w:color="4472C4"/>
+        </w:pBdr>
+      </w:pPr>
+      <w:r>
+        <w:rPr>
+          <w:i/>
+          <w:color w:val="666666"/>
+          <w:sz w:val="20"/>
+        </w:rPr>
+        <w:t>常规配置单价2,000元/人天，AI能力集成单价3,000元/人天。总人天55天，原价123,000元，</w:t>
+      </w:r>
+      <w:r>
+        <w:rPr>
+          <w:b/>
+          <w:i/>
+          <w:color w:val="666666"/>
+          <w:sz w:val="20"/>
+        </w:rPr>
+        <w:t>优惠价8折 = 98,400元</w:t>
+      </w:r>
+      <w:r>
+        <w:rPr>
+          <w:i/>
+          <w:color w:val="666666"/>
+          <w:sz w:val="20"/>
+        </w:rPr>
+        <w:t>。</w:t>
+      </w:r>
+    </w:p>
+    <w:p>
+      <w:pPr>
+        <w:pStyle w:val="Heading3"/>
+      </w:pPr>
+      <w:r>
+        <w:t>两个AI特色功能</w:t>
+      </w:r>
+    </w:p>
+    <w:p>
+      <w:pPr>
+        <w:spacing w:after="120"/>
+      </w:pPr>
+      <w:r>
+        <w:rPr>
+          <w:b/>
+          <w:sz w:val="21"/>
+        </w:rPr>
+        <w:t>特色一：AI审核岗</w:t>
+      </w:r>
+    </w:p>
+    <w:p>
+      <w:pPr>
+        <w:spacing w:after="120"/>
+      </w:pPr>
+      <w:r>
+        <w:rPr>
+          <w:sz w:val="21"/>
+        </w:rPr>
+        <w:t>在不改变原有三级审核（项目经理→部门经理→合伙人）的基础上，增加一个AI审核环节：</w:t>
+      </w:r>
+    </w:p>
+    <w:p>
+      <w:pPr>
+        <w:ind w:left="567"/>
+        <w:shd w:fill="F5F5F5" w:val="clear"/>
+      </w:pPr>
+      <w:r>
+        <w:rPr>
+          <w:rFonts w:ascii="Consolas" w:hAnsi="Consolas"/>
+          <w:sz w:val="18"/>
+        </w:rPr>
+        <w:t>报告提交 → AI审核岗（预审标风险点）→ 项目经理审核 → 部门经理审核 → 合伙人审批</w:t>
+      </w:r>
+    </w:p>
+    <w:p>
+      <w:pPr>
+        <w:pStyle w:val="ListBullet"/>
+        <w:ind w:left="425"/>
+      </w:pPr>
+      <w:r>
+        <w:rPr>
+          <w:sz w:val="20"/>
+        </w:rPr>
+        <w:t>AI不替代人工审核，是在人工审核前先过一遍，标注需要关注的点</w:t>
+      </w:r>
+    </w:p>
+    <w:p>
+      <w:pPr>
+        <w:pStyle w:val="ListBullet"/>
+        <w:ind w:left="425"/>
+      </w:pPr>
+      <w:r>
+        <w:rPr>
+          <w:sz w:val="20"/>
+        </w:rPr>
+        <w:t>审核人员不用从头到尾逐行看，AI已经帮你标了重点</w:t>
+      </w:r>
+    </w:p>
+    <w:p>
+      <w:pPr>
+        <w:pStyle w:val="ListBullet"/>
+        <w:ind w:left="425"/>
+      </w:pPr>
+      <w:r>
+        <w:rPr>
+          <w:sz w:val="20"/>
+        </w:rPr>
+        <w:t>提高审核效率，减少遗漏风险</w:t>
+      </w:r>
+    </w:p>
+    <w:p>
+      <w:pPr>
+        <w:spacing w:after="120"/>
+      </w:pPr>
+      <w:r>
+        <w:rPr>
+          <w:b/>
+          <w:sz w:val="21"/>
+        </w:rPr>
+        <w:t>特色二：Agent数字员工（企微AI客服）</w:t>
+      </w:r>
+    </w:p>
+    <w:p>
+      <w:pPr>
+        <w:spacing w:after="120"/>
+      </w:pPr>
+      <w:r>
+        <w:rPr>
+          <w:sz w:val="21"/>
+        </w:rPr>
+        <w:t>做一个与企微结合的AI客服，作为"数字员工"上岗：</w:t>
+      </w:r>
+    </w:p>
+    <w:p>
+      <w:pPr>
+        <w:pStyle w:val="ListBullet"/>
+        <w:ind w:left="425"/>
+      </w:pPr>
+      <w:r>
+        <w:rPr>
+          <w:sz w:val="20"/>
+        </w:rPr>
+        <w:t>客户通过企微提问，AI检索知识库返回政策答案</w:t>
+      </w:r>
+    </w:p>
+    <w:p>
+      <w:pPr>
+        <w:pStyle w:val="ListBullet"/>
+        <w:ind w:left="425"/>
+      </w:pPr>
+      <w:r>
+        <w:rPr>
+          <w:sz w:val="20"/>
+        </w:rPr>
+        <w:t>内部人员也能问——"这个行业的研发费用加计扣除怎么处理"</w:t>
+      </w:r>
+    </w:p>
+    <w:p>
+      <w:pPr>
+        <w:pStyle w:val="ListBullet"/>
+        <w:ind w:left="425"/>
+      </w:pPr>
+      <w:r>
+        <w:rPr>
+          <w:sz w:val="20"/>
+        </w:rPr>
+        <w:t>7×24小时在线，随时响应</w:t>
+      </w:r>
+    </w:p>
+    <w:p>
+      <w:pPr>
+        <w:pStyle w:val="ListBullet"/>
+        <w:ind w:left="425"/>
+      </w:pPr>
+      <w:r>
+        <w:rPr>
+          <w:sz w:val="20"/>
+        </w:rPr>
+        <w:t>有岗位、有职责，是团队的一员</w:t>
+      </w:r>
+    </w:p>
+    <w:p>
+      <w:pPr>
+        <w:pStyle w:val="Heading3"/>
+      </w:pPr>
+      <w:r>
+        <w:t>（二）后续可选模块（按需）</w:t>
+      </w:r>
+    </w:p>
+    <w:p>
+      <w:pPr>
+        <w:spacing w:after="120"/>
+      </w:pPr>
+      <w:r>
+        <w:rPr>
+          <w:sz w:val="21"/>
+        </w:rPr>
+        <w:t>系统稳定运行后，可根据实际需要逐步扩展以下模块：</w:t>
+      </w:r>
+    </w:p>
+    <w:tbl>
+      <w:tblPr>
+        <w:tblStyle w:val="LightGrid-Accent1"/>
+        <w:tblW w:type="auto" w:w="0"/>
+        <w:jc w:val="center"/>
+        <w:tblLook w:firstColumn="1" w:firstRow="1" w:lastColumn="0" w:lastRow="0" w:noHBand="0" w:noVBand="1" w:val="04A0"/>
+      </w:tblPr>
+      <w:tblGrid>
+        <w:gridCol w:w="3135"/>
+        <w:gridCol w:w="3135"/>
+        <w:gridCol w:w="3135"/>
+      </w:tblGrid>
+      <w:tr>
+        <w:tc>
+          <w:tcPr>
+            <w:tcW w:type="dxa" w:w="3135"/>
+            <w:shd w:fill="4472C4" w:val="clear"/>
+          </w:tcPr>
+          <w:p>
+            <w:pPr/>
+            <w:r>
+              <w:rPr>
+                <w:b/>
+                <w:color w:val="FFFFFF"/>
+                <w:sz w:val="18"/>
+              </w:rPr>
+              <w:t>模块</w:t>
+            </w:r>
+          </w:p>
+        </w:tc>
+        <w:tc>
+          <w:tcPr>
+            <w:tcW w:type="dxa" w:w="3135"/>
+            <w:shd w:fill="4472C4" w:val="clear"/>
+          </w:tcPr>
+          <w:p>
+            <w:pPr/>
+            <w:r>
+              <w:rPr>
+                <w:b/>
+                <w:color w:val="FFFFFF"/>
+                <w:sz w:val="18"/>
+              </w:rPr>
+              <w:t>功能</w:t>
+            </w:r>
+          </w:p>
+        </w:tc>
+        <w:tc>
+          <w:tcPr>
+            <w:tcW w:type="dxa" w:w="3135"/>
+            <w:shd w:fill="4472C4" w:val="clear"/>
+          </w:tcPr>
+          <w:p>
+            <w:pPr/>
+            <w:r>
+              <w:rPr>
+                <w:b/>
+                <w:color w:val="FFFFFF"/>
+                <w:sz w:val="18"/>
+              </w:rPr>
+              <w:t>说明</w:t>
+            </w:r>
+          </w:p>
+        </w:tc>
+      </w:tr>
+      <w:tr>
+        <w:tc>
+          <w:tcPr>
+            <w:tcW w:type="dxa" w:w="3135"/>
+          </w:tcPr>
+          <w:p>
+            <w:r>
+              <w:rPr>
+                <w:sz w:val="18"/>
+              </w:rPr>
+              <w:t>入离调转</w:t>
+            </w:r>
+          </w:p>
+        </w:tc>
+        <w:tc>
+          <w:tcPr>
+            <w:tcW w:type="dxa" w:w="3135"/>
+          </w:tcPr>
+          <w:p>
+            <w:r>
+              <w:rPr>
+                <w:sz w:val="18"/>
+              </w:rPr>
+              <w:t>入职/离职/调岗流程线上化</w:t>
+            </w:r>
+          </w:p>
+        </w:tc>
+        <w:tc>
+          <w:tcPr>
+            <w:tcW w:type="dxa" w:w="3135"/>
+          </w:tcPr>
+          <w:p>
+            <w:r>
+              <w:rPr>
+                <w:sz w:val="18"/>
+              </w:rPr>
+              <w:t>可选</w:t>
+            </w:r>
+          </w:p>
+        </w:tc>
+      </w:tr>
+      <w:tr>
+        <w:tc>
+          <w:tcPr>
+            <w:tcW w:type="dxa" w:w="3135"/>
+          </w:tcPr>
+          <w:p>
+            <w:r>
+              <w:rPr>
+                <w:sz w:val="18"/>
+              </w:rPr>
+              <w:t>外出/出差管理</w:t>
+            </w:r>
+          </w:p>
+        </w:tc>
+        <w:tc>
+          <w:tcPr>
+            <w:tcW w:type="dxa" w:w="3135"/>
+          </w:tcPr>
+          <w:p>
+            <w:r>
+              <w:rPr>
+                <w:sz w:val="18"/>
+              </w:rPr>
+              <w:t>外出登记、差旅申请</w:t>
+            </w:r>
+          </w:p>
+        </w:tc>
+        <w:tc>
+          <w:tcPr>
+            <w:tcW w:type="dxa" w:w="3135"/>
+          </w:tcPr>
+          <w:p>
+            <w:r>
+              <w:rPr>
+                <w:sz w:val="18"/>
+              </w:rPr>
+              <w:t>可选</w:t>
+            </w:r>
+          </w:p>
+        </w:tc>
+      </w:tr>
+      <w:tr>
+        <w:tc>
+          <w:tcPr>
+            <w:tcW w:type="dxa" w:w="3135"/>
+          </w:tcPr>
+          <w:p>
+            <w:r>
+              <w:rPr>
+                <w:sz w:val="18"/>
+              </w:rPr>
+              <w:t>补卡管理</w:t>
+            </w:r>
+          </w:p>
+        </w:tc>
+        <w:tc>
+          <w:tcPr>
+            <w:tcW w:type="dxa" w:w="3135"/>
+          </w:tcPr>
+          <w:p>
+            <w:r>
+              <w:rPr>
+                <w:sz w:val="18"/>
+              </w:rPr>
+              <w:t>补卡申请审批</w:t>
+            </w:r>
+          </w:p>
+        </w:tc>
+        <w:tc>
+          <w:tcPr>
+            <w:tcW w:type="dxa" w:w="3135"/>
+          </w:tcPr>
+          <w:p>
+            <w:r>
+              <w:rPr>
+                <w:sz w:val="18"/>
+              </w:rPr>
+              <w:t>可选</w:t>
+            </w:r>
+          </w:p>
+        </w:tc>
+      </w:tr>
+      <w:tr>
+        <w:tc>
+          <w:tcPr>
+            <w:tcW w:type="dxa" w:w="3135"/>
+          </w:tcPr>
+          <w:p>
+            <w:r>
+              <w:rPr>
+                <w:sz w:val="18"/>
+              </w:rPr>
+              <w:t>项目档案管理</w:t>
+            </w:r>
+          </w:p>
+        </w:tc>
+        <w:tc>
+          <w:tcPr>
+            <w:tcW w:type="dxa" w:w="3135"/>
+          </w:tcPr>
+          <w:p>
+            <w:r>
+              <w:rPr>
+                <w:sz w:val="18"/>
+              </w:rPr>
+              <w:t>历史项目档案归档、检索、复用</w:t>
+            </w:r>
+          </w:p>
+        </w:tc>
+        <w:tc>
+          <w:tcPr>
+            <w:tcW w:type="dxa" w:w="3135"/>
+          </w:tcPr>
+          <w:p>
+            <w:r>
+              <w:rPr>
+                <w:sz w:val="18"/>
+              </w:rPr>
+              <w:t>可选</w:t>
+            </w:r>
+          </w:p>
+        </w:tc>
+      </w:tr>
+      <w:tr>
+        <w:tc>
+          <w:tcPr>
+            <w:tcW w:type="dxa" w:w="3135"/>
+          </w:tcPr>
+          <w:p>
+            <w:r>
+              <w:rPr>
+                <w:sz w:val="18"/>
+              </w:rPr>
+              <w:t>公告/通知管理</w:t>
+            </w:r>
+          </w:p>
+        </w:tc>
+        <w:tc>
+          <w:tcPr>
+            <w:tcW w:type="dxa" w:w="3135"/>
+          </w:tcPr>
+          <w:p>
+            <w:r>
+              <w:rPr>
+                <w:sz w:val="18"/>
+              </w:rPr>
+              <w:t>内部公告发布、已读回执</w:t>
+            </w:r>
+          </w:p>
+        </w:tc>
+        <w:tc>
+          <w:tcPr>
+            <w:tcW w:type="dxa" w:w="3135"/>
+          </w:tcPr>
+          <w:p>
+            <w:r>
+              <w:rPr>
+                <w:sz w:val="18"/>
+              </w:rPr>
+              <w:t>可选</w:t>
+            </w:r>
+          </w:p>
+        </w:tc>
+      </w:tr>
+      <w:tr>
+        <w:tc>
+          <w:tcPr>
+            <w:tcW w:type="dxa" w:w="3135"/>
+          </w:tcPr>
+          <w:p>
+            <w:r>
+              <w:rPr>
+                <w:sz w:val="18"/>
+              </w:rPr>
+              <w:t>制度/知识问答助手</w:t>
+            </w:r>
+          </w:p>
+        </w:tc>
+        <w:tc>
+          <w:tcPr>
+            <w:tcW w:type="dxa" w:w="3135"/>
+          </w:tcPr>
+          <w:p>
+            <w:r>
+              <w:rPr>
+                <w:sz w:val="18"/>
+              </w:rPr>
+              <w:t>基于企业制度构建问答模型</w:t>
+            </w:r>
+          </w:p>
+        </w:tc>
+        <w:tc>
+          <w:tcPr>
+            <w:tcW w:type="dxa" w:w="3135"/>
+          </w:tcPr>
+          <w:p>
+            <w:r>
+              <w:rPr>
+                <w:sz w:val="18"/>
+              </w:rPr>
+              <w:t>可选</w:t>
+            </w:r>
+          </w:p>
+        </w:tc>
+      </w:tr>
+    </w:tbl>
+    <w:p/>
+    <w:p>
+      <w:pPr>
+        <w:pStyle w:val="Heading3"/>
+      </w:pPr>
+      <w:r>
+        <w:t>（三）费用构成</w:t>
+      </w:r>
+    </w:p>
+    <w:tbl>
+      <w:tblPr>
+        <w:tblStyle w:val="LightGrid-Accent1"/>
+        <w:tblW w:type="auto" w:w="0"/>
+        <w:jc w:val="center"/>
+        <w:tblLook w:firstColumn="1" w:firstRow="1" w:lastColumn="0" w:lastRow="0" w:noHBand="0" w:noVBand="1" w:val="04A0"/>
+      </w:tblPr>
+      <w:tblGrid>
+        <w:gridCol w:w="3135"/>
+        <w:gridCol w:w="3135"/>
+        <w:gridCol w:w="3135"/>
+      </w:tblGrid>
+      <w:tr>
+        <w:tc>
+          <w:tcPr>
+            <w:tcW w:type="dxa" w:w="3135"/>
+            <w:shd w:fill="4472C4" w:val="clear"/>
+          </w:tcPr>
+          <w:p>
+            <w:pPr/>
+            <w:r>
+              <w:rPr>
+                <w:b/>
+                <w:color w:val="FFFFFF"/>
+                <w:sz w:val="18"/>
+              </w:rPr>
+              <w:t>费用项</w:t>
+            </w:r>
+          </w:p>
+        </w:tc>
+        <w:tc>
+          <w:tcPr>
+            <w:tcW w:type="dxa" w:w="3135"/>
+            <w:shd w:fill="4472C4" w:val="clear"/>
+          </w:tcPr>
+          <w:p>
+            <w:pPr/>
+            <w:r>
+              <w:rPr>
+                <w:b/>
+                <w:color w:val="FFFFFF"/>
+                <w:sz w:val="18"/>
+              </w:rPr>
+              <w:t>金额</w:t>
+            </w:r>
+          </w:p>
+        </w:tc>
+        <w:tc>
+          <w:tcPr>
+            <w:tcW w:type="dxa" w:w="3135"/>
+            <w:shd w:fill="4472C4" w:val="clear"/>
+          </w:tcPr>
+          <w:p>
+            <w:pPr/>
+            <w:r>
+              <w:rPr>
+                <w:b/>
+                <w:color w:val="FFFFFF"/>
+                <w:sz w:val="18"/>
+              </w:rPr>
+              <w:t>说明</w:t>
+            </w:r>
+          </w:p>
+        </w:tc>
+      </w:tr>
+      <w:tr>
+        <w:tc>
+          <w:tcPr>
+            <w:tcW w:type="dxa" w:w="3135"/>
+          </w:tcPr>
+          <w:p>
+            <w:r>
+              <w:rPr>
+                <w:sz w:val="18"/>
+              </w:rPr>
+              <w:t>1. 开发费</w:t>
+            </w:r>
+          </w:p>
+        </w:tc>
+        <w:tc>
+          <w:tcPr>
+            <w:tcW w:type="dxa" w:w="3135"/>
+          </w:tcPr>
+          <w:p>
+            <w:r>
+              <w:rPr>
+                <w:sz w:val="18"/>
+              </w:rPr>
+              <w:t>原价 12.3万（常规42天×2,000+AI 13天×3,000）</w:t>
+            </w:r>
+          </w:p>
+        </w:tc>
+        <w:tc>
+          <w:tcPr>
+            <w:tcW w:type="dxa" w:w="3135"/>
+          </w:tcPr>
+          <w:p>
+            <w:r>
+              <w:rPr>
+                <w:sz w:val="18"/>
+              </w:rPr>
+              <w:t>优惠价8折，折后 9.84万。可分期支付。</w:t>
+            </w:r>
+          </w:p>
+        </w:tc>
+      </w:tr>
+      <w:tr>
+        <w:tc>
+          <w:tcPr>
+            <w:tcW w:type="dxa" w:w="3135"/>
+          </w:tcPr>
+          <w:p>
+            <w:r>
+              <w:rPr>
+                <w:sz w:val="18"/>
+              </w:rPr>
+              <w:t>2. 硬件费（按需）</w:t>
+            </w:r>
+          </w:p>
+        </w:tc>
+        <w:tc>
+          <w:tcPr>
+            <w:tcW w:type="dxa" w:w="3135"/>
+          </w:tcPr>
+          <w:p>
+            <w:r>
+              <w:rPr>
+                <w:sz w:val="18"/>
+              </w:rPr>
+              <w:t>自购或代购</w:t>
+            </w:r>
+          </w:p>
+        </w:tc>
+        <w:tc>
+          <w:tcPr>
+            <w:tcW w:type="dxa" w:w="3135"/>
+          </w:tcPr>
+          <w:p>
+            <w:r>
+              <w:rPr>
+                <w:sz w:val="18"/>
+              </w:rPr>
+              <w:t>云服务器（建议16核/48GB内存/200GB SSD起）+ 企业级NAS设备。客户可自行采购，我方提供规格建议。</w:t>
+            </w:r>
+          </w:p>
+        </w:tc>
+      </w:tr>
+      <w:tr>
+        <w:tc>
+          <w:tcPr>
+            <w:tcW w:type="dxa" w:w="3135"/>
+          </w:tcPr>
+          <w:p>
+            <w:r>
+              <w:rPr>
+                <w:sz w:val="18"/>
+              </w:rPr>
+              <w:t>3. 年度订阅费</w:t>
+            </w:r>
+          </w:p>
+        </w:tc>
+        <w:tc>
+          <w:tcPr>
+            <w:tcW w:type="dxa" w:w="3135"/>
+          </w:tcPr>
+          <w:p>
+            <w:r>
+              <w:rPr>
+                <w:sz w:val="18"/>
+              </w:rPr>
+              <w:t>约6,000元/年起</w:t>
+            </w:r>
+          </w:p>
+        </w:tc>
+        <w:tc>
+          <w:tcPr>
+            <w:tcW w:type="dxa" w:w="3135"/>
+          </w:tcPr>
+          <w:p>
+            <w:r>
+              <w:rPr>
+                <w:sz w:val="18"/>
+              </w:rPr>
+              <w:t>明道云License年订阅。服务器费用根据配置而定（客户自购或云租赁）。</w:t>
+            </w:r>
+          </w:p>
+        </w:tc>
+      </w:tr>
+      <w:tr>
+        <w:tc>
+          <w:tcPr>
+            <w:tcW w:type="dxa" w:w="3135"/>
+          </w:tcPr>
+          <w:p>
+            <w:r>
+              <w:rPr>
+                <w:sz w:val="18"/>
+              </w:rPr>
+              <w:t>4. 第三方费用</w:t>
+            </w:r>
+          </w:p>
+        </w:tc>
+        <w:tc>
+          <w:tcPr>
+            <w:tcW w:type="dxa" w:w="3135"/>
+          </w:tcPr>
+          <w:p>
+            <w:r>
+              <w:rPr>
+                <w:sz w:val="18"/>
+              </w:rPr>
+              <w:t>按使用量</w:t>
+            </w:r>
+          </w:p>
+        </w:tc>
+        <w:tc>
+          <w:tcPr>
+            <w:tcW w:type="dxa" w:w="3135"/>
+          </w:tcPr>
+          <w:p>
+            <w:r>
+              <w:rPr>
+                <w:sz w:val="18"/>
+              </w:rPr>
+              <w:t>AI调用费、短信通知费、域名费等。根据实际使用产生，我方不加价。</w:t>
+            </w:r>
+          </w:p>
+        </w:tc>
+      </w:tr>
+    </w:tbl>
+    <w:p/>
+    <w:p>
+      <w:pPr>
+        <w:spacing w:before="80" w:after="80"/>
+        <w:ind w:left="425"/>
+        <w:pBdr>
+          <w:left w:val="single" w:sz="12" w:space="4" w:color="4472C4"/>
+        </w:pBdr>
+      </w:pPr>
+      <w:r>
+        <w:rPr>
+          <w:i/>
+          <w:color w:val="666666"/>
+          <w:sz w:val="20"/>
+        </w:rPr>
+        <w:t>开发费为项目实施服务费用，硬件费、年度订阅费、第三方费用为客户运营成本。</w:t>
+      </w:r>
+    </w:p>
+    <w:p>
+      <w:pPr>
+        <w:spacing w:before="80" w:after="80"/>
+        <w:ind w:left="425"/>
+        <w:pBdr>
+          <w:left w:val="single" w:sz="12" w:space="4" w:color="4472C4"/>
+        </w:pBdr>
+      </w:pPr>
+      <w:r>
+        <w:rPr>
+          <w:i/>
+          <w:color w:val="666666"/>
+          <w:sz w:val="20"/>
+        </w:rPr>
+        <w:t>项目完成后提供持续服务（使用优化、新需求开发、系统迭代等），按需签订。</w:t>
+      </w:r>
+    </w:p>
+    <w:p>
+      <w:pPr>
+        <w:jc w:val="center"/>
+      </w:pPr>
+      <w:r>
+        <w:rPr>
+          <w:color w:val="BFBFBF"/>
+        </w:rPr>
+        <w:t>────────────────────────────────────────</w:t>
+      </w:r>
+    </w:p>
+    <w:p>
+      <w:pPr>
+        <w:pStyle w:val="Heading2"/>
+      </w:pPr>
+      <w:r>
+        <w:t>五、实施计划</w:t>
       </w:r>
     </w:p>
     <w:tbl>
@@ -2696,7 +4015,7 @@
               <w:rPr>
                 <w:sz w:val="18"/>
               </w:rPr>
-              <w:t>第一阶段：基础搭建</w:t>
+              <w:t>需求确认</w:t>
             </w:r>
           </w:p>
         </w:tc>
@@ -2709,7 +4028,7 @@
               <w:rPr>
                 <w:sz w:val="18"/>
               </w:rPr>
-              <w:t>第1-3周</w:t>
+              <w:t>第1周</w:t>
             </w:r>
           </w:p>
         </w:tc>
@@ -2722,7 +4041,7 @@
               <w:rPr>
                 <w:sz w:val="18"/>
               </w:rPr>
-              <w:t>明道云私有化部署+项目协作框架+权限配置</w:t>
+              <w:t>客户提交制度文件、业务模板等资料 → 研读梳理 → 确认需求清单</w:t>
             </w:r>
           </w:p>
         </w:tc>
@@ -2737,7 +4056,7 @@
               <w:rPr>
                 <w:sz w:val="18"/>
               </w:rPr>
-              <w:t>第二阶段：知识引擎</w:t>
+              <w:t>环境部署</w:t>
             </w:r>
           </w:p>
         </w:tc>
@@ -2750,7 +4069,7 @@
               <w:rPr>
                 <w:sz w:val="18"/>
               </w:rPr>
-              <w:t>第4-6周</w:t>
+              <w:t>第2周</w:t>
             </w:r>
           </w:p>
         </w:tc>
@@ -2763,7 +4082,7 @@
               <w:rPr>
                 <w:sz w:val="18"/>
               </w:rPr>
-              <w:t>知识库搭建+税法更新追踪+智能问答配置</w:t>
+              <w:t>云服务器配置 + NAS挂载验证 + 企微接入 + 管理员账号初始化</w:t>
             </w:r>
           </w:p>
         </w:tc>
@@ -2778,7 +4097,7 @@
               <w:rPr>
                 <w:sz w:val="18"/>
               </w:rPr>
-              <w:t>第三阶段：报告辅助</w:t>
+              <w:t>基础搭建</w:t>
             </w:r>
           </w:p>
         </w:tc>
@@ -2791,7 +4110,7 @@
               <w:rPr>
                 <w:sz w:val="18"/>
               </w:rPr>
-              <w:t>第7-9周</w:t>
+              <w:t>第3-4周</w:t>
             </w:r>
           </w:p>
         </w:tc>
@@ -2804,7 +4123,7 @@
               <w:rPr>
                 <w:sz w:val="18"/>
               </w:rPr>
-              <w:t>报告模板+AI生成+数据校验</w:t>
+              <w:t>基础模块 + 人事/行政/财务/客户管理</w:t>
             </w:r>
           </w:p>
         </w:tc>
@@ -2819,7 +4138,7 @@
               <w:rPr>
                 <w:sz w:val="18"/>
               </w:rPr>
-              <w:t>第四阶段：上线培训</w:t>
+              <w:t>项目管理</w:t>
             </w:r>
           </w:p>
         </w:tc>
@@ -2832,7 +4151,7 @@
               <w:rPr>
                 <w:sz w:val="18"/>
               </w:rPr>
-              <w:t>第10-12周</w:t>
+              <w:t>第5-6周</w:t>
             </w:r>
           </w:p>
         </w:tc>
@@ -2845,7 +4164,171 @@
               <w:rPr>
                 <w:sz w:val="18"/>
               </w:rPr>
-              <w:t>团队培训+试运行+优化调整</w:t>
+              <w:t>项目立项/任务分解/进度看板 + AI周报配置</w:t>
+            </w:r>
+          </w:p>
+        </w:tc>
+      </w:tr>
+      <w:tr>
+        <w:tc>
+          <w:tcPr>
+            <w:tcW w:type="dxa" w:w="3135"/>
+          </w:tcPr>
+          <w:p>
+            <w:r>
+              <w:rPr>
+                <w:sz w:val="18"/>
+              </w:rPr>
+              <w:t>知识库+Agent</w:t>
+            </w:r>
+          </w:p>
+        </w:tc>
+        <w:tc>
+          <w:tcPr>
+            <w:tcW w:type="dxa" w:w="3135"/>
+          </w:tcPr>
+          <w:p>
+            <w:r>
+              <w:rPr>
+                <w:sz w:val="18"/>
+              </w:rPr>
+              <w:t>第7-8周</w:t>
+            </w:r>
+          </w:p>
+        </w:tc>
+        <w:tc>
+          <w:tcPr>
+            <w:tcW w:type="dxa" w:w="3135"/>
+          </w:tcPr>
+          <w:p>
+            <w:r>
+              <w:rPr>
+                <w:sz w:val="18"/>
+              </w:rPr>
+              <w:t>知识库搭建 + 企微AI客服配置 + 政策问答</w:t>
+            </w:r>
+          </w:p>
+        </w:tc>
+      </w:tr>
+      <w:tr>
+        <w:tc>
+          <w:tcPr>
+            <w:tcW w:type="dxa" w:w="3135"/>
+          </w:tcPr>
+          <w:p>
+            <w:r>
+              <w:rPr>
+                <w:sz w:val="18"/>
+              </w:rPr>
+              <w:t>报告审批</w:t>
+            </w:r>
+          </w:p>
+        </w:tc>
+        <w:tc>
+          <w:tcPr>
+            <w:tcW w:type="dxa" w:w="3135"/>
+          </w:tcPr>
+          <w:p>
+            <w:r>
+              <w:rPr>
+                <w:sz w:val="18"/>
+              </w:rPr>
+              <w:t>第9-10周</w:t>
+            </w:r>
+          </w:p>
+        </w:tc>
+        <w:tc>
+          <w:tcPr>
+            <w:tcW w:type="dxa" w:w="3135"/>
+          </w:tcPr>
+          <w:p>
+            <w:r>
+              <w:rPr>
+                <w:sz w:val="18"/>
+              </w:rPr>
+              <w:t>报告模板 + AI审核岗 + 审批流配置</w:t>
+            </w:r>
+          </w:p>
+        </w:tc>
+      </w:tr>
+      <w:tr>
+        <w:tc>
+          <w:tcPr>
+            <w:tcW w:type="dxa" w:w="3135"/>
+          </w:tcPr>
+          <w:p>
+            <w:r>
+              <w:rPr>
+                <w:sz w:val="18"/>
+              </w:rPr>
+              <w:t>培训模块</w:t>
+            </w:r>
+          </w:p>
+        </w:tc>
+        <w:tc>
+          <w:tcPr>
+            <w:tcW w:type="dxa" w:w="3135"/>
+          </w:tcPr>
+          <w:p>
+            <w:r>
+              <w:rPr>
+                <w:sz w:val="18"/>
+              </w:rPr>
+              <w:t>第11周</w:t>
+            </w:r>
+          </w:p>
+        </w:tc>
+        <w:tc>
+          <w:tcPr>
+            <w:tcW w:type="dxa" w:w="3135"/>
+          </w:tcPr>
+          <w:p>
+            <w:r>
+              <w:rPr>
+                <w:sz w:val="18"/>
+              </w:rPr>
+              <w:t>培训课程 + 题库 + AI陪练</w:t>
+            </w:r>
+          </w:p>
+        </w:tc>
+      </w:tr>
+      <w:tr>
+        <w:tc>
+          <w:tcPr>
+            <w:tcW w:type="dxa" w:w="3135"/>
+          </w:tcPr>
+          <w:p>
+            <w:r>
+              <w:rPr>
+                <w:sz w:val="18"/>
+              </w:rPr>
+              <w:t>上线</w:t>
+            </w:r>
+          </w:p>
+        </w:tc>
+        <w:tc>
+          <w:tcPr>
+            <w:tcW w:type="dxa" w:w="3135"/>
+          </w:tcPr>
+          <w:p>
+            <w:r>
+              <w:rPr>
+                <w:sz w:val="18"/>
+              </w:rPr>
+              <w:t>第12周</w:t>
+            </w:r>
+          </w:p>
+        </w:tc>
+        <w:tc>
+          <w:tcPr>
+            <w:tcW w:type="dxa" w:w="3135"/>
+          </w:tcPr>
+          <w:p>
+            <w:r>
+              <w:rPr>
+                <w:sz w:val="18"/>
+              </w:rPr>
+              <w:t>UAT测试 + 全员培训 + 试运行 + 优化调整</w:t>
             </w:r>
           </w:p>
         </w:tc>
@@ -2854,405 +4337,21 @@
     <w:p/>
     <w:p>
       <w:pPr>
+        <w:pStyle w:val="Heading3"/>
+      </w:pPr>
+      <w:r>
+        <w:t>后续可选模块</w:t>
+      </w:r>
+    </w:p>
+    <w:p>
+      <w:pPr>
         <w:spacing w:after="120"/>
       </w:pPr>
-      <w:r>
-        <w:rPr>
-          <w:b/>
-          <w:sz w:val="21"/>
-        </w:rPr>
-        <w:t>首期交付物</w:t>
-      </w:r>
       <w:r>
         <w:rPr>
           <w:sz w:val="21"/>
         </w:rPr>
-        <w:t>：</w:t>
-      </w:r>
-    </w:p>
-    <w:p>
-      <w:pPr>
-        <w:pStyle w:val="ListBullet"/>
-        <w:ind w:left="425"/>
-      </w:pPr>
-      <w:r>
-        <w:rPr>
-          <w:sz w:val="20"/>
-        </w:rPr>
-        <w:t>✅ 项目协作系统（进度看板+任务管理+文件归档）</w:t>
-      </w:r>
-    </w:p>
-    <w:p>
-      <w:pPr>
-        <w:pStyle w:val="ListBullet"/>
-        <w:ind w:left="425"/>
-      </w:pPr>
-      <w:r>
-        <w:rPr>
-          <w:sz w:val="20"/>
-        </w:rPr>
-        <w:t>✅ 专业知识引擎（税法库+行业知识+智能问答）</w:t>
-      </w:r>
-    </w:p>
-    <w:p>
-      <w:pPr>
-        <w:pStyle w:val="ListBullet"/>
-        <w:ind w:left="425"/>
-      </w:pPr>
-      <w:r>
-        <w:rPr>
-          <w:sz w:val="20"/>
-        </w:rPr>
-        <w:t>✅ 报告智能辅助（初稿生成+数据校验+审核辅助）</w:t>
-      </w:r>
-    </w:p>
-    <w:p>
-      <w:pPr>
-        <w:pStyle w:val="ListBullet"/>
-        <w:ind w:left="425"/>
-      </w:pPr>
-      <w:r>
-        <w:rPr>
-          <w:sz w:val="20"/>
-        </w:rPr>
-        <w:t>✅ 权限与安全配置</w:t>
-      </w:r>
-    </w:p>
-    <w:p>
-      <w:pPr>
-        <w:pStyle w:val="ListBullet"/>
-        <w:ind w:left="425"/>
-      </w:pPr>
-      <w:r>
-        <w:rPr>
-          <w:sz w:val="20"/>
-        </w:rPr>
-        <w:t>✅ 团队培训+使用手册</w:t>
-      </w:r>
-    </w:p>
-    <w:p>
-      <w:pPr>
-        <w:spacing w:after="120"/>
-      </w:pPr>
-      <w:r>
-        <w:rPr>
-          <w:b/>
-          <w:sz w:val="21"/>
-        </w:rPr>
-        <w:t>首期不包含</w:t>
-      </w:r>
-      <w:r>
-        <w:rPr>
-          <w:sz w:val="21"/>
-        </w:rPr>
-        <w:t>（陪跑阶段推进）：</w:t>
-      </w:r>
-    </w:p>
-    <w:p>
-      <w:pPr>
-        <w:pStyle w:val="ListBullet"/>
-        <w:ind w:left="425"/>
-      </w:pPr>
-      <w:r>
-        <w:rPr>
-          <w:sz w:val="20"/>
-        </w:rPr>
-        <w:t>工作底稿数字化（历史档案OCR）</w:t>
-      </w:r>
-    </w:p>
-    <w:p>
-      <w:pPr>
-        <w:pStyle w:val="ListBullet"/>
-        <w:ind w:left="425"/>
-      </w:pPr>
-      <w:r>
-        <w:rPr>
-          <w:sz w:val="20"/>
-        </w:rPr>
-        <w:t>专业内容获客（内容产出辅导）</w:t>
-      </w:r>
-    </w:p>
-    <w:p>
-      <w:pPr>
-        <w:pStyle w:val="ListBullet"/>
-        <w:ind w:left="425"/>
-      </w:pPr>
-      <w:r>
-        <w:rPr>
-          <w:sz w:val="20"/>
-        </w:rPr>
-        <w:t>新人AI陪练（场景库建设）</w:t>
-      </w:r>
-    </w:p>
-    <w:p>
-      <w:pPr>
-        <w:pStyle w:val="ListBullet"/>
-        <w:ind w:left="425"/>
-      </w:pPr>
-      <w:r>
-        <w:rPr>
-          <w:sz w:val="20"/>
-        </w:rPr>
-        <w:t>持续优化和新场景发现</w:t>
-      </w:r>
-    </w:p>
-    <w:p>
-      <w:pPr>
-        <w:pStyle w:val="Heading3"/>
-      </w:pPr>
-      <w:r>
-        <w:t>陪跑阶段（持续，按季度）</w:t>
-      </w:r>
-    </w:p>
-    <w:tbl>
-      <w:tblPr>
-        <w:tblStyle w:val="LightGrid-Accent1"/>
-        <w:tblW w:type="auto" w:w="0"/>
-        <w:jc w:val="center"/>
-        <w:tblLook w:firstColumn="1" w:firstRow="1" w:lastColumn="0" w:lastRow="0" w:noHBand="0" w:noVBand="1" w:val="04A0"/>
-      </w:tblPr>
-      <w:tblGrid>
-        <w:gridCol w:w="4703"/>
-        <w:gridCol w:w="4703"/>
-      </w:tblGrid>
-      <w:tr>
-        <w:tc>
-          <w:tcPr>
-            <w:tcW w:type="dxa" w:w="4703"/>
-            <w:shd w:fill="4472C4" w:val="clear"/>
-          </w:tcPr>
-          <w:p>
-            <w:pPr/>
-            <w:r>
-              <w:rPr>
-                <w:b/>
-                <w:color w:val="FFFFFF"/>
-                <w:sz w:val="18"/>
-              </w:rPr>
-              <w:t>季度</w:t>
-            </w:r>
-          </w:p>
-        </w:tc>
-        <w:tc>
-          <w:tcPr>
-            <w:tcW w:type="dxa" w:w="4703"/>
-            <w:shd w:fill="4472C4" w:val="clear"/>
-          </w:tcPr>
-          <w:p>
-            <w:pPr/>
-            <w:r>
-              <w:rPr>
-                <w:b/>
-                <w:color w:val="FFFFFF"/>
-                <w:sz w:val="18"/>
-              </w:rPr>
-              <w:t>重点</w:t>
-            </w:r>
-          </w:p>
-        </w:tc>
-      </w:tr>
-      <w:tr>
-        <w:tc>
-          <w:tcPr>
-            <w:tcW w:type="dxa" w:w="4703"/>
-          </w:tcPr>
-          <w:p>
-            <w:r>
-              <w:rPr>
-                <w:sz w:val="18"/>
-              </w:rPr>
-              <w:t>Q1</w:t>
-            </w:r>
-          </w:p>
-        </w:tc>
-        <w:tc>
-          <w:tcPr>
-            <w:tcW w:type="dxa" w:w="4703"/>
-          </w:tcPr>
-          <w:p>
-            <w:r>
-              <w:rPr>
-                <w:sz w:val="18"/>
-              </w:rPr>
-              <w:t>使用深化+底稿数字化启动+使用中发现的新需求</w:t>
-            </w:r>
-          </w:p>
-        </w:tc>
-      </w:tr>
-      <w:tr>
-        <w:tc>
-          <w:tcPr>
-            <w:tcW w:type="dxa" w:w="4703"/>
-          </w:tcPr>
-          <w:p>
-            <w:r>
-              <w:rPr>
-                <w:sz w:val="18"/>
-              </w:rPr>
-              <w:t>Q2</w:t>
-            </w:r>
-          </w:p>
-        </w:tc>
-        <w:tc>
-          <w:tcPr>
-            <w:tcW w:type="dxa" w:w="4703"/>
-          </w:tcPr>
-          <w:p>
-            <w:r>
-              <w:rPr>
-                <w:sz w:val="18"/>
-              </w:rPr>
-              <w:t>底稿数字化推进+内容获客辅导+新人陪练场景库建设</w:t>
-            </w:r>
-          </w:p>
-        </w:tc>
-      </w:tr>
-      <w:tr>
-        <w:tc>
-          <w:tcPr>
-            <w:tcW w:type="dxa" w:w="4703"/>
-          </w:tcPr>
-          <w:p>
-            <w:r>
-              <w:rPr>
-                <w:sz w:val="18"/>
-              </w:rPr>
-              <w:t>Q3</w:t>
-            </w:r>
-          </w:p>
-        </w:tc>
-        <w:tc>
-          <w:tcPr>
-            <w:tcW w:type="dxa" w:w="4703"/>
-          </w:tcPr>
-          <w:p>
-            <w:r>
-              <w:rPr>
-                <w:sz w:val="18"/>
-              </w:rPr>
-              <w:t>内容获客产出+新人陪练上线+系统优化迭代</w:t>
-            </w:r>
-          </w:p>
-        </w:tc>
-      </w:tr>
-      <w:tr>
-        <w:tc>
-          <w:tcPr>
-            <w:tcW w:type="dxa" w:w="4703"/>
-          </w:tcPr>
-          <w:p>
-            <w:r>
-              <w:rPr>
-                <w:sz w:val="18"/>
-              </w:rPr>
-              <w:t>Q4</w:t>
-            </w:r>
-          </w:p>
-        </w:tc>
-        <w:tc>
-          <w:tcPr>
-            <w:tcW w:type="dxa" w:w="4703"/>
-          </w:tcPr>
-          <w:p>
-            <w:r>
-              <w:rPr>
-                <w:sz w:val="18"/>
-              </w:rPr>
-              <w:t>年度复盘+效果评估+下一年规划</w:t>
-            </w:r>
-          </w:p>
-        </w:tc>
-      </w:tr>
-    </w:tbl>
-    <w:p/>
-    <w:p>
-      <w:pPr>
-        <w:spacing w:after="120"/>
-      </w:pPr>
-      <w:r>
-        <w:rPr>
-          <w:b/>
-          <w:sz w:val="21"/>
-        </w:rPr>
-        <w:t>陪跑服务内容</w:t>
-      </w:r>
-      <w:r>
-        <w:rPr>
-          <w:sz w:val="21"/>
-        </w:rPr>
-        <w:t>：</w:t>
-      </w:r>
-    </w:p>
-    <w:p>
-      <w:pPr>
-        <w:pStyle w:val="ListBullet"/>
-        <w:ind w:left="425"/>
-      </w:pPr>
-      <w:r>
-        <w:rPr>
-          <w:sz w:val="20"/>
-        </w:rPr>
-        <w:t>月度使用复盘+优化建议</w:t>
-      </w:r>
-    </w:p>
-    <w:p>
-      <w:pPr>
-        <w:pStyle w:val="ListBullet"/>
-        <w:ind w:left="425"/>
-      </w:pPr>
-      <w:r>
-        <w:rPr>
-          <w:sz w:val="20"/>
-        </w:rPr>
-        <w:t>新场景发现与落地（团队用着用着会发现新需求）</w:t>
-      </w:r>
-    </w:p>
-    <w:p>
-      <w:pPr>
-        <w:pStyle w:val="ListBullet"/>
-        <w:ind w:left="425"/>
-      </w:pPr>
-      <w:r>
-        <w:rPr>
-          <w:sz w:val="20"/>
-        </w:rPr>
-        <w:t>底稿数字化持续推进</w:t>
-      </w:r>
-    </w:p>
-    <w:p>
-      <w:pPr>
-        <w:pStyle w:val="ListBullet"/>
-        <w:ind w:left="425"/>
-      </w:pPr>
-      <w:r>
-        <w:rPr>
-          <w:sz w:val="20"/>
-        </w:rPr>
-        <w:t>专业内容获客辅导（帮团队产出第一篇专业内容）</w:t>
-      </w:r>
-    </w:p>
-    <w:p>
-      <w:pPr>
-        <w:pStyle w:val="ListBullet"/>
-        <w:ind w:left="425"/>
-      </w:pPr>
-      <w:r>
-        <w:rPr>
-          <w:sz w:val="20"/>
-        </w:rPr>
-        <w:t>新人陪练场景库建设</w:t>
-      </w:r>
-    </w:p>
-    <w:p>
-      <w:pPr>
-        <w:pStyle w:val="ListBullet"/>
-        <w:ind w:left="425"/>
-      </w:pPr>
-      <w:r>
-        <w:rPr>
-          <w:sz w:val="20"/>
-        </w:rPr>
-        <w:t>系统迭代升级</w:t>
+        <w:t>系统稳定运行后，可根据实际需要逐步扩展可选模块（入离调转/外出出差/补卡/项目档案/公告通知/制度问答等）。届时视需求另行商议。</w:t>
       </w:r>
     </w:p>
     <w:p>
@@ -3271,7 +4370,7 @@
         <w:pStyle w:val="Heading2"/>
       </w:pPr>
       <w:r>
-        <w:t>六、报价</w:t>
+        <w:t>六、客户需配合的工作</w:t>
       </w:r>
     </w:p>
     <w:p>
@@ -3279,7 +4378,149 @@
         <w:pStyle w:val="Heading3"/>
       </w:pPr>
       <w:r>
-        <w:t>首期建设（10万以内）</w:t>
+        <w:t>（一）资料提供</w:t>
+      </w:r>
+    </w:p>
+    <w:p>
+      <w:pPr>
+        <w:spacing w:after="120"/>
+      </w:pPr>
+      <w:r>
+        <w:rPr>
+          <w:sz w:val="21"/>
+        </w:rPr>
+        <w:t>为精准搭建符合贵所业务习惯的系统，需提供以下资料：</w:t>
+      </w:r>
+    </w:p>
+    <w:p>
+      <w:pPr>
+        <w:pStyle w:val="ListBullet"/>
+        <w:ind w:left="425"/>
+      </w:pPr>
+      <w:r>
+        <w:rPr>
+          <w:sz w:val="20"/>
+        </w:rPr>
+        <w:t>公司管理制度（人事、项目、财务、行政管理等方面）；</w:t>
+      </w:r>
+    </w:p>
+    <w:p>
+      <w:pPr>
+        <w:pStyle w:val="ListBullet"/>
+        <w:ind w:left="425"/>
+      </w:pPr>
+      <w:r>
+        <w:rPr>
+          <w:sz w:val="20"/>
+        </w:rPr>
+        <w:t>业务手册与业务指导书（各业务流程、操作规范）；</w:t>
+      </w:r>
+    </w:p>
+    <w:p>
+      <w:pPr>
+        <w:pStyle w:val="ListBullet"/>
+        <w:ind w:left="425"/>
+      </w:pPr>
+      <w:r>
+        <w:rPr>
+          <w:sz w:val="20"/>
+        </w:rPr>
+        <w:t>项目管理全套模板（立项申请书、任务分解表、项目周报、结项报告等）；</w:t>
+      </w:r>
+    </w:p>
+    <w:p>
+      <w:pPr>
+        <w:pStyle w:val="ListBullet"/>
+        <w:ind w:left="425"/>
+      </w:pPr>
+      <w:r>
+        <w:rPr>
+          <w:sz w:val="20"/>
+        </w:rPr>
+        <w:t>税务师事务所执业相关模板（工作底稿、鉴证报告、筹划方案等）；</w:t>
+      </w:r>
+    </w:p>
+    <w:p>
+      <w:pPr>
+        <w:pStyle w:val="ListBullet"/>
+        <w:ind w:left="425"/>
+      </w:pPr>
+      <w:r>
+        <w:rPr>
+          <w:sz w:val="20"/>
+        </w:rPr>
+        <w:t>政策法规、行业案例等知识文档。</w:t>
+      </w:r>
+    </w:p>
+    <w:p>
+      <w:pPr>
+        <w:pStyle w:val="Heading3"/>
+      </w:pPr>
+      <w:r>
+        <w:t>（二）人员配合</w:t>
+      </w:r>
+    </w:p>
+    <w:p>
+      <w:pPr>
+        <w:pStyle w:val="ListBullet"/>
+        <w:ind w:left="425"/>
+      </w:pPr>
+      <w:r>
+        <w:rPr>
+          <w:sz w:val="20"/>
+        </w:rPr>
+        <w:t>指定1-2名关键业务对接人，配合需求调研与确认；</w:t>
+      </w:r>
+    </w:p>
+    <w:p>
+      <w:pPr>
+        <w:pStyle w:val="ListBullet"/>
+        <w:ind w:left="425"/>
+      </w:pPr>
+      <w:r>
+        <w:rPr>
+          <w:sz w:val="20"/>
+        </w:rPr>
+        <w:t>安排各模块业务骨干参与UAT测试，验证功能是否符合实际场景；</w:t>
+      </w:r>
+    </w:p>
+    <w:p>
+      <w:pPr>
+        <w:pStyle w:val="ListBullet"/>
+        <w:ind w:left="425"/>
+      </w:pPr>
+      <w:r>
+        <w:rPr>
+          <w:b/>
+          <w:sz w:val="20"/>
+        </w:rPr>
+        <w:t>安排副总或资深税务师参与知识库结构设计和报告模板定义</w:t>
+      </w:r>
+      <w:r>
+        <w:rPr>
+          <w:sz w:val="20"/>
+        </w:rPr>
+        <w:t>——系统质量取决于行业知识输入的深度；</w:t>
+      </w:r>
+    </w:p>
+    <w:p>
+      <w:pPr>
+        <w:pStyle w:val="ListBullet"/>
+        <w:ind w:left="425"/>
+      </w:pPr>
+      <w:r>
+        <w:rPr>
+          <w:sz w:val="20"/>
+        </w:rPr>
+        <w:t>安排行政人员配合历史档案整理和底稿扫描。</w:t>
+      </w:r>
+    </w:p>
+    <w:p>
+      <w:pPr>
+        <w:pStyle w:val="Heading3"/>
+      </w:pPr>
+      <w:r>
+        <w:t>（三）数据准备（为未来AI打基础）</w:t>
       </w:r>
     </w:p>
     <w:tbl>
@@ -3308,7 +4549,7 @@
                 <w:color w:val="FFFFFF"/>
                 <w:sz w:val="18"/>
               </w:rPr>
-              <w:t>项目</w:t>
+              <w:t>准备事项</w:t>
             </w:r>
           </w:p>
         </w:tc>
@@ -3325,7 +4566,7 @@
                 <w:color w:val="FFFFFF"/>
                 <w:sz w:val="18"/>
               </w:rPr>
-              <w:t>内容</w:t>
+              <w:t>说明</w:t>
             </w:r>
           </w:p>
         </w:tc>
@@ -3342,7 +4583,7 @@
                 <w:color w:val="FFFFFF"/>
                 <w:sz w:val="18"/>
               </w:rPr>
-              <w:t>费用</w:t>
+              <w:t>为什么现在要做</w:t>
             </w:r>
           </w:p>
         </w:tc>
@@ -3357,7 +4598,7 @@
               <w:rPr>
                 <w:sz w:val="18"/>
               </w:rPr>
-              <w:t>明道云搭建与配置</w:t>
+              <w:t>历史底稿整理</w:t>
             </w:r>
           </w:p>
         </w:tc>
@@ -3370,7 +4611,7 @@
               <w:rPr>
                 <w:sz w:val="18"/>
               </w:rPr>
-              <w:t>私有化部署+项目协作+权限+工作流</w:t>
+              <w:t>把纸质底稿找出来、分类、扫描</w:t>
             </w:r>
           </w:p>
         </w:tc>
@@ -3383,7 +4624,7 @@
               <w:rPr>
                 <w:sz w:val="18"/>
               </w:rPr>
-              <w:t>3.0万</w:t>
+              <w:t>数据先行，为后续AI深化打好基础</w:t>
             </w:r>
           </w:p>
         </w:tc>
@@ -3398,7 +4639,7 @@
               <w:rPr>
                 <w:sz w:val="18"/>
               </w:rPr>
-              <w:t>专业知识引擎</w:t>
+              <w:t>知识库内容充实</w:t>
             </w:r>
           </w:p>
         </w:tc>
@@ -3411,7 +4652,7 @@
               <w:rPr>
                 <w:sz w:val="18"/>
               </w:rPr>
-              <w:t>知识库搭建+税法追踪+AI问答配置</w:t>
+              <w:t>把散落在各人电脑的资料、案例整理录入</w:t>
             </w:r>
           </w:p>
         </w:tc>
@@ -3424,7 +4665,7 @@
               <w:rPr>
                 <w:sz w:val="18"/>
               </w:rPr>
-              <w:t>3.0万</w:t>
+              <w:t>经验从"个人脑中"变成"团队共用资产"，从现在开始积累</w:t>
             </w:r>
           </w:p>
         </w:tc>
@@ -3439,7 +4680,7 @@
               <w:rPr>
                 <w:sz w:val="18"/>
               </w:rPr>
-              <w:t>报告智能辅助</w:t>
+              <w:t>客户数据结构化</w:t>
             </w:r>
           </w:p>
         </w:tc>
@@ -3452,7 +4693,7 @@
               <w:rPr>
                 <w:sz w:val="18"/>
               </w:rPr>
-              <w:t>模板配置+AI能力接入+数据校验</w:t>
+              <w:t>把客户信息整理成标准格式</w:t>
             </w:r>
           </w:p>
         </w:tc>
@@ -3465,88 +4706,7 @@
               <w:rPr>
                 <w:sz w:val="18"/>
               </w:rPr>
-              <w:t>3.0万</w:t>
-            </w:r>
-          </w:p>
-        </w:tc>
-      </w:tr>
-      <w:tr>
-        <w:tc>
-          <w:tcPr>
-            <w:tcW w:type="dxa" w:w="3135"/>
-          </w:tcPr>
-          <w:p>
-            <w:r>
-              <w:rPr>
-                <w:sz w:val="18"/>
-              </w:rPr>
-              <w:t>实施与培训</w:t>
-            </w:r>
-          </w:p>
-        </w:tc>
-        <w:tc>
-          <w:tcPr>
-            <w:tcW w:type="dxa" w:w="3135"/>
-          </w:tcPr>
-          <w:p>
-            <w:r>
-              <w:rPr>
-                <w:sz w:val="18"/>
-              </w:rPr>
-              <w:t>部署调试+团队培训+上线支持</w:t>
-            </w:r>
-          </w:p>
-        </w:tc>
-        <w:tc>
-          <w:tcPr>
-            <w:tcW w:type="dxa" w:w="3135"/>
-          </w:tcPr>
-          <w:p>
-            <w:r>
-              <w:rPr>
-                <w:sz w:val="18"/>
-              </w:rPr>
-              <w:t>1.0万</w:t>
-            </w:r>
-          </w:p>
-        </w:tc>
-      </w:tr>
-      <w:tr>
-        <w:tc>
-          <w:tcPr>
-            <w:tcW w:type="dxa" w:w="3135"/>
-          </w:tcPr>
-          <w:p>
-            <w:r>
-              <w:rPr>
-                <w:sz w:val="18"/>
-              </w:rPr>
-              <w:t>合计</w:t>
-            </w:r>
-          </w:p>
-        </w:tc>
-        <w:tc>
-          <w:tcPr>
-            <w:tcW w:type="dxa" w:w="3135"/>
-          </w:tcPr>
-          <w:p>
-            <w:r>
-              <w:rPr>
-                <w:sz w:val="18"/>
-              </w:rPr>
-            </w:r>
-          </w:p>
-        </w:tc>
-        <w:tc>
-          <w:tcPr>
-            <w:tcW w:type="dxa" w:w="3135"/>
-          </w:tcPr>
-          <w:p>
-            <w:r>
-              <w:rPr>
-                <w:sz w:val="18"/>
-              </w:rPr>
-              <w:t>10.0万</w:t>
+              <w:t>为未来的客户画像、智能推荐打基础</w:t>
             </w:r>
           </w:p>
         </w:tc>
@@ -3558,601 +4718,7 @@
         <w:pStyle w:val="Heading3"/>
       </w:pPr>
       <w:r>
-        <w:t>陪跑服务（按季度）</w:t>
-      </w:r>
-    </w:p>
-    <w:tbl>
-      <w:tblPr>
-        <w:tblStyle w:val="LightGrid-Accent1"/>
-        <w:tblW w:type="auto" w:w="0"/>
-        <w:jc w:val="center"/>
-        <w:tblLook w:firstColumn="1" w:firstRow="1" w:lastColumn="0" w:lastRow="0" w:noHBand="0" w:noVBand="1" w:val="04A0"/>
-      </w:tblPr>
-      <w:tblGrid>
-        <w:gridCol w:w="3135"/>
-        <w:gridCol w:w="3135"/>
-        <w:gridCol w:w="3135"/>
-      </w:tblGrid>
-      <w:tr>
-        <w:tc>
-          <w:tcPr>
-            <w:tcW w:type="dxa" w:w="3135"/>
-            <w:shd w:fill="4472C4" w:val="clear"/>
-          </w:tcPr>
-          <w:p>
-            <w:pPr/>
-            <w:r>
-              <w:rPr>
-                <w:b/>
-                <w:color w:val="FFFFFF"/>
-                <w:sz w:val="18"/>
-              </w:rPr>
-              <w:t>项目</w:t>
-            </w:r>
-          </w:p>
-        </w:tc>
-        <w:tc>
-          <w:tcPr>
-            <w:tcW w:type="dxa" w:w="3135"/>
-            <w:shd w:fill="4472C4" w:val="clear"/>
-          </w:tcPr>
-          <w:p>
-            <w:pPr/>
-            <w:r>
-              <w:rPr>
-                <w:b/>
-                <w:color w:val="FFFFFF"/>
-                <w:sz w:val="18"/>
-              </w:rPr>
-              <w:t>内容</w:t>
-            </w:r>
-          </w:p>
-        </w:tc>
-        <w:tc>
-          <w:tcPr>
-            <w:tcW w:type="dxa" w:w="3135"/>
-            <w:shd w:fill="4472C4" w:val="clear"/>
-          </w:tcPr>
-          <w:p>
-            <w:pPr/>
-            <w:r>
-              <w:rPr>
-                <w:b/>
-                <w:color w:val="FFFFFF"/>
-                <w:sz w:val="18"/>
-              </w:rPr>
-              <w:t>费用</w:t>
-            </w:r>
-          </w:p>
-        </w:tc>
-      </w:tr>
-      <w:tr>
-        <w:tc>
-          <w:tcPr>
-            <w:tcW w:type="dxa" w:w="3135"/>
-          </w:tcPr>
-          <w:p>
-            <w:r>
-              <w:rPr>
-                <w:sz w:val="18"/>
-              </w:rPr>
-              <w:t>季度陪跑</w:t>
-            </w:r>
-          </w:p>
-        </w:tc>
-        <w:tc>
-          <w:tcPr>
-            <w:tcW w:type="dxa" w:w="3135"/>
-          </w:tcPr>
-          <w:p>
-            <w:r>
-              <w:rPr>
-                <w:sz w:val="18"/>
-              </w:rPr>
-              <w:t>月度复盘+优化+新场景+底稿数字化推进+内容辅导</w:t>
-            </w:r>
-          </w:p>
-        </w:tc>
-        <w:tc>
-          <w:tcPr>
-            <w:tcW w:type="dxa" w:w="3135"/>
-          </w:tcPr>
-          <w:p>
-            <w:r>
-              <w:rPr>
-                <w:sz w:val="18"/>
-              </w:rPr>
-              <w:t>1.5万/季度</w:t>
-            </w:r>
-          </w:p>
-        </w:tc>
-      </w:tr>
-      <w:tr>
-        <w:tc>
-          <w:tcPr>
-            <w:tcW w:type="dxa" w:w="3135"/>
-          </w:tcPr>
-          <w:p>
-            <w:r>
-              <w:rPr>
-                <w:sz w:val="18"/>
-              </w:rPr>
-              <w:t>年度陪跑</w:t>
-            </w:r>
-          </w:p>
-        </w:tc>
-        <w:tc>
-          <w:tcPr>
-            <w:tcW w:type="dxa" w:w="3135"/>
-          </w:tcPr>
-          <w:p>
-            <w:r>
-              <w:rPr>
-                <w:sz w:val="18"/>
-              </w:rPr>
-              <w:t>4个季度持续服务</w:t>
-            </w:r>
-          </w:p>
-        </w:tc>
-        <w:tc>
-          <w:tcPr>
-            <w:tcW w:type="dxa" w:w="3135"/>
-          </w:tcPr>
-          <w:p>
-            <w:r>
-              <w:rPr>
-                <w:sz w:val="18"/>
-              </w:rPr>
-              <w:t>6.0万/年</w:t>
-            </w:r>
-          </w:p>
-        </w:tc>
-      </w:tr>
-    </w:tbl>
-    <w:p/>
-    <w:p>
-      <w:pPr>
-        <w:spacing w:after="120"/>
-      </w:pPr>
-      <w:r>
-        <w:rPr>
-          <w:b/>
-          <w:sz w:val="21"/>
-        </w:rPr>
-        <w:t>说明</w:t>
-      </w:r>
-      <w:r>
-        <w:rPr>
-          <w:sz w:val="21"/>
-        </w:rPr>
-        <w:t>：陪跑为可选服务，首期建设完成后按需签订。建议至少签一年，效果在持续使用中才能体现。</w:t>
-      </w:r>
-    </w:p>
-    <w:p>
-      <w:pPr>
-        <w:jc w:val="center"/>
-      </w:pPr>
-      <w:r>
-        <w:rPr>
-          <w:color w:val="BFBFBF"/>
-        </w:rPr>
-        <w:t>────────────────────────────────────────</w:t>
-      </w:r>
-    </w:p>
-    <w:p>
-      <w:pPr>
-        <w:pStyle w:val="Heading2"/>
-      </w:pPr>
-      <w:r>
-        <w:t>七、为什么是这套方案</w:t>
-      </w:r>
-    </w:p>
-    <w:p>
-      <w:pPr>
-        <w:pStyle w:val="Heading3"/>
-      </w:pPr>
-      <w:r>
-        <w:t>与原方案的核心差异</w:t>
-      </w:r>
-    </w:p>
-    <w:tbl>
-      <w:tblPr>
-        <w:tblStyle w:val="LightGrid-Accent1"/>
-        <w:tblW w:type="auto" w:w="0"/>
-        <w:jc w:val="center"/>
-        <w:tblLook w:firstColumn="1" w:firstRow="1" w:lastColumn="0" w:lastRow="0" w:noHBand="0" w:noVBand="1" w:val="04A0"/>
-      </w:tblPr>
-      <w:tblGrid>
-        <w:gridCol w:w="3135"/>
-        <w:gridCol w:w="3135"/>
-        <w:gridCol w:w="3135"/>
-      </w:tblGrid>
-      <w:tr>
-        <w:tc>
-          <w:tcPr>
-            <w:tcW w:type="dxa" w:w="3135"/>
-            <w:shd w:fill="4472C4" w:val="clear"/>
-          </w:tcPr>
-          <w:p>
-            <w:pPr/>
-            <w:r>
-              <w:rPr>
-                <w:b/>
-                <w:color w:val="FFFFFF"/>
-                <w:sz w:val="18"/>
-              </w:rPr>
-              <w:t>维度</w:t>
-            </w:r>
-          </w:p>
-        </w:tc>
-        <w:tc>
-          <w:tcPr>
-            <w:tcW w:type="dxa" w:w="3135"/>
-            <w:shd w:fill="4472C4" w:val="clear"/>
-          </w:tcPr>
-          <w:p>
-            <w:pPr/>
-            <w:r>
-              <w:rPr>
-                <w:b/>
-                <w:color w:val="FFFFFF"/>
-                <w:sz w:val="18"/>
-              </w:rPr>
-              <w:t>原方案（v1）</w:t>
-            </w:r>
-          </w:p>
-        </w:tc>
-        <w:tc>
-          <w:tcPr>
-            <w:tcW w:type="dxa" w:w="3135"/>
-            <w:shd w:fill="4472C4" w:val="clear"/>
-          </w:tcPr>
-          <w:p>
-            <w:pPr/>
-            <w:r>
-              <w:rPr>
-                <w:b/>
-                <w:color w:val="FFFFFF"/>
-                <w:sz w:val="18"/>
-              </w:rPr>
-              <w:t>本方案（v2）</w:t>
-            </w:r>
-          </w:p>
-        </w:tc>
-      </w:tr>
-      <w:tr>
-        <w:tc>
-          <w:tcPr>
-            <w:tcW w:type="dxa" w:w="3135"/>
-          </w:tcPr>
-          <w:p>
-            <w:r>
-              <w:rPr>
-                <w:sz w:val="18"/>
-              </w:rPr>
-              <w:t>出发点</w:t>
-            </w:r>
-          </w:p>
-        </w:tc>
-        <w:tc>
-          <w:tcPr>
-            <w:tcW w:type="dxa" w:w="3135"/>
-          </w:tcPr>
-          <w:p>
-            <w:r>
-              <w:rPr>
-                <w:sz w:val="18"/>
-              </w:rPr>
-              <w:t>从"要建什么系统"出发</w:t>
-            </w:r>
-          </w:p>
-        </w:tc>
-        <w:tc>
-          <w:tcPr>
-            <w:tcW w:type="dxa" w:w="3135"/>
-          </w:tcPr>
-          <w:p>
-            <w:r>
-              <w:rPr>
-                <w:sz w:val="18"/>
-              </w:rPr>
-              <w:t>从"诊断发现了什么出血点"出发</w:t>
-            </w:r>
-          </w:p>
-        </w:tc>
-      </w:tr>
-      <w:tr>
-        <w:tc>
-          <w:tcPr>
-            <w:tcW w:type="dxa" w:w="3135"/>
-          </w:tcPr>
-          <w:p>
-            <w:r>
-              <w:rPr>
-                <w:sz w:val="18"/>
-              </w:rPr>
-              <w:t>AI场景</w:t>
-            </w:r>
-          </w:p>
-        </w:tc>
-        <w:tc>
-          <w:tcPr>
-            <w:tcW w:type="dxa" w:w="3135"/>
-          </w:tcPr>
-          <w:p>
-            <w:r>
-              <w:rPr>
-                <w:sz w:val="18"/>
-              </w:rPr>
-              <w:t>6个浅层"自动生成"场景</w:t>
-            </w:r>
-          </w:p>
-        </w:tc>
-        <w:tc>
-          <w:tcPr>
-            <w:tcW w:type="dxa" w:w="3135"/>
-          </w:tcPr>
-          <w:p>
-            <w:r>
-              <w:rPr>
-                <w:sz w:val="18"/>
-              </w:rPr>
-              <w:t>6个深层方向，从数据基础到获客外化</w:t>
-            </w:r>
-          </w:p>
-        </w:tc>
-      </w:tr>
-      <w:tr>
-        <w:tc>
-          <w:tcPr>
-            <w:tcW w:type="dxa" w:w="3135"/>
-          </w:tcPr>
-          <w:p>
-            <w:r>
-              <w:rPr>
-                <w:sz w:val="18"/>
-              </w:rPr>
-              <w:t>核心逻辑</w:t>
-            </w:r>
-          </w:p>
-        </w:tc>
-        <w:tc>
-          <w:tcPr>
-            <w:tcW w:type="dxa" w:w="3135"/>
-          </w:tcPr>
-          <w:p>
-            <w:r>
-              <w:rPr>
-                <w:sz w:val="18"/>
-              </w:rPr>
-              <w:t>AI替代人工做重复工作</w:t>
-            </w:r>
-          </w:p>
-        </w:tc>
-        <w:tc>
-          <w:tcPr>
-            <w:tcW w:type="dxa" w:w="3135"/>
-          </w:tcPr>
-          <w:p>
-            <w:r>
-              <w:rPr>
-                <w:sz w:val="18"/>
-              </w:rPr>
-              <w:t>AI让专业经验沉淀为组织资产</w:t>
-            </w:r>
-          </w:p>
-        </w:tc>
-      </w:tr>
-      <w:tr>
-        <w:tc>
-          <w:tcPr>
-            <w:tcW w:type="dxa" w:w="3135"/>
-          </w:tcPr>
-          <w:p>
-            <w:r>
-              <w:rPr>
-                <w:sz w:val="18"/>
-              </w:rPr>
-              <w:t>预算</w:t>
-            </w:r>
-          </w:p>
-        </w:tc>
-        <w:tc>
-          <w:tcPr>
-            <w:tcW w:type="dxa" w:w="3135"/>
-          </w:tcPr>
-          <w:p>
-            <w:r>
-              <w:rPr>
-                <w:sz w:val="18"/>
-              </w:rPr>
-              <w:t>16.4万（超预算）</w:t>
-            </w:r>
-          </w:p>
-        </w:tc>
-        <w:tc>
-          <w:tcPr>
-            <w:tcW w:type="dxa" w:w="3135"/>
-          </w:tcPr>
-          <w:p>
-            <w:r>
-              <w:rPr>
-                <w:sz w:val="18"/>
-              </w:rPr>
-              <w:t>10万首期+陪跑持续</w:t>
-            </w:r>
-          </w:p>
-        </w:tc>
-      </w:tr>
-      <w:tr>
-        <w:tc>
-          <w:tcPr>
-            <w:tcW w:type="dxa" w:w="3135"/>
-          </w:tcPr>
-          <w:p>
-            <w:r>
-              <w:rPr>
-                <w:sz w:val="18"/>
-              </w:rPr>
-              <w:t>陪跑</w:t>
-            </w:r>
-          </w:p>
-        </w:tc>
-        <w:tc>
-          <w:tcPr>
-            <w:tcW w:type="dxa" w:w="3135"/>
-          </w:tcPr>
-          <w:p>
-            <w:r>
-              <w:rPr>
-                <w:sz w:val="18"/>
-              </w:rPr>
-              <w:t>无</w:t>
-            </w:r>
-          </w:p>
-        </w:tc>
-        <w:tc>
-          <w:tcPr>
-            <w:tcW w:type="dxa" w:w="3135"/>
-          </w:tcPr>
-          <w:p>
-            <w:r>
-              <w:rPr>
-                <w:sz w:val="18"/>
-              </w:rPr>
-              <w:t>有，参考FDE模式</w:t>
-            </w:r>
-          </w:p>
-        </w:tc>
-      </w:tr>
-      <w:tr>
-        <w:tc>
-          <w:tcPr>
-            <w:tcW w:type="dxa" w:w="3135"/>
-          </w:tcPr>
-          <w:p>
-            <w:r>
-              <w:rPr>
-                <w:sz w:val="18"/>
-              </w:rPr>
-              <w:t>行业深度</w:t>
-            </w:r>
-          </w:p>
-        </w:tc>
-        <w:tc>
-          <w:tcPr>
-            <w:tcW w:type="dxa" w:w="3135"/>
-          </w:tcPr>
-          <w:p>
-            <w:r>
-              <w:rPr>
-                <w:sz w:val="18"/>
-              </w:rPr>
-              <w:t>通用AI应用</w:t>
-            </w:r>
-          </w:p>
-        </w:tc>
-        <w:tc>
-          <w:tcPr>
-            <w:tcW w:type="dxa" w:w="3135"/>
-          </w:tcPr>
-          <w:p>
-            <w:r>
-              <w:rPr>
-                <w:sz w:val="18"/>
-              </w:rPr>
-              <w:t>针对税务师事务所行业特点设计</w:t>
-            </w:r>
-          </w:p>
-        </w:tc>
-      </w:tr>
-    </w:tbl>
-    <w:p/>
-    <w:p>
-      <w:pPr>
-        <w:pStyle w:val="Heading3"/>
-      </w:pPr>
-      <w:r>
-        <w:t>核心价值主张</w:t>
-      </w:r>
-    </w:p>
-    <w:p>
-      <w:pPr>
-        <w:spacing w:after="120"/>
-      </w:pPr>
-      <w:r>
-        <w:rPr>
-          <w:b/>
-          <w:sz w:val="21"/>
-        </w:rPr>
-        <w:t>不是给你建一套系统，是帮你把专业能力从"个人脑中"变成"组织资产"。</w:t>
-      </w:r>
-    </w:p>
-    <w:p>
-      <w:pPr>
-        <w:pStyle w:val="ListBullet"/>
-        <w:ind w:left="425"/>
-      </w:pPr>
-      <w:r>
-        <w:rPr>
-          <w:sz w:val="20"/>
-        </w:rPr>
-        <w:t>你的专业人员很强，但能力没有被系统化沉淀</w:t>
-      </w:r>
-    </w:p>
-    <w:p>
-      <w:pPr>
-        <w:pStyle w:val="ListBullet"/>
-        <w:ind w:left="425"/>
-      </w:pPr>
-      <w:r>
-        <w:rPr>
-          <w:sz w:val="20"/>
-        </w:rPr>
-        <w:t>你的经验很值钱，但做完项目就散了</w:t>
-      </w:r>
-    </w:p>
-    <w:p>
-      <w:pPr>
-        <w:pStyle w:val="ListBullet"/>
-        <w:ind w:left="425"/>
-      </w:pPr>
-      <w:r>
-        <w:rPr>
-          <w:sz w:val="20"/>
-        </w:rPr>
-        <w:t>你的获客靠口碑，但专业能力无法被潜在客户感知</w:t>
-      </w:r>
-    </w:p>
-    <w:p>
-      <w:pPr>
-        <w:spacing w:after="120"/>
-      </w:pPr>
-      <w:r>
-        <w:rPr>
-          <w:b/>
-          <w:sz w:val="21"/>
-        </w:rPr>
-        <w:t>AI在这里的价值是让这些"隐性能力"变成"显性资产"——可检索、可复用、可传承、可外化。这不是一次性交付的系统，是持续进化的组织能力建设。</w:t>
-      </w:r>
-    </w:p>
-    <w:p>
-      <w:pPr>
-        <w:jc w:val="center"/>
-      </w:pPr>
-      <w:r>
-        <w:rPr>
-          <w:color w:val="BFBFBF"/>
-        </w:rPr>
-        <w:t>────────────────────────────────────────</w:t>
-      </w:r>
-    </w:p>
-    <w:p>
-      <w:pPr>
-        <w:pStyle w:val="Heading2"/>
-      </w:pPr>
-      <w:r>
-        <w:t>八、保障措施</w:t>
+        <w:t>（四）AI习惯准备（为团队适应打基础）</w:t>
       </w:r>
     </w:p>
     <w:tbl>
@@ -4180,7 +4746,7 @@
                 <w:color w:val="FFFFFF"/>
                 <w:sz w:val="18"/>
               </w:rPr>
-              <w:t>维度</w:t>
+              <w:t>准备事项</w:t>
             </w:r>
           </w:p>
         </w:tc>
@@ -4197,7 +4763,7 @@
                 <w:color w:val="FFFFFF"/>
                 <w:sz w:val="18"/>
               </w:rPr>
-              <w:t>承诺</w:t>
+              <w:t>说明</w:t>
             </w:r>
           </w:p>
         </w:tc>
@@ -4212,7 +4778,7 @@
               <w:rPr>
                 <w:sz w:val="18"/>
               </w:rPr>
-              <w:t>数据安全</w:t>
+              <w:t>从简单场景开始</w:t>
             </w:r>
           </w:p>
         </w:tc>
@@ -4225,7 +4791,7 @@
               <w:rPr>
                 <w:sz w:val="18"/>
               </w:rPr>
-              <w:t>私有化部署，客户数据不经公网，AI调用做数据隔离</w:t>
+              <w:t>先用AI生成周报、查政策问答，让团队感受AI能帮上什么，逐步扩展到复杂场景</w:t>
             </w:r>
           </w:p>
         </w:tc>
@@ -4240,7 +4806,7 @@
               <w:rPr>
                 <w:sz w:val="18"/>
               </w:rPr>
-              <w:t>专业边界</w:t>
+              <w:t>建立人机协作习惯</w:t>
             </w:r>
           </w:p>
         </w:tc>
@@ -4253,7 +4819,7 @@
               <w:rPr>
                 <w:sz w:val="18"/>
               </w:rPr>
-              <w:t>AI辅助生成+审核提示，不替代注册税务师签字判断</w:t>
+              <w:t>AI做初稿，人做判断；AI做检查，人做决策</w:t>
             </w:r>
           </w:p>
         </w:tc>
@@ -4268,7 +4834,7 @@
               <w:rPr>
                 <w:sz w:val="18"/>
               </w:rPr>
-              <w:t>上线保障</w:t>
+              <w:t>老板带头用</w:t>
             </w:r>
           </w:p>
         </w:tc>
@@ -4281,7 +4847,131 @@
               <w:rPr>
                 <w:sz w:val="18"/>
               </w:rPr>
-              <w:t>首期含培训+使用手册+2周试运行支持</w:t>
+              <w:t>老板自己先用起来（写PPT已经在用了），带动团队</w:t>
+            </w:r>
+          </w:p>
+        </w:tc>
+      </w:tr>
+    </w:tbl>
+    <w:p/>
+    <w:p>
+      <w:pPr>
+        <w:pStyle w:val="Heading3"/>
+      </w:pPr>
+      <w:r>
+        <w:t>（五）技术环境准备（我方协助）</w:t>
+      </w:r>
+    </w:p>
+    <w:p>
+      <w:pPr>
+        <w:pStyle w:val="ListBullet"/>
+        <w:ind w:left="425"/>
+      </w:pPr>
+      <w:r>
+        <w:rPr>
+          <w:sz w:val="20"/>
+        </w:rPr>
+        <w:t>采购云服务器（建议16核/48GB内存/200GB SSD数据盘起）；</w:t>
+      </w:r>
+    </w:p>
+    <w:p>
+      <w:pPr>
+        <w:pStyle w:val="ListBullet"/>
+        <w:ind w:left="425"/>
+      </w:pPr>
+      <w:r>
+        <w:rPr>
+          <w:sz w:val="20"/>
+        </w:rPr>
+        <w:t>采购企业级NAS设备（如群晖系列），配置RAID冗余；</w:t>
+      </w:r>
+    </w:p>
+    <w:p>
+      <w:pPr>
+        <w:pStyle w:val="ListBullet"/>
+        <w:ind w:left="425"/>
+      </w:pPr>
+      <w:r>
+        <w:rPr>
+          <w:sz w:val="20"/>
+        </w:rPr>
+        <w:t>申请备案公网域名，配置SSL证书，开通企业微信三方应用；</w:t>
+      </w:r>
+    </w:p>
+    <w:p>
+      <w:pPr>
+        <w:pStyle w:val="ListBullet"/>
+        <w:ind w:left="425"/>
+      </w:pPr>
+      <w:r>
+        <w:rPr>
+          <w:sz w:val="20"/>
+        </w:rPr>
+        <w:t>确认明道云License版本及用户数，完成采购。</w:t>
+      </w:r>
+    </w:p>
+    <w:p>
+      <w:pPr>
+        <w:jc w:val="center"/>
+      </w:pPr>
+      <w:r>
+        <w:rPr>
+          <w:color w:val="BFBFBF"/>
+        </w:rPr>
+        <w:t>────────────────────────────────────────</w:t>
+      </w:r>
+    </w:p>
+    <w:p>
+      <w:pPr>
+        <w:pStyle w:val="Heading2"/>
+      </w:pPr>
+      <w:r>
+        <w:t>七、交付里程碑</w:t>
+      </w:r>
+    </w:p>
+    <w:tbl>
+      <w:tblPr>
+        <w:tblStyle w:val="LightGrid-Accent1"/>
+        <w:tblW w:type="auto" w:w="0"/>
+        <w:jc w:val="center"/>
+        <w:tblLook w:firstColumn="1" w:firstRow="1" w:lastColumn="0" w:lastRow="0" w:noHBand="0" w:noVBand="1" w:val="04A0"/>
+      </w:tblPr>
+      <w:tblGrid>
+        <w:gridCol w:w="4703"/>
+        <w:gridCol w:w="4703"/>
+      </w:tblGrid>
+      <w:tr>
+        <w:tc>
+          <w:tcPr>
+            <w:tcW w:type="dxa" w:w="4703"/>
+            <w:shd w:fill="4472C4" w:val="clear"/>
+          </w:tcPr>
+          <w:p>
+            <w:pPr/>
+            <w:r>
+              <w:rPr>
+                <w:b/>
+                <w:color w:val="FFFFFF"/>
+                <w:sz w:val="18"/>
+              </w:rPr>
+              <w:t>阶段</w:t>
+            </w:r>
+          </w:p>
+        </w:tc>
+        <w:tc>
+          <w:tcPr>
+            <w:tcW w:type="dxa" w:w="4703"/>
+            <w:shd w:fill="4472C4" w:val="clear"/>
+          </w:tcPr>
+          <w:p>
+            <w:pPr/>
+            <w:r>
+              <w:rPr>
+                <w:b/>
+                <w:color w:val="FFFFFF"/>
+                <w:sz w:val="18"/>
+              </w:rPr>
+              <w:t>交付物</w:t>
             </w:r>
           </w:p>
         </w:tc>
@@ -4296,7 +4986,7 @@
               <w:rPr>
                 <w:sz w:val="18"/>
               </w:rPr>
-              <w:t>持续优化</w:t>
+              <w:t>需求确认</w:t>
             </w:r>
           </w:p>
         </w:tc>
@@ -4309,7 +4999,7 @@
               <w:rPr>
                 <w:sz w:val="18"/>
               </w:rPr>
-              <w:t>陪跑阶段月度复盘+持续迭代</w:t>
+              <w:t>客户提交资料 → 我方研读梳理 → 确认需求清单 → 签订项目合同</w:t>
             </w:r>
           </w:p>
         </w:tc>
@@ -4324,7 +5014,7 @@
               <w:rPr>
                 <w:sz w:val="18"/>
               </w:rPr>
-              <w:t>透明定价</w:t>
+              <w:t>环境部署</w:t>
             </w:r>
           </w:p>
         </w:tc>
@@ -4337,7 +5027,91 @@
               <w:rPr>
                 <w:sz w:val="18"/>
               </w:rPr>
-              <w:t>首期10万封顶，陪跑按季度签约，可随时调整</w:t>
+              <w:t>云服务器配置 + NAS挂载验证 + 企微接入 → 交付环境确认单</w:t>
+            </w:r>
+          </w:p>
+        </w:tc>
+      </w:tr>
+      <w:tr>
+        <w:tc>
+          <w:tcPr>
+            <w:tcW w:type="dxa" w:w="4703"/>
+          </w:tcPr>
+          <w:p>
+            <w:r>
+              <w:rPr>
+                <w:sz w:val="18"/>
+              </w:rPr>
+              <w:t>系统搭建与UAT</w:t>
+            </w:r>
+          </w:p>
+        </w:tc>
+        <w:tc>
+          <w:tcPr>
+            <w:tcW w:type="dxa" w:w="4703"/>
+          </w:tcPr>
+          <w:p>
+            <w:r>
+              <w:rPr>
+                <w:sz w:val="18"/>
+              </w:rPr>
+              <w:t>按确认的模块范围逐一搭建 → 关键用户试用 → 反馈修正 → 验收通过</w:t>
+            </w:r>
+          </w:p>
+        </w:tc>
+      </w:tr>
+      <w:tr>
+        <w:tc>
+          <w:tcPr>
+            <w:tcW w:type="dxa" w:w="4703"/>
+          </w:tcPr>
+          <w:p>
+            <w:r>
+              <w:rPr>
+                <w:sz w:val="18"/>
+              </w:rPr>
+              <w:t>上线培训</w:t>
+            </w:r>
+          </w:p>
+        </w:tc>
+        <w:tc>
+          <w:tcPr>
+            <w:tcW w:type="dxa" w:w="4703"/>
+          </w:tcPr>
+          <w:p>
+            <w:r>
+              <w:rPr>
+                <w:sz w:val="18"/>
+              </w:rPr>
+              <w:t>管理员深度培训 + 全员操作培训 → 正式启用</w:t>
+            </w:r>
+          </w:p>
+        </w:tc>
+      </w:tr>
+      <w:tr>
+        <w:tc>
+          <w:tcPr>
+            <w:tcW w:type="dxa" w:w="4703"/>
+          </w:tcPr>
+          <w:p>
+            <w:r>
+              <w:rPr>
+                <w:sz w:val="18"/>
+              </w:rPr>
+              <w:t>后续扩展</w:t>
+            </w:r>
+          </w:p>
+        </w:tc>
+        <w:tc>
+          <w:tcPr>
+            <w:tcW w:type="dxa" w:w="4703"/>
+          </w:tcPr>
+          <w:p>
+            <w:r>
+              <w:rPr>
+                <w:sz w:val="18"/>
+              </w:rPr>
+              <w:t>可选模块按需上线 → 持续优化</w:t>
             </w:r>
           </w:p>
         </w:tc>
@@ -4360,80 +5134,433 @@
         <w:pStyle w:val="Heading2"/>
       </w:pPr>
       <w:r>
-        <w:t>九、下一步建议</w:t>
+        <w:t>八、项目价值预期</w:t>
       </w:r>
     </w:p>
     <w:p>
       <w:pPr>
-        <w:pStyle w:val="ListNumber"/>
+        <w:pStyle w:val="Heading3"/>
+      </w:pPr>
+      <w:r>
+        <w:t>（一）效率提升</w:t>
+      </w:r>
+    </w:p>
+    <w:p>
+      <w:pPr>
+        <w:pStyle w:val="ListBullet"/>
+        <w:ind w:left="425"/>
+      </w:pPr>
+      <w:r>
+        <w:rPr>
+          <w:sz w:val="20"/>
+        </w:rPr>
+        <w:t>项目进度查询、资料查找等高频工作耗时减少70%以上；</w:t>
+      </w:r>
+    </w:p>
+    <w:p>
+      <w:pPr>
+        <w:pStyle w:val="ListBullet"/>
+        <w:ind w:left="425"/>
+      </w:pPr>
+      <w:r>
+        <w:rPr>
+          <w:sz w:val="20"/>
+        </w:rPr>
+        <w:t>AI自动生成项目周报，节省80%撰写时间；</w:t>
+      </w:r>
+    </w:p>
+    <w:p>
+      <w:pPr>
+        <w:pStyle w:val="ListBullet"/>
+        <w:ind w:left="425"/>
+      </w:pPr>
+      <w:r>
+        <w:rPr>
+          <w:sz w:val="20"/>
+        </w:rPr>
+        <w:t>AI语义搜索让资料查找从"翻硬盘"变为"秒级检索"；</w:t>
+      </w:r>
+    </w:p>
+    <w:p>
+      <w:pPr>
+        <w:pStyle w:val="ListBullet"/>
+        <w:ind w:left="425"/>
       </w:pPr>
       <w:r>
         <w:rPr>
           <w:b/>
+          <w:sz w:val="20"/>
         </w:rPr>
-        <w:t>确认本方案方向</w:t>
+        <w:t>报告起草从"2天手写"缩短到"半天修改"</w:t>
       </w:r>
       <w:r>
-        <w:t>——六个AI落地方向是否符合你对天遂的判断</w:t>
+        <w:rPr>
+          <w:sz w:val="20"/>
+        </w:rPr>
+        <w:t>，专业人员聚焦判断不聚焦排版。</w:t>
       </w:r>
     </w:p>
     <w:p>
       <w:pPr>
-        <w:pStyle w:val="ListNumber"/>
+        <w:pStyle w:val="Heading3"/>
+      </w:pPr>
+      <w:r>
+        <w:t>（二）合规安全</w:t>
+      </w:r>
+    </w:p>
+    <w:p>
+      <w:pPr>
+        <w:pStyle w:val="ListBullet"/>
+        <w:ind w:left="425"/>
+      </w:pPr>
+      <w:r>
+        <w:rPr>
+          <w:sz w:val="20"/>
+        </w:rPr>
+        <w:t>统一资料存储与权限管理，彻底解决数据泄露风险；</w:t>
+      </w:r>
+    </w:p>
+    <w:p>
+      <w:pPr>
+        <w:pStyle w:val="ListBullet"/>
+        <w:ind w:left="425"/>
+      </w:pPr>
+      <w:r>
+        <w:rPr>
+          <w:sz w:val="20"/>
+        </w:rPr>
+        <w:t>私有化部署+NAS物理隔离，保障大客户数据主权；</w:t>
+      </w:r>
+    </w:p>
+    <w:p>
+      <w:pPr>
+        <w:pStyle w:val="ListBullet"/>
+        <w:ind w:left="425"/>
+      </w:pPr>
+      <w:r>
+        <w:rPr>
+          <w:sz w:val="20"/>
+        </w:rPr>
+        <w:t>报告多级审批留痕，满足涉税专业服务执业监管要求。</w:t>
+      </w:r>
+    </w:p>
+    <w:p>
+      <w:pPr>
+        <w:pStyle w:val="Heading3"/>
+      </w:pPr>
+      <w:r>
+        <w:t>（三）客户服务升级</w:t>
+      </w:r>
+    </w:p>
+    <w:p>
+      <w:pPr>
+        <w:pStyle w:val="ListBullet"/>
+        <w:ind w:left="425"/>
+      </w:pPr>
+      <w:r>
+        <w:rPr>
+          <w:sz w:val="20"/>
+        </w:rPr>
+        <w:t>企微AI客服7×24小时响应客户政策咨询；</w:t>
+      </w:r>
+    </w:p>
+    <w:p>
+      <w:pPr>
+        <w:pStyle w:val="ListBullet"/>
+        <w:ind w:left="425"/>
+      </w:pPr>
+      <w:r>
+        <w:rPr>
+          <w:sz w:val="20"/>
+        </w:rPr>
+        <w:t>自动方案初稿让售前响应速度提升70%。</w:t>
+      </w:r>
+    </w:p>
+    <w:p>
+      <w:pPr>
+        <w:pStyle w:val="Heading3"/>
+      </w:pPr>
+      <w:r>
+        <w:t>（四）专业经验沉淀（补充）</w:t>
+      </w:r>
+    </w:p>
+    <w:p>
+      <w:pPr>
+        <w:pStyle w:val="ListBullet"/>
+        <w:ind w:left="425"/>
       </w:pPr>
       <w:r>
         <w:rPr>
           <w:b/>
+          <w:sz w:val="20"/>
         </w:rPr>
-        <w:t>补充待验证信息</w:t>
+        <w:t>项目经验从"做完即散"变成"持续积累"</w:t>
       </w:r>
       <w:r>
-        <w:t>——诊断报告第七节列了6项待补充信息，可逐步获取</w:t>
+        <w:rPr>
+          <w:sz w:val="20"/>
+        </w:rPr>
+        <w:t>——做完的项目自动归档，下次类似项目直接复用</w:t>
       </w:r>
     </w:p>
     <w:p>
       <w:pPr>
-        <w:pStyle w:val="ListNumber"/>
+        <w:pStyle w:val="ListBullet"/>
+        <w:ind w:left="425"/>
       </w:pPr>
       <w:r>
         <w:rPr>
           <w:b/>
+          <w:sz w:val="20"/>
         </w:rPr>
-        <w:t>签订首期建设协议</w:t>
+        <w:t>知识从"个人脑中"变成"团队共用"</w:t>
       </w:r>
       <w:r>
-        <w:t>——确认后进入实施阶段</w:t>
+        <w:rPr>
+          <w:sz w:val="20"/>
+        </w:rPr>
+        <w:t>——新人不用等师傅有空才能问，系统随时可答</w:t>
       </w:r>
     </w:p>
     <w:p>
       <w:pPr>
-        <w:pStyle w:val="ListNumber"/>
+        <w:pStyle w:val="ListBullet"/>
+        <w:ind w:left="425"/>
       </w:pPr>
       <w:r>
         <w:rPr>
           <w:b/>
+          <w:sz w:val="20"/>
         </w:rPr>
-        <w:t>启动陪跑</w:t>
+        <w:t>新员工上手周期缩短50%</w:t>
       </w:r>
       <w:r>
-        <w:t>——首期上线后签订陪跑协议，持续推进</w:t>
+        <w:rPr>
+          <w:sz w:val="20"/>
+        </w:rPr>
+        <w:t>——AI陪练随时解答，不依赖师傅手把手教</w:t>
       </w:r>
     </w:p>
     <w:p>
       <w:pPr>
-        <w:spacing w:before="80" w:after="80"/>
+        <w:pStyle w:val="Heading3"/>
+      </w:pPr>
+      <w:r>
+        <w:t>（五）获客能力提升（补充）</w:t>
+      </w:r>
+    </w:p>
+    <w:p>
+      <w:pPr>
+        <w:pStyle w:val="ListBullet"/>
         <w:ind w:left="425"/>
-        <w:pBdr>
-          <w:left w:val="single" w:sz="12" w:space="4" w:color="4472C4"/>
-        </w:pBdr>
       </w:pPr>
       <w:r>
         <w:rPr>
-          <w:i/>
-          <w:color w:val="666666"/>
+          <w:b/>
           <w:sz w:val="20"/>
         </w:rPr>
-        <w:t>本方案基于线下诊断沟通+AI辅助结构化分析形成，具体实施细节可在沟通中调整。</w:t>
+        <w:t>专业内容产出</w:t>
+      </w:r>
+      <w:r>
+        <w:rPr>
+          <w:sz w:val="20"/>
+        </w:rPr>
+        <w:t>：AI帮你们起草行业税务分析、政策解读，让专业能力被潜在客户看到</w:t>
+      </w:r>
+    </w:p>
+    <w:p>
+      <w:pPr>
+        <w:pStyle w:val="ListBullet"/>
+        <w:ind w:left="425"/>
+      </w:pPr>
+      <w:r>
+        <w:rPr>
+          <w:b/>
+          <w:sz w:val="20"/>
+        </w:rPr>
+        <w:t>存量客户裂变</w:t>
+      </w:r>
+      <w:r>
+        <w:rPr>
+          <w:sz w:val="20"/>
+        </w:rPr>
+        <w:t>：给现有客户提供"可转发的专业内容"，客户帮你传播</w:t>
+      </w:r>
+    </w:p>
+    <w:p>
+      <w:pPr>
+        <w:pStyle w:val="ListBullet"/>
+        <w:ind w:left="425"/>
+      </w:pPr>
+      <w:r>
+        <w:rPr>
+          <w:b/>
+          <w:sz w:val="20"/>
+        </w:rPr>
+        <w:t>场景化触达</w:t>
+      </w:r>
+      <w:r>
+        <w:rPr>
+          <w:sz w:val="20"/>
+        </w:rPr>
+        <w:t>：在客户需要的时候出现（汇算清缴季前、政策变动时），比主动推销有效</w:t>
+      </w:r>
+    </w:p>
+    <w:p>
+      <w:pPr>
+        <w:pStyle w:val="Heading3"/>
+      </w:pPr>
+      <w:r>
+        <w:t>（六）为未来AI大爆发做好准备（补充）</w:t>
+      </w:r>
+    </w:p>
+    <w:p>
+      <w:pPr>
+        <w:pStyle w:val="ListBullet"/>
+        <w:ind w:left="425"/>
+      </w:pPr>
+      <w:r>
+        <w:rPr>
+          <w:b/>
+          <w:sz w:val="20"/>
+        </w:rPr>
+        <w:t>数据准备</w:t>
+      </w:r>
+      <w:r>
+        <w:rPr>
+          <w:sz w:val="20"/>
+        </w:rPr>
+        <w:t>：底稿数字化、知识库建设、历史档案整理——这些现在做的事，是未来AI能力提升后直接能用的数据基础</w:t>
+      </w:r>
+    </w:p>
+    <w:p>
+      <w:pPr>
+        <w:pStyle w:val="ListBullet"/>
+        <w:ind w:left="425"/>
+      </w:pPr>
+      <w:r>
+        <w:rPr>
+          <w:b/>
+          <w:sz w:val="20"/>
+        </w:rPr>
+        <w:t>AI习惯准备</w:t>
+      </w:r>
+      <w:r>
+        <w:rPr>
+          <w:sz w:val="20"/>
+        </w:rPr>
+        <w:t>：团队从简单场景开始用AI，逐步建立人机协作的工作习惯——等AI能力真的爆发了，团队已经会用、习惯用</w:t>
+      </w:r>
+    </w:p>
+    <w:p>
+      <w:pPr>
+        <w:pStyle w:val="Heading3"/>
+      </w:pPr>
+      <w:r>
+        <w:t>（七）投资回报</w:t>
+      </w:r>
+    </w:p>
+    <w:p>
+      <w:pPr>
+        <w:spacing w:after="120"/>
+      </w:pPr>
+      <w:r>
+        <w:rPr>
+          <w:sz w:val="21"/>
+        </w:rPr>
+        <w:t>通过系统提升业务效率、减少人力成本，从长远来看将为贵所带来显著的投资回报。按当前规模测算，系统上线后每年可节省人工成本约数十万元。</w:t>
+      </w:r>
+    </w:p>
+    <w:p>
+      <w:pPr>
+        <w:jc w:val="center"/>
+      </w:pPr>
+      <w:r>
+        <w:rPr>
+          <w:color w:val="BFBFBF"/>
+        </w:rPr>
+        <w:t>────────────────────────────────────────</w:t>
+      </w:r>
+    </w:p>
+    <w:p>
+      <w:pPr>
+        <w:pStyle w:val="Heading2"/>
+      </w:pPr>
+      <w:r>
+        <w:t>九、总结</w:t>
+      </w:r>
+    </w:p>
+    <w:p>
+      <w:pPr>
+        <w:spacing w:after="120"/>
+      </w:pPr>
+      <w:r>
+        <w:rPr>
+          <w:sz w:val="21"/>
+        </w:rPr>
+        <w:t>本方案以"明道云全覆盖、AI精准赋能、私有化保安全"为核心，既满足税务师事务所对大客户数据保密、执业合规、流程留痕的行业要求，又通过六大AI场景显著提升业务效率与客户体验。</w:t>
+      </w:r>
+    </w:p>
+    <w:p>
+      <w:pPr>
+        <w:spacing w:after="120"/>
+      </w:pPr>
+      <w:r>
+        <w:rPr>
+          <w:b/>
+          <w:sz w:val="21"/>
+        </w:rPr>
+        <w:t>核心理念</w:t>
+      </w:r>
+      <w:r>
+        <w:rPr>
+          <w:sz w:val="21"/>
+        </w:rPr>
+        <w:t>：AI确实能替代部分人工工作，但AI能力目前还有瑕疵，不能一下子跑太快。我们实事求是地做——先解决最痛的问题，让团队用起来、尝到甜头，再逐步扩展。同时，现在做的每一件事（数据整理、知识库建设、AI习惯培养），都是在为未来的AI大爆发做准备。</w:t>
+      </w:r>
+    </w:p>
+    <w:p>
+      <w:pPr>
+        <w:spacing w:after="120"/>
+      </w:pPr>
+      <w:r>
+        <w:rPr>
+          <w:sz w:val="21"/>
+        </w:rPr>
+        <w:t>项目建设快速见效，后续按需扩展，助力贵所构建安全、智能、可持续的数字化执业平台。</w:t>
+      </w:r>
+    </w:p>
+    <w:p>
+      <w:pPr>
+        <w:jc w:val="center"/>
+      </w:pPr>
+      <w:r>
+        <w:rPr>
+          <w:color w:val="BFBFBF"/>
+        </w:rPr>
+        <w:t>────────────────────────────────────────</w:t>
+      </w:r>
+    </w:p>
+    <w:p>
+      <w:pPr>
+        <w:spacing w:after="120"/>
+      </w:pPr>
+      <w:r>
+        <w:rPr>
+          <w:sz w:val="21"/>
+        </w:rPr>
+        <w:t>方案提供方：</w:t>
+      </w:r>
+    </w:p>
+    <w:p>
+      <w:pPr>
+        <w:spacing w:after="120"/>
+      </w:pPr>
+      <w:r>
+        <w:rPr>
+          <w:sz w:val="21"/>
+        </w:rPr>
+        <w:t>日期：2026年7月</w:t>
       </w:r>
     </w:p>
     <w:sectPr>
